--- a/DAY_3/AI_Training_Day_03_documents.docx
+++ b/DAY_3/AI_Training_Day_03_documents.docx
@@ -162,14 +162,13 @@
         <w:t>Create operators.py and experiment with each group. Write at least 2 examples for every group.</w:t>
       </w:r>
     </w:p>
-    <w:p/>
     <w:p>
       <w:r>
         <w:drawing>
-          <wp:inline distT="0" distB="0" distL="0" distR="0">
-            <wp:extent cx="6492240" cy="3651885"/>
-            <wp:effectExtent l="0" t="0" r="3810" b="5715"/>
-            <wp:docPr id="1643783698" name="Picture 1"/>
+          <wp:inline distT="0" distB="0" distL="114300" distR="114300">
+            <wp:extent cx="5463540" cy="2743200"/>
+            <wp:effectExtent l="0" t="0" r="7620" b="0"/>
+            <wp:docPr id="1" name="Picture 1"/>
             <wp:cNvGraphicFramePr>
               <a:graphicFrameLocks xmlns:a="http://schemas.openxmlformats.org/drawingml/2006/main" noChangeAspect="1"/>
             </wp:cNvGraphicFramePr>
@@ -177,7 +176,7 @@
               <a:graphicData uri="http://schemas.openxmlformats.org/drawingml/2006/picture">
                 <pic:pic xmlns:pic="http://schemas.openxmlformats.org/drawingml/2006/picture">
                   <pic:nvPicPr>
-                    <pic:cNvPr id="1643783698" name="Picture 1"/>
+                    <pic:cNvPr id="1" name="Picture 1"/>
                     <pic:cNvPicPr>
                       <a:picLocks noChangeAspect="1"/>
                     </pic:cNvPicPr>
@@ -191,11 +190,15 @@
                   <pic:spPr>
                     <a:xfrm>
                       <a:off x="0" y="0"/>
-                      <a:ext cx="6492240" cy="3651885"/>
+                      <a:ext cx="5463540" cy="2743200"/>
                     </a:xfrm>
                     <a:prstGeom prst="rect">
                       <a:avLst/>
                     </a:prstGeom>
+                    <a:noFill/>
+                    <a:ln>
+                      <a:noFill/>
+                    </a:ln>
                   </pic:spPr>
                 </pic:pic>
               </a:graphicData>
@@ -204,6 +207,7 @@
         </w:drawing>
       </w:r>
     </w:p>
+    <w:p/>
     <w:tbl>
       <w:tblPr>
         <w:tblStyle w:val="37"/>
@@ -239,12 +243,6 @@
             <w:insideH w:val="single" w:color="auto" w:sz="4" w:space="0"/>
             <w:insideV w:val="single" w:color="auto" w:sz="4" w:space="0"/>
           </w:tblBorders>
-          <w:tblCellMar>
-            <w:top w:w="0" w:type="dxa"/>
-            <w:left w:w="108" w:type="dxa"/>
-            <w:bottom w:w="0" w:type="dxa"/>
-            <w:right w:w="108" w:type="dxa"/>
-          </w:tblCellMar>
         </w:tblPrEx>
         <w:tc>
           <w:tcPr>
@@ -283,12 +281,6 @@
             <w:insideH w:val="single" w:color="auto" w:sz="4" w:space="0"/>
             <w:insideV w:val="single" w:color="auto" w:sz="4" w:space="0"/>
           </w:tblBorders>
-          <w:tblCellMar>
-            <w:top w:w="0" w:type="dxa"/>
-            <w:left w:w="108" w:type="dxa"/>
-            <w:bottom w:w="0" w:type="dxa"/>
-            <w:right w:w="108" w:type="dxa"/>
-          </w:tblCellMar>
         </w:tblPrEx>
         <w:tc>
           <w:tcPr>
@@ -563,10 +555,17 @@
       </w:pPr>
       <w:r>
         <w:rPr>
+          <w:b w:val="0"/>
+          <w:bCs w:val="0"/>
+        </w:rPr>
+        <w:t>ANSWER</w:t>
+      </w:r>
+      <w:r>
+        <w:rPr>
           <w:b/>
           <w:bCs/>
         </w:rPr>
-        <w:t xml:space="preserve">ANSWER:    /   </w:t>
+        <w:t xml:space="preserve">:    /   </w:t>
       </w:r>
       <w:r>
         <w:t>It represents</w:t>
@@ -579,7 +578,27 @@
         <w:t xml:space="preserve"> </w:t>
       </w:r>
       <w:r>
-        <w:t xml:space="preserve"> the division and usually gives output is float . EX:10/3-&gt;3.33</w:t>
+        <w:t xml:space="preserve"> the division and </w:t>
+      </w:r>
+      <w:r>
+        <w:rPr>
+          <w:rFonts w:hint="default"/>
+          <w:lang w:val="en-IN"/>
+        </w:rPr>
+        <w:t xml:space="preserve">it </w:t>
+      </w:r>
+      <w:r>
+        <w:t xml:space="preserve">gives output </w:t>
+      </w:r>
+      <w:r>
+        <w:rPr>
+          <w:rFonts w:hint="default"/>
+          <w:lang w:val="en-IN"/>
+        </w:rPr>
+        <w:t>as a</w:t>
+      </w:r>
+      <w:r>
+        <w:t xml:space="preserve"> float . EX:10/3-&gt;3.33</w:t>
       </w:r>
     </w:p>
     <w:p>
@@ -606,10 +625,10 @@
           <w:b/>
           <w:bCs/>
         </w:rPr>
-        <w:t xml:space="preserve">  </w:t>
-      </w:r>
-      <w:r>
-        <w:t>floor division and gives output is always integer or floor value of       division.EX:10//3-&gt;3</w:t>
+        <w:t xml:space="preserve"> </w:t>
+      </w:r>
+      <w:r>
+        <w:t>floor division and gives output is always integer value of       division.EX:10//3-&gt;3</w:t>
       </w:r>
     </w:p>
     <w:p>
@@ -630,10 +649,42 @@
       </w:pPr>
       <w:r>
         <w:rPr>
+          <w:b w:val="0"/>
+          <w:bCs w:val="0"/>
+        </w:rPr>
+        <w:t>ANSWER</w:t>
+      </w:r>
+      <w:r>
+        <w:rPr>
+          <w:rFonts w:hint="default"/>
           <w:b/>
           <w:bCs/>
-        </w:rPr>
-        <w:t xml:space="preserve">ANSWER:% </w:t>
+          <w:lang w:val="en-IN"/>
+        </w:rPr>
+        <w:t xml:space="preserve"> </w:t>
+      </w:r>
+      <w:r>
+        <w:rPr>
+          <w:b/>
+          <w:bCs/>
+        </w:rPr>
+        <w:t>:</w:t>
+      </w:r>
+      <w:r>
+        <w:rPr>
+          <w:rFonts w:hint="default"/>
+          <w:b/>
+          <w:bCs/>
+          <w:lang w:val="en-IN"/>
+        </w:rPr>
+        <w:t xml:space="preserve"> </w:t>
+      </w:r>
+      <w:r>
+        <w:rPr>
+          <w:b/>
+          <w:bCs/>
+        </w:rPr>
+        <w:t xml:space="preserve">% </w:t>
       </w:r>
       <w:r>
         <w:t xml:space="preserve"> is used to find the remainder  after division .It can be used to check whether a number is even or odd</w:t>
@@ -669,13 +720,20 @@
       </w:pPr>
       <w:r>
         <w:rPr>
+          <w:b w:val="0"/>
+          <w:bCs w:val="0"/>
+        </w:rPr>
+        <w:t>ANSWER</w:t>
+      </w:r>
+      <w:r>
+        <w:rPr>
           <w:b/>
           <w:bCs/>
         </w:rPr>
-        <w:t xml:space="preserve">ANSWER: </w:t>
-      </w:r>
-      <w:r>
-        <w:t>It is a exponentiation  operators and it calculate the power of   a number.</w:t>
+        <w:t xml:space="preserve">: </w:t>
+      </w:r>
+      <w:r>
+        <w:t xml:space="preserve"> calculate the power of  a number.</w:t>
       </w:r>
     </w:p>
     <w:p>
@@ -687,7 +745,17 @@
         </w:numPr>
       </w:pPr>
       <w:r>
-        <w:t>Ex:5**2-&gt;25</w:t>
+        <w:t>Ex:5**2</w:t>
+      </w:r>
+      <w:r>
+        <w:rPr>
+          <w:rFonts w:hint="default"/>
+          <w:lang w:val="en-IN"/>
+        </w:rPr>
+        <w:t>=</w:t>
+      </w:r>
+      <w:r>
+        <w:t>25</w:t>
       </w:r>
     </w:p>
     <w:p>
@@ -708,13 +776,30 @@
       </w:pPr>
       <w:r>
         <w:rPr>
+          <w:b w:val="0"/>
+          <w:bCs w:val="0"/>
+        </w:rPr>
+        <w:t>ANSWER:</w:t>
+      </w:r>
+      <w:r>
+        <w:rPr>
           <w:b/>
           <w:bCs/>
         </w:rPr>
-        <w:t>ANSWER:  =</w:t>
-      </w:r>
-      <w:r>
-        <w:t xml:space="preserve"> It is an assignment operator ,used to assign values to variables  .Ex: a=5</w:t>
+        <w:t xml:space="preserve">  =</w:t>
+      </w:r>
+      <w:r>
+        <w:t xml:space="preserve"> It </w:t>
+      </w:r>
+      <w:r>
+        <w:rPr>
+          <w:rFonts w:hint="default"/>
+          <w:lang w:val="en-IN"/>
+        </w:rPr>
+        <w:t xml:space="preserve">is </w:t>
+      </w:r>
+      <w:r>
+        <w:t>used to assign values to variables  .Ex: a=5</w:t>
       </w:r>
     </w:p>
     <w:p>
@@ -767,8 +852,8 @@
       </w:pPr>
       <w:r>
         <w:rPr>
-          <w:b/>
-          <w:bCs/>
+          <w:b w:val="0"/>
+          <w:bCs w:val="0"/>
         </w:rPr>
         <w:t>ANSWER</w:t>
       </w:r>
@@ -823,16 +908,37 @@
           <w:ilvl w:val="0"/>
           <w:numId w:val="0"/>
         </w:numPr>
-      </w:pPr>
+        <w:rPr>
+          <w:rFonts w:hint="default"/>
+          <w:lang w:val="en-IN"/>
+        </w:rPr>
+      </w:pPr>
+      <w:r>
+        <w:rPr>
+          <w:b w:val="0"/>
+          <w:bCs w:val="0"/>
+        </w:rPr>
+        <w:t>ANSWER</w:t>
+      </w:r>
       <w:r>
         <w:rPr>
           <w:b/>
           <w:bCs/>
         </w:rPr>
-        <w:t xml:space="preserve">ANSWER </w:t>
-      </w:r>
-      <w:r>
-        <w:t>:10&gt;5 -&gt;True</w:t>
+        <w:t xml:space="preserve"> </w:t>
+      </w:r>
+      <w:r>
+        <w:t xml:space="preserve">:10&gt;5 </w:t>
+      </w:r>
+      <w:r>
+        <w:rPr>
+          <w:rFonts w:hint="default"/>
+          <w:lang w:val="en-IN"/>
+        </w:rPr>
+        <w:t xml:space="preserve"> output </w:t>
+      </w:r>
+      <w:r>
+        <w:t>True</w:t>
       </w:r>
       <w:r>
         <w:rPr>
@@ -842,35 +948,24 @@
         <w:t xml:space="preserve">  </w:t>
       </w:r>
       <w:r>
-        <w:t xml:space="preserve">and  3&lt;2-&gt;False .then therefore the result is </w:t>
-      </w:r>
-      <w:r>
-        <w:rPr>
-          <w:b/>
-          <w:bCs/>
-        </w:rPr>
-        <w:t>False</w:t>
-      </w:r>
-      <w:r>
-        <w:t xml:space="preserve">. Because </w:t>
-      </w:r>
-      <w:r>
-        <w:rPr>
-          <w:b/>
-          <w:bCs/>
-        </w:rPr>
-        <w:t xml:space="preserve">and </w:t>
-      </w:r>
-      <w:r>
-        <w:t xml:space="preserve"> require both conditions are true.</w:t>
-      </w:r>
-    </w:p>
-    <w:p>
-      <w:pPr>
-        <w:pStyle w:val="31"/>
-      </w:pPr>
-      <w:r>
-        <w:t>What is the result of 10 &gt; 5 or 3 &lt; 2? Explain.</w:t>
+        <w:t>and  3&lt;2</w:t>
+      </w:r>
+      <w:r>
+        <w:rPr>
+          <w:rFonts w:hint="default"/>
+          <w:lang w:val="en-IN"/>
+        </w:rPr>
+        <w:t xml:space="preserve"> output </w:t>
+      </w:r>
+      <w:r>
+        <w:t>False .</w:t>
+      </w:r>
+      <w:r>
+        <w:rPr>
+          <w:rFonts w:hint="default"/>
+          <w:lang w:val="en-IN"/>
+        </w:rPr>
+        <w:t>10 is greater then the 5 so true and 2 is less then 3 so flase.</w:t>
       </w:r>
     </w:p>
     <w:p>
@@ -881,46 +976,6 @@
           <w:numId w:val="0"/>
         </w:numPr>
       </w:pPr>
-      <w:r>
-        <w:rPr>
-          <w:b/>
-          <w:bCs/>
-        </w:rPr>
-        <w:t xml:space="preserve">ANSWER </w:t>
-      </w:r>
-      <w:r>
-        <w:t>: 10&gt;5 -&gt;True</w:t>
-      </w:r>
-      <w:r>
-        <w:rPr>
-          <w:b/>
-          <w:bCs/>
-        </w:rPr>
-        <w:t xml:space="preserve">  </w:t>
-      </w:r>
-      <w:r>
-        <w:t xml:space="preserve">or 3&lt;2-&gt;False .then therefore the result is </w:t>
-      </w:r>
-      <w:r>
-        <w:rPr>
-          <w:b/>
-          <w:bCs/>
-        </w:rPr>
-        <w:t>True</w:t>
-      </w:r>
-      <w:r>
-        <w:t xml:space="preserve">. Because </w:t>
-      </w:r>
-      <w:r>
-        <w:rPr>
-          <w:b/>
-          <w:bCs/>
-        </w:rPr>
-        <w:t xml:space="preserve">or  </w:t>
-      </w:r>
-      <w:r>
-        <w:t>require   either if one condition is true then final output is true.</w:t>
-      </w:r>
     </w:p>
     <w:p>
       <w:pPr>
@@ -931,7 +986,14 @@
         </w:numPr>
       </w:pPr>
       <w:r>
-        <w:t>8.What does not True produce?</w:t>
+        <w:rPr>
+          <w:rFonts w:hint="default"/>
+          <w:lang w:val="en-IN"/>
+        </w:rPr>
+        <w:t>7.</w:t>
+      </w:r>
+      <w:r>
+        <w:t>What does not True produce?</w:t>
       </w:r>
     </w:p>
     <w:p>
@@ -944,8 +1006,8 @@
       </w:pPr>
       <w:r>
         <w:rPr>
-          <w:b/>
-          <w:bCs/>
+          <w:b w:val="0"/>
+          <w:bCs w:val="0"/>
         </w:rPr>
         <w:t xml:space="preserve">ANSWER </w:t>
       </w:r>
@@ -963,7 +1025,14 @@
         <w:ind w:left="360" w:hanging="360"/>
       </w:pPr>
       <w:r>
-        <w:t>9.What does 'Python' in 'I am learning Python' return?</w:t>
+        <w:rPr>
+          <w:rFonts w:hint="default"/>
+          <w:lang w:val="en-IN"/>
+        </w:rPr>
+        <w:t>8.</w:t>
+      </w:r>
+      <w:r>
+        <w:t>.What does 'Python' in 'I am learning Python' return?</w:t>
       </w:r>
     </w:p>
     <w:p>
@@ -976,13 +1045,33 @@
       </w:pPr>
       <w:r>
         <w:rPr>
-          <w:b/>
-          <w:bCs/>
-        </w:rPr>
-        <w:t xml:space="preserve">ANSWER </w:t>
-      </w:r>
-      <w:r>
-        <w:t>: 'Python' in 'I am learning Python' returns True .Because the string python exist in ‘I am learning python’.</w:t>
+          <w:b w:val="0"/>
+          <w:bCs w:val="0"/>
+        </w:rPr>
+        <w:t>ANSWER :</w:t>
+      </w:r>
+      <w:r>
+        <w:t xml:space="preserve">  returns True .Because the  </w:t>
+      </w:r>
+      <w:r>
+        <w:rPr>
+          <w:rFonts w:hint="default"/>
+          <w:lang w:val="en-IN"/>
+        </w:rPr>
+        <w:t>‘</w:t>
+      </w:r>
+      <w:r>
+        <w:t>python</w:t>
+      </w:r>
+      <w:r>
+        <w:rPr>
+          <w:rFonts w:hint="default"/>
+          <w:lang w:val="en-IN"/>
+        </w:rPr>
+        <w:t xml:space="preserve">’ </w:t>
+      </w:r>
+      <w:r>
+        <w:t>exist in ‘I am learning python’.</w:t>
       </w:r>
     </w:p>
     <w:p>
@@ -995,7 +1084,14 @@
         <w:ind w:left="360" w:hanging="360"/>
       </w:pPr>
       <w:r>
-        <w:t>10.When would not in be useful?</w:t>
+        <w:rPr>
+          <w:rFonts w:hint="default"/>
+          <w:lang w:val="en-IN"/>
+        </w:rPr>
+        <w:t>9</w:t>
+      </w:r>
+      <w:r>
+        <w:t>.When would not in be useful?</w:t>
       </w:r>
     </w:p>
     <w:p>
@@ -1006,16 +1102,27 @@
           <w:numId w:val="0"/>
         </w:numPr>
         <w:ind w:left="360" w:hanging="360"/>
-      </w:pPr>
-      <w:r>
-        <w:rPr>
-          <w:b/>
-          <w:bCs/>
+        <w:rPr>
+          <w:rFonts w:hint="default"/>
+          <w:lang w:val="en-IN"/>
+        </w:rPr>
+      </w:pPr>
+      <w:r>
+        <w:rPr>
+          <w:b w:val="0"/>
+          <w:bCs w:val="0"/>
         </w:rPr>
         <w:t xml:space="preserve">ANSWER </w:t>
       </w:r>
       <w:r>
-        <w:t>:not in will be useful when we check  whether a value is exist in a string or collection.</w:t>
+        <w:t xml:space="preserve">:not in will be useful when we check  whether a value is exist in a string </w:t>
+      </w:r>
+      <w:r>
+        <w:rPr>
+          <w:rFonts w:hint="default"/>
+          <w:lang w:val="en-IN"/>
+        </w:rPr>
+        <w:t>.</w:t>
       </w:r>
     </w:p>
     <w:p>
@@ -1026,16 +1133,17 @@
           <w:numId w:val="0"/>
         </w:numPr>
         <w:ind w:left="360" w:hanging="360"/>
-      </w:pPr>
-      <w:r>
-        <w:rPr>
-          <w:b/>
-          <w:bCs/>
-        </w:rPr>
-        <w:t>EX</w:t>
-      </w:r>
-      <w:r>
-        <w:t>: l=[“apple” ,”banana”]</w:t>
+        <w:rPr>
+          <w:rFonts w:hint="default"/>
+          <w:lang w:val="en-IN"/>
+        </w:rPr>
+      </w:pPr>
+      <w:r>
+        <w:rPr>
+          <w:rFonts w:hint="default"/>
+          <w:lang w:val="en-IN"/>
+        </w:rPr>
+        <w:t>Example:- sen=”my name is pavithra”</w:t>
       </w:r>
     </w:p>
     <w:p>
@@ -1046,9 +1154,30 @@
           <w:numId w:val="0"/>
         </w:numPr>
         <w:ind w:left="360" w:hanging="360"/>
-      </w:pPr>
-      <w:r>
-        <w:t xml:space="preserve">  “Papaya” not in l-&gt;True</w:t>
+        <w:rPr>
+          <w:rFonts w:hint="default"/>
+          <w:lang w:val="en-IN"/>
+        </w:rPr>
+      </w:pPr>
+      <w:r>
+        <w:rPr>
+          <w:rFonts w:hint="default"/>
+          <w:lang w:val="en-IN"/>
+        </w:rPr>
+        <w:t xml:space="preserve">                 “Is” not in sen</w:t>
+      </w:r>
+    </w:p>
+    <w:p>
+      <w:pPr>
+        <w:pStyle w:val="2"/>
+      </w:pPr>
+      <w:r>
+        <w:t>5. Part C – String Basics Lab</w:t>
+      </w:r>
+    </w:p>
+    <w:p>
+      <w:r>
+        <w:t>Use your own name or another sentence and run these experiments.</w:t>
       </w:r>
     </w:p>
     <w:p>
@@ -1060,19 +1189,366 @@
         </w:numPr>
         <w:ind w:left="360" w:hanging="360"/>
       </w:pPr>
-    </w:p>
-    <w:p>
-      <w:pPr>
-        <w:pStyle w:val="2"/>
-      </w:pPr>
-      <w:r>
-        <w:t>5. Part C – String Basics Lab</w:t>
-      </w:r>
-    </w:p>
-    <w:p>
-      <w:r>
-        <w:t>Use your own name or another sentence and run these experiments.</w:t>
-      </w:r>
+      <w:r>
+        <w:t>1.Create a string and print it</w:t>
+      </w:r>
+    </w:p>
+    <w:p>
+      <w:pPr>
+        <w:pStyle w:val="31"/>
+        <w:numPr>
+          <w:ilvl w:val="0"/>
+          <w:numId w:val="0"/>
+        </w:numPr>
+        <w:rPr>
+          <w:lang w:val="en-IN"/>
+        </w:rPr>
+      </w:pPr>
+      <w:r>
+        <w:t xml:space="preserve">  </w:t>
+      </w:r>
+      <w:r>
+        <w:rPr>
+          <w:b w:val="0"/>
+          <w:bCs w:val="0"/>
+        </w:rPr>
+        <w:t>ANSWER</w:t>
+      </w:r>
+      <w:r>
+        <w:rPr>
+          <w:b/>
+          <w:bCs/>
+        </w:rPr>
+        <w:t xml:space="preserve"> </w:t>
+      </w:r>
+      <w:r>
+        <w:t>:</w:t>
+      </w:r>
+      <w:r>
+        <w:rPr>
+          <w:rFonts w:ascii="Consolas" w:hAnsi="Consolas" w:eastAsia="Times New Roman" w:cs="Times New Roman"/>
+          <w:color w:val="CCCCCC"/>
+          <w:szCs w:val="21"/>
+          <w:lang w:val="en-IN" w:eastAsia="en-IN"/>
+        </w:rPr>
+        <w:t xml:space="preserve"> </w:t>
+      </w:r>
+      <w:r>
+        <w:rPr>
+          <w:lang w:val="en-IN"/>
+        </w:rPr>
+        <w:t>name="</w:t>
+      </w:r>
+      <w:r>
+        <w:rPr>
+          <w:rFonts w:hint="default"/>
+          <w:lang w:val="en-IN"/>
+        </w:rPr>
+        <w:t>pavithra</w:t>
+      </w:r>
+      <w:r>
+        <w:rPr>
+          <w:lang w:val="en-IN"/>
+        </w:rPr>
+        <w:t>"</w:t>
+      </w:r>
+    </w:p>
+    <w:p>
+      <w:pPr>
+        <w:pStyle w:val="31"/>
+        <w:numPr>
+          <w:ilvl w:val="0"/>
+          <w:numId w:val="0"/>
+        </w:numPr>
+        <w:rPr>
+          <w:lang w:val="en-IN"/>
+        </w:rPr>
+      </w:pPr>
+      <w:r>
+        <w:rPr>
+          <w:lang w:val="en-IN"/>
+        </w:rPr>
+        <w:t xml:space="preserve">                            print(name)</w:t>
+      </w:r>
+    </w:p>
+    <w:p>
+      <w:pPr>
+        <w:pStyle w:val="31"/>
+        <w:numPr>
+          <w:ilvl w:val="0"/>
+          <w:numId w:val="0"/>
+        </w:numPr>
+        <w:rPr>
+          <w:rFonts w:hint="default"/>
+          <w:lang w:val="en-IN"/>
+        </w:rPr>
+      </w:pPr>
+      <w:r>
+        <w:rPr>
+          <w:lang w:val="en-IN"/>
+        </w:rPr>
+        <w:t xml:space="preserve">                  output: </w:t>
+      </w:r>
+      <w:r>
+        <w:rPr>
+          <w:rFonts w:hint="default"/>
+          <w:lang w:val="en-IN"/>
+        </w:rPr>
+        <w:t>pavithra</w:t>
+      </w:r>
+    </w:p>
+    <w:p>
+      <w:pPr>
+        <w:pStyle w:val="31"/>
+        <w:numPr>
+          <w:ilvl w:val="0"/>
+          <w:numId w:val="0"/>
+        </w:numPr>
+      </w:pPr>
+      <w:r>
+        <w:t>2.Print its length using len().</w:t>
+      </w:r>
+    </w:p>
+    <w:p>
+      <w:pPr>
+        <w:pStyle w:val="31"/>
+        <w:numPr>
+          <w:ilvl w:val="0"/>
+          <w:numId w:val="0"/>
+        </w:numPr>
+        <w:rPr>
+          <w:lang w:val="en-IN"/>
+        </w:rPr>
+      </w:pPr>
+      <w:r>
+        <w:t xml:space="preserve"> </w:t>
+      </w:r>
+      <w:r>
+        <w:rPr>
+          <w:b w:val="0"/>
+          <w:bCs w:val="0"/>
+        </w:rPr>
+        <w:t>ANSWER</w:t>
+      </w:r>
+      <w:r>
+        <w:rPr>
+          <w:b/>
+          <w:bCs/>
+        </w:rPr>
+        <w:t xml:space="preserve"> </w:t>
+      </w:r>
+      <w:r>
+        <w:t>:</w:t>
+      </w:r>
+      <w:r>
+        <w:rPr>
+          <w:lang w:val="en-IN"/>
+        </w:rPr>
+        <w:t xml:space="preserve"> name="</w:t>
+      </w:r>
+      <w:r>
+        <w:rPr>
+          <w:rFonts w:hint="default"/>
+          <w:lang w:val="en-IN"/>
+        </w:rPr>
+        <w:t>pavithra</w:t>
+      </w:r>
+      <w:r>
+        <w:rPr>
+          <w:lang w:val="en-IN"/>
+        </w:rPr>
+        <w:t>"</w:t>
+      </w:r>
+    </w:p>
+    <w:p>
+      <w:pPr>
+        <w:pStyle w:val="31"/>
+        <w:numPr>
+          <w:ilvl w:val="0"/>
+          <w:numId w:val="0"/>
+        </w:numPr>
+        <w:rPr>
+          <w:rFonts w:hint="default"/>
+          <w:lang w:val="en-IN"/>
+        </w:rPr>
+      </w:pPr>
+      <w:r>
+        <w:t xml:space="preserve">                         </w:t>
+      </w:r>
+      <w:r>
+        <w:rPr>
+          <w:lang w:val="en-IN"/>
+        </w:rPr>
+        <w:t>length=len(name</w:t>
+      </w:r>
+      <w:r>
+        <w:rPr>
+          <w:rFonts w:hint="default"/>
+          <w:lang w:val="en-IN"/>
+        </w:rPr>
+        <w:t>)</w:t>
+      </w:r>
+    </w:p>
+    <w:p>
+      <w:pPr>
+        <w:pStyle w:val="31"/>
+        <w:numPr>
+          <w:ilvl w:val="0"/>
+          <w:numId w:val="0"/>
+        </w:numPr>
+        <w:ind w:left="360"/>
+        <w:rPr>
+          <w:lang w:val="en-IN"/>
+        </w:rPr>
+      </w:pPr>
+      <w:r>
+        <w:rPr>
+          <w:lang w:val="en-IN"/>
+        </w:rPr>
+        <w:t xml:space="preserve">                 print(length)</w:t>
+      </w:r>
+    </w:p>
+    <w:p>
+      <w:pPr>
+        <w:pStyle w:val="31"/>
+        <w:numPr>
+          <w:ilvl w:val="0"/>
+          <w:numId w:val="0"/>
+        </w:numPr>
+        <w:ind w:left="360"/>
+        <w:rPr>
+          <w:rFonts w:hint="default"/>
+          <w:lang w:val="en-IN"/>
+        </w:rPr>
+      </w:pPr>
+      <w:r>
+        <w:rPr>
+          <w:lang w:val="en-IN"/>
+        </w:rPr>
+        <w:t xml:space="preserve">          output:</w:t>
+      </w:r>
+      <w:r>
+        <w:rPr>
+          <w:rFonts w:hint="default"/>
+          <w:lang w:val="en-IN"/>
+        </w:rPr>
+        <w:t>8</w:t>
+      </w:r>
+    </w:p>
+    <w:p>
+      <w:pPr>
+        <w:pStyle w:val="31"/>
+        <w:numPr>
+          <w:ilvl w:val="0"/>
+          <w:numId w:val="0"/>
+        </w:numPr>
+      </w:pPr>
+      <w:r>
+        <w:t>3.Print the first character using [0].</w:t>
+      </w:r>
+    </w:p>
+    <w:p>
+      <w:pPr>
+        <w:pStyle w:val="31"/>
+        <w:numPr>
+          <w:ilvl w:val="0"/>
+          <w:numId w:val="0"/>
+        </w:numPr>
+        <w:rPr>
+          <w:lang w:val="en-IN"/>
+        </w:rPr>
+      </w:pPr>
+      <w:r>
+        <w:rPr>
+          <w:b w:val="0"/>
+          <w:bCs w:val="0"/>
+        </w:rPr>
+        <w:t>ANSWER</w:t>
+      </w:r>
+      <w:r>
+        <w:rPr>
+          <w:b/>
+          <w:bCs/>
+        </w:rPr>
+        <w:t xml:space="preserve"> </w:t>
+      </w:r>
+      <w:r>
+        <w:t>:</w:t>
+      </w:r>
+      <w:r>
+        <w:rPr>
+          <w:lang w:val="en-IN"/>
+        </w:rPr>
+        <w:t xml:space="preserve"> name="</w:t>
+      </w:r>
+      <w:r>
+        <w:rPr>
+          <w:rFonts w:hint="default"/>
+          <w:lang w:val="en-IN"/>
+        </w:rPr>
+        <w:t>Pavithra</w:t>
+      </w:r>
+      <w:r>
+        <w:rPr>
+          <w:lang w:val="en-IN"/>
+        </w:rPr>
+        <w:t>"</w:t>
+      </w:r>
+    </w:p>
+    <w:p>
+      <w:pPr>
+        <w:pStyle w:val="31"/>
+        <w:numPr>
+          <w:ilvl w:val="0"/>
+          <w:numId w:val="0"/>
+        </w:numPr>
+        <w:ind w:left="360"/>
+        <w:rPr>
+          <w:lang w:val="en-IN"/>
+        </w:rPr>
+      </w:pPr>
+      <w:r>
+        <w:rPr>
+          <w:lang w:val="en-IN"/>
+        </w:rPr>
+        <w:t xml:space="preserve">            print(name[0])</w:t>
+      </w:r>
+    </w:p>
+    <w:p>
+      <w:pPr>
+        <w:pStyle w:val="31"/>
+        <w:numPr>
+          <w:ilvl w:val="0"/>
+          <w:numId w:val="0"/>
+        </w:numPr>
+        <w:ind w:left="360"/>
+        <w:rPr>
+          <w:rFonts w:hint="default"/>
+          <w:lang w:val="en-IN"/>
+        </w:rPr>
+      </w:pPr>
+      <w:r>
+        <w:rPr>
+          <w:lang w:val="en-IN"/>
+        </w:rPr>
+        <w:t xml:space="preserve">       output: </w:t>
+      </w:r>
+      <w:r>
+        <w:rPr>
+          <w:rFonts w:hint="default"/>
+          <w:lang w:val="en-IN"/>
+        </w:rPr>
+        <w:t>P</w:t>
+      </w:r>
+    </w:p>
+    <w:p>
+      <w:pPr>
+        <w:pStyle w:val="31"/>
+        <w:numPr>
+          <w:ilvl w:val="0"/>
+          <w:numId w:val="0"/>
+        </w:numPr>
+      </w:pPr>
     </w:p>
     <w:p>
       <w:pPr>
@@ -1084,7 +1560,7 @@
         <w:ind w:left="360" w:hanging="360"/>
       </w:pPr>
       <w:r>
-        <w:t>1.Create a string and print it</w:t>
+        <w:t>4.Print the last character using [-1].</w:t>
       </w:r>
     </w:p>
     <w:p>
@@ -1094,37 +1570,46 @@
           <w:ilvl w:val="0"/>
           <w:numId w:val="0"/>
         </w:numPr>
-        <w:rPr>
-          <w:lang w:val="en-IN"/>
-        </w:rPr>
-      </w:pPr>
-      <w:r>
-        <w:t xml:space="preserve">  </w:t>
+        <w:ind w:left="360" w:hanging="360"/>
+        <w:rPr>
+          <w:lang w:val="en-IN"/>
+        </w:rPr>
+      </w:pPr>
+      <w:r>
+        <w:rPr>
+          <w:b w:val="0"/>
+          <w:bCs w:val="0"/>
+        </w:rPr>
+        <w:t>ANSWER</w:t>
       </w:r>
       <w:r>
         <w:rPr>
           <w:b/>
           <w:bCs/>
         </w:rPr>
-        <w:t xml:space="preserve">ANSWER </w:t>
+        <w:t xml:space="preserve"> </w:t>
       </w:r>
       <w:r>
         <w:t>:</w:t>
       </w:r>
       <w:r>
         <w:rPr>
-          <w:rFonts w:ascii="Consolas" w:hAnsi="Consolas" w:eastAsia="Times New Roman" w:cs="Times New Roman"/>
-          <w:color w:val="CCCCCC"/>
-          <w:szCs w:val="21"/>
-          <w:lang w:val="en-IN" w:eastAsia="en-IN"/>
-        </w:rPr>
-        <w:t xml:space="preserve"> </w:t>
-      </w:r>
-      <w:r>
-        <w:rPr>
-          <w:lang w:val="en-IN"/>
-        </w:rPr>
-        <w:t>name="Harshitha"</w:t>
+          <w:lang w:val="en-IN"/>
+        </w:rPr>
+        <w:t xml:space="preserve"> name="</w:t>
+      </w:r>
+      <w:r>
+        <w:rPr>
+          <w:rFonts w:hint="default"/>
+          <w:lang w:val="en-IN"/>
+        </w:rPr>
+        <w:t>Pavithra</w:t>
+      </w:r>
+      <w:r>
+        <w:rPr>
+          <w:lang w:val="en-IN"/>
+        </w:rPr>
+        <w:t>”</w:t>
       </w:r>
     </w:p>
     <w:p>
@@ -1134,15 +1619,23 @@
           <w:ilvl w:val="0"/>
           <w:numId w:val="0"/>
         </w:numPr>
-        <w:rPr>
-          <w:lang w:val="en-IN"/>
-        </w:rPr>
-      </w:pPr>
-      <w:r>
-        <w:rPr>
-          <w:lang w:val="en-IN"/>
-        </w:rPr>
-        <w:t xml:space="preserve">                            print(name)</w:t>
+        <w:ind w:left="360" w:hanging="360"/>
+        <w:rPr>
+          <w:lang w:val="en-IN"/>
+        </w:rPr>
+      </w:pPr>
+      <w:r>
+        <w:rPr>
+          <w:b/>
+          <w:bCs/>
+        </w:rPr>
+        <w:t xml:space="preserve">                        </w:t>
+      </w:r>
+      <w:r>
+        <w:rPr>
+          <w:lang w:val="en-IN"/>
+        </w:rPr>
+        <w:t>print(name[-1])</w:t>
       </w:r>
     </w:p>
     <w:p>
@@ -1152,15 +1645,10 @@
           <w:ilvl w:val="0"/>
           <w:numId w:val="0"/>
         </w:numPr>
-        <w:rPr>
-          <w:lang w:val="en-IN"/>
-        </w:rPr>
-      </w:pPr>
-      <w:r>
-        <w:rPr>
-          <w:lang w:val="en-IN"/>
-        </w:rPr>
-        <w:t xml:space="preserve">                  output: Harshitha</w:t>
+        <w:ind w:left="360" w:hanging="360"/>
+      </w:pPr>
+      <w:r>
+        <w:t xml:space="preserve">                        output:a</w:t>
       </w:r>
     </w:p>
     <w:p>
@@ -1170,9 +1658,10 @@
           <w:ilvl w:val="0"/>
           <w:numId w:val="0"/>
         </w:numPr>
-      </w:pPr>
-      <w:r>
-        <w:t>2.Print its length using len().</w:t>
+        <w:ind w:left="360" w:hanging="360"/>
+      </w:pPr>
+      <w:r>
+        <w:t>5.Print the first 3 characters using slicing.</w:t>
       </w:r>
     </w:p>
     <w:p>
@@ -1182,17 +1671,15 @@
           <w:ilvl w:val="0"/>
           <w:numId w:val="0"/>
         </w:numPr>
-        <w:rPr>
-          <w:lang w:val="en-IN"/>
-        </w:rPr>
-      </w:pPr>
-      <w:r>
-        <w:t xml:space="preserve"> </w:t>
-      </w:r>
-      <w:r>
-        <w:rPr>
-          <w:b/>
-          <w:bCs/>
+        <w:ind w:left="360" w:hanging="360"/>
+        <w:rPr>
+          <w:lang w:val="en-IN"/>
+        </w:rPr>
+      </w:pPr>
+      <w:r>
+        <w:rPr>
+          <w:b w:val="0"/>
+          <w:bCs w:val="0"/>
         </w:rPr>
         <w:t xml:space="preserve">ANSWER </w:t>
       </w:r>
@@ -1203,28 +1690,20 @@
         <w:rPr>
           <w:lang w:val="en-IN"/>
         </w:rPr>
-        <w:t xml:space="preserve"> name="Harshitha"</w:t>
-      </w:r>
-    </w:p>
-    <w:p>
-      <w:pPr>
-        <w:pStyle w:val="31"/>
-        <w:numPr>
-          <w:ilvl w:val="0"/>
-          <w:numId w:val="0"/>
-        </w:numPr>
-        <w:rPr>
-          <w:lang w:val="en-IN"/>
-        </w:rPr>
-      </w:pPr>
-      <w:r>
-        <w:t xml:space="preserve">                         </w:t>
-      </w:r>
-      <w:r>
-        <w:rPr>
-          <w:lang w:val="en-IN"/>
-        </w:rPr>
-        <w:t>length=len(name</w:t>
+        <w:t xml:space="preserve"> name="</w:t>
+      </w:r>
+      <w:r>
+        <w:rPr>
+          <w:rFonts w:hint="default"/>
+          <w:lang w:val="en-IN"/>
+        </w:rPr>
+        <w:t>Pavithra</w:t>
+      </w:r>
+      <w:r>
+        <w:rPr>
+          <w:lang w:val="en-IN"/>
+        </w:rPr>
+        <w:t>"</w:t>
       </w:r>
     </w:p>
     <w:p>
@@ -1240,10 +1719,13 @@
         </w:rPr>
       </w:pPr>
       <w:r>
-        <w:rPr>
-          <w:lang w:val="en-IN"/>
-        </w:rPr>
-        <w:t xml:space="preserve">                 print(length)</w:t>
+        <w:t xml:space="preserve">               </w:t>
+      </w:r>
+      <w:r>
+        <w:rPr>
+          <w:lang w:val="en-IN"/>
+        </w:rPr>
+        <w:t>print(name[0:3])</w:t>
       </w:r>
     </w:p>
     <w:p>
@@ -1255,14 +1737,22 @@
         </w:numPr>
         <w:ind w:left="360"/>
         <w:rPr>
-          <w:lang w:val="en-IN"/>
-        </w:rPr>
-      </w:pPr>
-      <w:r>
-        <w:rPr>
-          <w:lang w:val="en-IN"/>
-        </w:rPr>
-        <w:t xml:space="preserve">          output:9</w:t>
+          <w:rFonts w:hint="default"/>
+          <w:lang w:val="en-IN"/>
+        </w:rPr>
+      </w:pPr>
+      <w:r>
+        <w:rPr>
+          <w:lang w:val="en-IN"/>
+        </w:rPr>
+        <w:t xml:space="preserve">              output: </w:t>
+      </w:r>
+      <w:r>
+        <w:rPr>
+          <w:rFonts w:hint="default"/>
+          <w:lang w:val="en-IN"/>
+        </w:rPr>
+        <w:t>Pav</w:t>
       </w:r>
     </w:p>
     <w:p>
@@ -1272,10 +1762,8 @@
           <w:ilvl w:val="0"/>
           <w:numId w:val="0"/>
         </w:numPr>
-      </w:pPr>
-      <w:r>
-        <w:t>3.Print the first character using [0].</w:t>
-      </w:r>
+        <w:ind w:left="360" w:hanging="360"/>
+      </w:pPr>
     </w:p>
     <w:p>
       <w:pPr>
@@ -1284,15 +1772,127 @@
           <w:ilvl w:val="0"/>
           <w:numId w:val="0"/>
         </w:numPr>
-        <w:rPr>
-          <w:lang w:val="en-IN"/>
-        </w:rPr>
+        <w:ind w:left="360" w:hanging="360"/>
+      </w:pPr>
+      <w:r>
+        <w:t>6..Print the last 3 characters using slicing</w:t>
+      </w:r>
+    </w:p>
+    <w:p>
+      <w:pPr>
+        <w:pStyle w:val="31"/>
+        <w:numPr>
+          <w:ilvl w:val="0"/>
+          <w:numId w:val="0"/>
+        </w:numPr>
+        <w:ind w:left="360" w:hanging="360"/>
+        <w:rPr>
+          <w:lang w:val="en-IN"/>
+        </w:rPr>
+      </w:pPr>
+      <w:r>
+        <w:rPr>
+          <w:b w:val="0"/>
+          <w:bCs w:val="0"/>
+        </w:rPr>
+        <w:t xml:space="preserve">ANSWER </w:t>
+      </w:r>
+      <w:r>
+        <w:t>:</w:t>
+      </w:r>
+      <w:r>
+        <w:rPr>
+          <w:lang w:val="en-IN"/>
+        </w:rPr>
+        <w:t xml:space="preserve"> name="</w:t>
+      </w:r>
+      <w:r>
+        <w:rPr>
+          <w:rFonts w:hint="default"/>
+          <w:lang w:val="en-IN"/>
+        </w:rPr>
+        <w:t>Pavithra</w:t>
+      </w:r>
+      <w:r>
+        <w:rPr>
+          <w:lang w:val="en-IN"/>
+        </w:rPr>
+        <w:t>"</w:t>
+      </w:r>
+    </w:p>
+    <w:p>
+      <w:pPr>
+        <w:pStyle w:val="31"/>
+        <w:numPr>
+          <w:ilvl w:val="0"/>
+          <w:numId w:val="0"/>
+        </w:numPr>
+        <w:ind w:left="360" w:hanging="360"/>
       </w:pPr>
       <w:r>
         <w:rPr>
           <w:b/>
           <w:bCs/>
         </w:rPr>
+        <w:t xml:space="preserve">                        </w:t>
+      </w:r>
+      <w:r>
+        <w:t>Print(name[-3:])</w:t>
+      </w:r>
+    </w:p>
+    <w:p>
+      <w:pPr>
+        <w:pStyle w:val="31"/>
+        <w:numPr>
+          <w:ilvl w:val="0"/>
+          <w:numId w:val="0"/>
+        </w:numPr>
+        <w:ind w:left="360" w:hanging="360"/>
+      </w:pPr>
+      <w:r>
+        <w:t xml:space="preserve">                      Output: </w:t>
+      </w:r>
+      <w:r>
+        <w:rPr>
+          <w:rFonts w:hint="default"/>
+          <w:lang w:val="en-IN"/>
+        </w:rPr>
+        <w:t>hr</w:t>
+      </w:r>
+      <w:r>
+        <w:t>a</w:t>
+      </w:r>
+    </w:p>
+    <w:p>
+      <w:pPr>
+        <w:pStyle w:val="31"/>
+        <w:numPr>
+          <w:ilvl w:val="0"/>
+          <w:numId w:val="0"/>
+        </w:numPr>
+        <w:ind w:left="360" w:hanging="360"/>
+      </w:pPr>
+      <w:r>
+        <w:t>7.Print every second character.</w:t>
+      </w:r>
+    </w:p>
+    <w:p>
+      <w:pPr>
+        <w:pStyle w:val="31"/>
+        <w:numPr>
+          <w:ilvl w:val="0"/>
+          <w:numId w:val="0"/>
+        </w:numPr>
+        <w:ind w:left="360" w:hanging="360"/>
+        <w:rPr>
+          <w:lang w:val="en-IN"/>
+        </w:rPr>
+      </w:pPr>
+      <w:r>
+        <w:rPr>
+          <w:b w:val="0"/>
+          <w:bCs w:val="0"/>
+        </w:rPr>
         <w:t xml:space="preserve">ANSWER </w:t>
       </w:r>
       <w:r>
@@ -1302,7 +1902,117 @@
         <w:rPr>
           <w:lang w:val="en-IN"/>
         </w:rPr>
-        <w:t xml:space="preserve"> name="Harshitha"</w:t>
+        <w:t xml:space="preserve"> name="</w:t>
+      </w:r>
+      <w:r>
+        <w:rPr>
+          <w:rFonts w:hint="default"/>
+          <w:lang w:val="en-IN"/>
+        </w:rPr>
+        <w:t>Pavithra</w:t>
+      </w:r>
+      <w:r>
+        <w:rPr>
+          <w:lang w:val="en-IN"/>
+        </w:rPr>
+        <w:t>"</w:t>
+      </w:r>
+    </w:p>
+    <w:p>
+      <w:pPr>
+        <w:pStyle w:val="31"/>
+        <w:numPr>
+          <w:ilvl w:val="0"/>
+          <w:numId w:val="0"/>
+        </w:numPr>
+        <w:ind w:left="360" w:hanging="360"/>
+      </w:pPr>
+      <w:r>
+        <w:rPr>
+          <w:b/>
+          <w:bCs/>
+        </w:rPr>
+        <w:t xml:space="preserve">                   </w:t>
+      </w:r>
+      <w:r>
+        <w:t>Print(name[::2])</w:t>
+      </w:r>
+    </w:p>
+    <w:p>
+      <w:pPr>
+        <w:pStyle w:val="31"/>
+        <w:numPr>
+          <w:ilvl w:val="0"/>
+          <w:numId w:val="0"/>
+        </w:numPr>
+        <w:ind w:left="360" w:hanging="360"/>
+        <w:rPr>
+          <w:rFonts w:hint="default"/>
+          <w:lang w:val="en-IN"/>
+        </w:rPr>
+      </w:pPr>
+      <w:r>
+        <w:t xml:space="preserve">                   Output: a</w:t>
+      </w:r>
+      <w:r>
+        <w:rPr>
+          <w:rFonts w:hint="default"/>
+          <w:lang w:val="en-IN"/>
+        </w:rPr>
+        <w:t>iha</w:t>
+      </w:r>
+    </w:p>
+    <w:p>
+      <w:pPr>
+        <w:pStyle w:val="31"/>
+      </w:pPr>
+      <w:r>
+        <w:t>Reverse the string using slicing.</w:t>
+      </w:r>
+    </w:p>
+    <w:p>
+      <w:pPr>
+        <w:pStyle w:val="31"/>
+        <w:numPr>
+          <w:ilvl w:val="0"/>
+          <w:numId w:val="0"/>
+        </w:numPr>
+      </w:pPr>
+      <w:r>
+        <w:rPr>
+          <w:b w:val="0"/>
+          <w:bCs w:val="0"/>
+        </w:rPr>
+        <w:t>ANSWER</w:t>
+      </w:r>
+      <w:r>
+        <w:rPr>
+          <w:b/>
+          <w:bCs/>
+        </w:rPr>
+        <w:t xml:space="preserve"> </w:t>
+      </w:r>
+      <w:r>
+        <w:t>:</w:t>
+      </w:r>
+      <w:r>
+        <w:rPr>
+          <w:lang w:val="en-IN"/>
+        </w:rPr>
+        <w:t xml:space="preserve"> name="</w:t>
+      </w:r>
+      <w:r>
+        <w:rPr>
+          <w:rFonts w:hint="default"/>
+          <w:lang w:val="en-IN"/>
+        </w:rPr>
+        <w:t>Pavithra</w:t>
+      </w:r>
+      <w:r>
+        <w:rPr>
+          <w:lang w:val="en-IN"/>
+        </w:rPr>
+        <w:t>"</w:t>
       </w:r>
     </w:p>
     <w:p>
@@ -1313,15 +2023,16 @@
           <w:numId w:val="0"/>
         </w:numPr>
         <w:ind w:left="360"/>
-        <w:rPr>
-          <w:lang w:val="en-IN"/>
-        </w:rPr>
-      </w:pPr>
-      <w:r>
-        <w:rPr>
-          <w:lang w:val="en-IN"/>
-        </w:rPr>
-        <w:t xml:space="preserve">            print(name[0])</w:t>
+      </w:pPr>
+      <w:r>
+        <w:rPr>
+          <w:b/>
+          <w:bCs/>
+        </w:rPr>
+        <w:t xml:space="preserve">                        </w:t>
+      </w:r>
+      <w:r>
+        <w:t>Print(name[::-1])</w:t>
       </w:r>
     </w:p>
     <w:p>
@@ -1333,14 +2044,27 @@
         </w:numPr>
         <w:ind w:left="360"/>
         <w:rPr>
-          <w:lang w:val="en-IN"/>
-        </w:rPr>
-      </w:pPr>
-      <w:r>
-        <w:rPr>
-          <w:lang w:val="en-IN"/>
-        </w:rPr>
-        <w:t xml:space="preserve">       output: H</w:t>
+          <w:rFonts w:hint="default"/>
+          <w:lang w:val="en-IN"/>
+        </w:rPr>
+      </w:pPr>
+      <w:r>
+        <w:t xml:space="preserve">                        Output: a</w:t>
+      </w:r>
+      <w:r>
+        <w:rPr>
+          <w:rFonts w:hint="default"/>
+          <w:lang w:val="en-IN"/>
+        </w:rPr>
+        <w:t>rhtivap</w:t>
+      </w:r>
+    </w:p>
+    <w:p>
+      <w:pPr>
+        <w:pStyle w:val="31"/>
+      </w:pPr>
+      <w:r>
+        <w:t>Try an invalid index. What error occurs?</w:t>
       </w:r>
     </w:p>
     <w:p>
@@ -1351,36 +2075,10 @@
           <w:numId w:val="0"/>
         </w:numPr>
       </w:pPr>
-    </w:p>
-    <w:p>
-      <w:pPr>
-        <w:pStyle w:val="31"/>
-        <w:numPr>
-          <w:ilvl w:val="0"/>
-          <w:numId w:val="0"/>
-        </w:numPr>
-        <w:ind w:left="360" w:hanging="360"/>
-      </w:pPr>
-      <w:r>
-        <w:t>4.Print the last character using [-1].</w:t>
-      </w:r>
-    </w:p>
-    <w:p>
-      <w:pPr>
-        <w:pStyle w:val="31"/>
-        <w:numPr>
-          <w:ilvl w:val="0"/>
-          <w:numId w:val="0"/>
-        </w:numPr>
-        <w:ind w:left="360" w:hanging="360"/>
-        <w:rPr>
-          <w:lang w:val="en-IN"/>
-        </w:rPr>
-      </w:pPr>
-      <w:r>
-        <w:rPr>
-          <w:b/>
-          <w:bCs/>
+      <w:r>
+        <w:rPr>
+          <w:b w:val="0"/>
+          <w:bCs w:val="0"/>
         </w:rPr>
         <w:t xml:space="preserve">ANSWER </w:t>
       </w:r>
@@ -1391,88 +2089,20 @@
         <w:rPr>
           <w:lang w:val="en-IN"/>
         </w:rPr>
-        <w:t xml:space="preserve"> name="Harshitha”</w:t>
-      </w:r>
-    </w:p>
-    <w:p>
-      <w:pPr>
-        <w:pStyle w:val="31"/>
-        <w:numPr>
-          <w:ilvl w:val="0"/>
-          <w:numId w:val="0"/>
-        </w:numPr>
-        <w:ind w:left="360" w:hanging="360"/>
-        <w:rPr>
-          <w:lang w:val="en-IN"/>
-        </w:rPr>
-      </w:pPr>
-      <w:r>
-        <w:rPr>
-          <w:b/>
-          <w:bCs/>
-        </w:rPr>
-        <w:t xml:space="preserve">                        </w:t>
-      </w:r>
-      <w:r>
-        <w:rPr>
-          <w:lang w:val="en-IN"/>
-        </w:rPr>
-        <w:t>print(name[-1])</w:t>
-      </w:r>
-    </w:p>
-    <w:p>
-      <w:pPr>
-        <w:pStyle w:val="31"/>
-        <w:numPr>
-          <w:ilvl w:val="0"/>
-          <w:numId w:val="0"/>
-        </w:numPr>
-        <w:ind w:left="360" w:hanging="360"/>
-      </w:pPr>
-      <w:r>
-        <w:t xml:space="preserve">                        output:a</w:t>
-      </w:r>
-    </w:p>
-    <w:p>
-      <w:pPr>
-        <w:pStyle w:val="31"/>
-        <w:numPr>
-          <w:ilvl w:val="0"/>
-          <w:numId w:val="0"/>
-        </w:numPr>
-        <w:ind w:left="360" w:hanging="360"/>
-      </w:pPr>
-      <w:r>
-        <w:t>5.Print the first 3 characters using slicing.</w:t>
-      </w:r>
-    </w:p>
-    <w:p>
-      <w:pPr>
-        <w:pStyle w:val="31"/>
-        <w:numPr>
-          <w:ilvl w:val="0"/>
-          <w:numId w:val="0"/>
-        </w:numPr>
-        <w:ind w:left="360" w:hanging="360"/>
-        <w:rPr>
-          <w:lang w:val="en-IN"/>
-        </w:rPr>
-      </w:pPr>
-      <w:r>
-        <w:rPr>
-          <w:b/>
-          <w:bCs/>
-        </w:rPr>
-        <w:t xml:space="preserve">ANSWER </w:t>
-      </w:r>
-      <w:r>
-        <w:t>:</w:t>
-      </w:r>
-      <w:r>
-        <w:rPr>
-          <w:lang w:val="en-IN"/>
-        </w:rPr>
-        <w:t xml:space="preserve"> name="Harshitha"</w:t>
+        <w:t xml:space="preserve"> name="</w:t>
+      </w:r>
+      <w:r>
+        <w:rPr>
+          <w:rFonts w:hint="default"/>
+          <w:lang w:val="en-IN"/>
+        </w:rPr>
+        <w:t>Pavithra</w:t>
+      </w:r>
+      <w:r>
+        <w:rPr>
+          <w:lang w:val="en-IN"/>
+        </w:rPr>
+        <w:t>"</w:t>
       </w:r>
     </w:p>
     <w:p>
@@ -1483,18 +2113,16 @@
           <w:numId w:val="0"/>
         </w:numPr>
         <w:ind w:left="360"/>
-        <w:rPr>
-          <w:lang w:val="en-IN"/>
-        </w:rPr>
-      </w:pPr>
-      <w:r>
-        <w:t xml:space="preserve">               </w:t>
-      </w:r>
-      <w:r>
-        <w:rPr>
-          <w:lang w:val="en-IN"/>
-        </w:rPr>
-        <w:t>print(name[0:3])</w:t>
+      </w:pPr>
+      <w:r>
+        <w:rPr>
+          <w:b/>
+          <w:bCs/>
+        </w:rPr>
+        <w:t xml:space="preserve">                       </w:t>
+      </w:r>
+      <w:r>
+        <w:t>Print(name[11])</w:t>
       </w:r>
     </w:p>
     <w:p>
@@ -1505,15 +2133,17 @@
           <w:numId w:val="0"/>
         </w:numPr>
         <w:ind w:left="360"/>
-        <w:rPr>
-          <w:lang w:val="en-IN"/>
-        </w:rPr>
-      </w:pPr>
-      <w:r>
-        <w:rPr>
-          <w:lang w:val="en-IN"/>
-        </w:rPr>
-        <w:t xml:space="preserve">              output: Har</w:t>
+      </w:pPr>
+      <w:r>
+        <w:t xml:space="preserve">                       IndexError: string index out of range       </w:t>
+      </w:r>
+    </w:p>
+    <w:p>
+      <w:pPr>
+        <w:pStyle w:val="31"/>
+      </w:pPr>
+      <w:r>
+        <w:t>Try changing one character directly. What happens and why?</w:t>
       </w:r>
     </w:p>
     <w:p>
@@ -1523,8 +2153,46 @@
           <w:ilvl w:val="0"/>
           <w:numId w:val="0"/>
         </w:numPr>
-        <w:ind w:left="360" w:hanging="360"/>
-      </w:pPr>
+        <w:rPr>
+          <w:lang w:val="en-IN"/>
+        </w:rPr>
+      </w:pPr>
+      <w:r>
+        <w:rPr>
+          <w:b w:val="0"/>
+          <w:bCs w:val="0"/>
+        </w:rPr>
+        <w:t>ANSWER</w:t>
+      </w:r>
+      <w:r>
+        <w:rPr>
+          <w:b/>
+          <w:bCs/>
+        </w:rPr>
+        <w:t xml:space="preserve"> </w:t>
+      </w:r>
+      <w:r>
+        <w:t>:</w:t>
+      </w:r>
+      <w:r>
+        <w:rPr>
+          <w:lang w:val="en-IN"/>
+        </w:rPr>
+        <w:t xml:space="preserve"> name="</w:t>
+      </w:r>
+      <w:r>
+        <w:rPr>
+          <w:rFonts w:hint="default"/>
+          <w:lang w:val="en-IN"/>
+        </w:rPr>
+        <w:t>Pavithra</w:t>
+      </w:r>
+      <w:r>
+        <w:rPr>
+          <w:lang w:val="en-IN"/>
+        </w:rPr>
+        <w:t>"</w:t>
+      </w:r>
     </w:p>
     <w:p>
       <w:pPr>
@@ -1533,10 +2201,15 @@
           <w:ilvl w:val="0"/>
           <w:numId w:val="0"/>
         </w:numPr>
-        <w:ind w:left="360" w:hanging="360"/>
-      </w:pPr>
-      <w:r>
-        <w:t>6..Print the last 3 characters using slicing</w:t>
+        <w:rPr>
+          <w:lang w:val="en-IN"/>
+        </w:rPr>
+      </w:pPr>
+      <w:r>
+        <w:rPr>
+          <w:lang w:val="en-IN"/>
+        </w:rPr>
+        <w:t xml:space="preserve">                       name[2]=”i”</w:t>
       </w:r>
     </w:p>
     <w:p>
@@ -1546,338 +2219,28 @@
           <w:ilvl w:val="0"/>
           <w:numId w:val="0"/>
         </w:numPr>
-        <w:ind w:left="360" w:hanging="360"/>
-        <w:rPr>
-          <w:lang w:val="en-IN"/>
-        </w:rPr>
-      </w:pPr>
-      <w:r>
-        <w:rPr>
-          <w:b/>
-          <w:bCs/>
-        </w:rPr>
-        <w:t xml:space="preserve">ANSWER </w:t>
-      </w:r>
-      <w:r>
-        <w:t>:</w:t>
-      </w:r>
-      <w:r>
-        <w:rPr>
-          <w:lang w:val="en-IN"/>
-        </w:rPr>
-        <w:t xml:space="preserve"> name="Harshitha"</w:t>
-      </w:r>
-    </w:p>
-    <w:p>
-      <w:pPr>
-        <w:pStyle w:val="31"/>
-        <w:numPr>
-          <w:ilvl w:val="0"/>
-          <w:numId w:val="0"/>
-        </w:numPr>
-        <w:ind w:left="360" w:hanging="360"/>
-      </w:pPr>
-      <w:r>
-        <w:rPr>
-          <w:b/>
-          <w:bCs/>
-        </w:rPr>
-        <w:t xml:space="preserve">                        </w:t>
-      </w:r>
-      <w:r>
-        <w:t>Print(name[-3:])</w:t>
-      </w:r>
-    </w:p>
-    <w:p>
-      <w:pPr>
-        <w:pStyle w:val="31"/>
-        <w:numPr>
-          <w:ilvl w:val="0"/>
-          <w:numId w:val="0"/>
-        </w:numPr>
-        <w:ind w:left="360" w:hanging="360"/>
-      </w:pPr>
-      <w:r>
-        <w:t xml:space="preserve">                      Output: tha</w:t>
-      </w:r>
-    </w:p>
-    <w:p>
-      <w:pPr>
-        <w:pStyle w:val="31"/>
-        <w:numPr>
-          <w:ilvl w:val="0"/>
-          <w:numId w:val="0"/>
-        </w:numPr>
-        <w:ind w:left="360" w:hanging="360"/>
-      </w:pPr>
-      <w:r>
-        <w:t>7.Print every second character.</w:t>
-      </w:r>
-    </w:p>
-    <w:p>
-      <w:pPr>
-        <w:pStyle w:val="31"/>
-        <w:numPr>
-          <w:ilvl w:val="0"/>
-          <w:numId w:val="0"/>
-        </w:numPr>
-        <w:ind w:left="360" w:hanging="360"/>
-        <w:rPr>
-          <w:lang w:val="en-IN"/>
-        </w:rPr>
-      </w:pPr>
-      <w:r>
-        <w:rPr>
-          <w:b/>
-          <w:bCs/>
-        </w:rPr>
-        <w:t xml:space="preserve">ANSWER </w:t>
-      </w:r>
-      <w:r>
-        <w:t>:</w:t>
-      </w:r>
-      <w:r>
-        <w:rPr>
-          <w:lang w:val="en-IN"/>
-        </w:rPr>
-        <w:t xml:space="preserve"> name="Harshitha"</w:t>
-      </w:r>
-    </w:p>
-    <w:p>
-      <w:pPr>
-        <w:pStyle w:val="31"/>
-        <w:numPr>
-          <w:ilvl w:val="0"/>
-          <w:numId w:val="0"/>
-        </w:numPr>
-        <w:ind w:left="360" w:hanging="360"/>
-      </w:pPr>
-      <w:r>
-        <w:rPr>
-          <w:b/>
-          <w:bCs/>
-        </w:rPr>
-        <w:t xml:space="preserve">                         </w:t>
-      </w:r>
-      <w:r>
-        <w:t>Print(name[1::2])</w:t>
-      </w:r>
-    </w:p>
-    <w:p>
-      <w:pPr>
-        <w:pStyle w:val="31"/>
-        <w:numPr>
-          <w:ilvl w:val="0"/>
-          <w:numId w:val="0"/>
-        </w:numPr>
-        <w:ind w:left="360" w:hanging="360"/>
-      </w:pPr>
-      <w:r>
-        <w:t xml:space="preserve">                      Output: asih</w:t>
-      </w:r>
-    </w:p>
-    <w:p>
-      <w:pPr>
-        <w:pStyle w:val="31"/>
-      </w:pPr>
-      <w:r>
-        <w:t>Reverse the string using slicing.</w:t>
-      </w:r>
-    </w:p>
-    <w:p>
-      <w:pPr>
-        <w:pStyle w:val="31"/>
-        <w:numPr>
-          <w:ilvl w:val="0"/>
-          <w:numId w:val="0"/>
-        </w:numPr>
-      </w:pPr>
-      <w:r>
-        <w:rPr>
-          <w:b/>
-          <w:bCs/>
-        </w:rPr>
-        <w:t xml:space="preserve">ANSWER </w:t>
-      </w:r>
-      <w:r>
-        <w:t>:</w:t>
-      </w:r>
-      <w:r>
-        <w:rPr>
-          <w:lang w:val="en-IN"/>
-        </w:rPr>
-        <w:t xml:space="preserve"> name="Harshitha"</w:t>
-      </w:r>
-    </w:p>
-    <w:p>
-      <w:pPr>
-        <w:pStyle w:val="31"/>
-        <w:numPr>
-          <w:ilvl w:val="0"/>
-          <w:numId w:val="0"/>
-        </w:numPr>
-        <w:ind w:left="360"/>
-      </w:pPr>
-      <w:r>
-        <w:rPr>
-          <w:b/>
-          <w:bCs/>
-        </w:rPr>
-        <w:t xml:space="preserve">                        </w:t>
-      </w:r>
-      <w:r>
-        <w:t>Print(name[::-1])</w:t>
-      </w:r>
-    </w:p>
-    <w:p>
-      <w:pPr>
-        <w:pStyle w:val="31"/>
-        <w:numPr>
-          <w:ilvl w:val="0"/>
-          <w:numId w:val="0"/>
-        </w:numPr>
-        <w:ind w:left="360"/>
-      </w:pPr>
-      <w:r>
-        <w:t xml:space="preserve">                        Output: ahtihsraH</w:t>
-      </w:r>
-    </w:p>
-    <w:p>
-      <w:pPr>
-        <w:pStyle w:val="31"/>
-      </w:pPr>
-      <w:r>
-        <w:t>Try an invalid index. What error occurs?</w:t>
-      </w:r>
-    </w:p>
-    <w:p>
-      <w:pPr>
-        <w:pStyle w:val="31"/>
-        <w:numPr>
-          <w:ilvl w:val="0"/>
-          <w:numId w:val="0"/>
-        </w:numPr>
-      </w:pPr>
-      <w:r>
-        <w:rPr>
-          <w:b/>
-          <w:bCs/>
-        </w:rPr>
-        <w:t xml:space="preserve">ANSWER </w:t>
-      </w:r>
-      <w:r>
-        <w:t>:</w:t>
-      </w:r>
-      <w:r>
-        <w:rPr>
-          <w:lang w:val="en-IN"/>
-        </w:rPr>
-        <w:t xml:space="preserve"> name="Harshitha"</w:t>
-      </w:r>
-    </w:p>
-    <w:p>
-      <w:pPr>
-        <w:pStyle w:val="31"/>
-        <w:numPr>
-          <w:ilvl w:val="0"/>
-          <w:numId w:val="0"/>
-        </w:numPr>
-        <w:ind w:left="360"/>
-      </w:pPr>
-      <w:r>
-        <w:rPr>
-          <w:b/>
-          <w:bCs/>
-        </w:rPr>
-        <w:t xml:space="preserve">                        </w:t>
-      </w:r>
-      <w:r>
-        <w:t>Print(name[11])</w:t>
-      </w:r>
-    </w:p>
-    <w:p>
-      <w:pPr>
-        <w:pStyle w:val="31"/>
-        <w:numPr>
-          <w:ilvl w:val="0"/>
-          <w:numId w:val="0"/>
-        </w:numPr>
-        <w:ind w:left="360"/>
-      </w:pPr>
-      <w:r>
-        <w:t xml:space="preserve">                       IndexError: string index out of range       </w:t>
-      </w:r>
-    </w:p>
-    <w:p>
-      <w:pPr>
-        <w:pStyle w:val="31"/>
-      </w:pPr>
-      <w:r>
-        <w:t>Try changing one character directly. What happens and why?</w:t>
-      </w:r>
-    </w:p>
-    <w:p>
-      <w:pPr>
-        <w:pStyle w:val="31"/>
-        <w:numPr>
-          <w:ilvl w:val="0"/>
-          <w:numId w:val="0"/>
-        </w:numPr>
-        <w:rPr>
-          <w:lang w:val="en-IN"/>
-        </w:rPr>
-      </w:pPr>
-      <w:r>
-        <w:rPr>
-          <w:b/>
-          <w:bCs/>
-        </w:rPr>
-        <w:t xml:space="preserve">ANSWER </w:t>
-      </w:r>
-      <w:r>
-        <w:t>:</w:t>
-      </w:r>
-      <w:r>
-        <w:rPr>
-          <w:lang w:val="en-IN"/>
-        </w:rPr>
-        <w:t xml:space="preserve"> name="Harshitha"</w:t>
-      </w:r>
-    </w:p>
-    <w:p>
-      <w:pPr>
-        <w:pStyle w:val="31"/>
-        <w:numPr>
-          <w:ilvl w:val="0"/>
-          <w:numId w:val="0"/>
-        </w:numPr>
-        <w:rPr>
-          <w:lang w:val="en-IN"/>
-        </w:rPr>
-      </w:pPr>
-      <w:r>
-        <w:rPr>
-          <w:lang w:val="en-IN"/>
-        </w:rPr>
-        <w:t xml:space="preserve">                       name[2]=”i”</w:t>
-      </w:r>
-    </w:p>
-    <w:p>
-      <w:pPr>
-        <w:pStyle w:val="31"/>
-        <w:numPr>
-          <w:ilvl w:val="0"/>
-          <w:numId w:val="0"/>
-        </w:numPr>
-        <w:rPr>
-          <w:lang w:val="en-IN"/>
-        </w:rPr>
-      </w:pPr>
-      <w:r>
-        <w:rPr>
-          <w:lang w:val="en-IN"/>
-        </w:rPr>
-        <w:t xml:space="preserve">                     Print(name)</w:t>
+        <w:rPr>
+          <w:lang w:val="en-IN"/>
+        </w:rPr>
+      </w:pPr>
+      <w:r>
+        <w:rPr>
+          <w:lang w:val="en-IN"/>
+        </w:rPr>
+        <w:t xml:space="preserve">                    </w:t>
+      </w:r>
+      <w:r>
+        <w:rPr>
+          <w:rFonts w:hint="default"/>
+          <w:lang w:val="en-IN"/>
+        </w:rPr>
+        <w:t xml:space="preserve">  </w:t>
+      </w:r>
+      <w:r>
+        <w:rPr>
+          <w:lang w:val="en-IN"/>
+        </w:rPr>
+        <w:t xml:space="preserve"> Print(name)</w:t>
       </w:r>
     </w:p>
     <w:p>
@@ -2055,7 +2418,27 @@
               <w:spacing w:after="0" w:line="240" w:lineRule="auto"/>
             </w:pPr>
             <w:r>
-              <w:t>“HARSHI”. lower()-&gt;”harshi”</w:t>
+              <w:t>“</w:t>
+            </w:r>
+            <w:r>
+              <w:rPr>
+                <w:rFonts w:hint="default"/>
+                <w:lang w:val="en-IN"/>
+              </w:rPr>
+              <w:t>PAvithRA</w:t>
+            </w:r>
+            <w:r>
+              <w:t>”. lower()-&gt;”</w:t>
+            </w:r>
+            <w:r>
+              <w:rPr>
+                <w:rFonts w:hint="default"/>
+                <w:lang w:val="en-IN"/>
+              </w:rPr>
+              <w:t>pavithra</w:t>
+            </w:r>
+            <w:r>
+              <w:t>”</w:t>
             </w:r>
           </w:p>
         </w:tc>
@@ -2112,7 +2495,27 @@
               <w:spacing w:after="0" w:line="240" w:lineRule="auto"/>
             </w:pPr>
             <w:r>
-              <w:t>”harshi”.upper()-&gt;”HARSHI”</w:t>
+              <w:t>”</w:t>
+            </w:r>
+            <w:r>
+              <w:rPr>
+                <w:rFonts w:hint="default"/>
+                <w:lang w:val="en-IN"/>
+              </w:rPr>
+              <w:t>pAviTHra</w:t>
+            </w:r>
+            <w:r>
+              <w:t>”.upper()-&gt;”</w:t>
+            </w:r>
+            <w:r>
+              <w:rPr>
+                <w:rFonts w:hint="default"/>
+                <w:lang w:val="en-IN"/>
+              </w:rPr>
+              <w:t>PAVITHRA</w:t>
+            </w:r>
+            <w:r>
+              <w:t>”</w:t>
             </w:r>
           </w:p>
         </w:tc>
@@ -2169,7 +2572,27 @@
               <w:spacing w:after="0" w:line="240" w:lineRule="auto"/>
             </w:pPr>
             <w:r>
-              <w:t>“harshi manthu” .title()-&gt;”Harshi Manthu”</w:t>
+              <w:t>“</w:t>
+            </w:r>
+            <w:r>
+              <w:rPr>
+                <w:rFonts w:hint="default"/>
+                <w:lang w:val="en-IN"/>
+              </w:rPr>
+              <w:t>PavIthra BILLupati</w:t>
+            </w:r>
+            <w:r>
+              <w:t>” .title()-&gt;”</w:t>
+            </w:r>
+            <w:r>
+              <w:rPr>
+                <w:rFonts w:hint="default"/>
+                <w:lang w:val="en-IN"/>
+              </w:rPr>
+              <w:t>Pavithra Billupati</w:t>
+            </w:r>
+            <w:r>
+              <w:t>”</w:t>
             </w:r>
           </w:p>
         </w:tc>
@@ -2226,7 +2649,37 @@
               <w:spacing w:after="0" w:line="240" w:lineRule="auto"/>
             </w:pPr>
             <w:r>
-              <w:t>“  Harshitha  ” .strip()-&gt;”Harshitha”</w:t>
+              <w:t xml:space="preserve">“  </w:t>
+            </w:r>
+            <w:r>
+              <w:rPr>
+                <w:rFonts w:hint="default"/>
+                <w:lang w:val="en-IN"/>
+              </w:rPr>
+              <w:t xml:space="preserve">pavith  ra </w:t>
+            </w:r>
+            <w:r>
+              <w:t xml:space="preserve"> ” .strip()-&gt;</w:t>
+            </w:r>
+            <w:r>
+              <w:rPr>
+                <w:rFonts w:hint="default"/>
+                <w:lang w:val="en-IN"/>
+              </w:rPr>
+              <w:t xml:space="preserve"> </w:t>
+            </w:r>
+            <w:r>
+              <w:t>”</w:t>
+            </w:r>
+            <w:r>
+              <w:rPr>
+                <w:rFonts w:hint="default"/>
+                <w:lang w:val="en-IN"/>
+              </w:rPr>
+              <w:t>pavithr</w:t>
+            </w:r>
+            <w:r>
+              <w:t>a”</w:t>
             </w:r>
           </w:p>
         </w:tc>
@@ -2283,7 +2736,37 @@
               <w:spacing w:after="0" w:line="240" w:lineRule="auto"/>
             </w:pPr>
             <w:r>
-              <w:t>Word=” I like ai”. replace(“java” ,”ai”)</w:t>
+              <w:t xml:space="preserve">Word=” I like </w:t>
+            </w:r>
+            <w:r>
+              <w:rPr>
+                <w:rFonts w:hint="default"/>
+                <w:lang w:val="en-IN"/>
+              </w:rPr>
+              <w:t>pavithra</w:t>
+            </w:r>
+            <w:r>
+              <w:t>”. replace(“</w:t>
+            </w:r>
+            <w:r>
+              <w:rPr>
+                <w:rFonts w:hint="default"/>
+                <w:lang w:val="en-IN"/>
+              </w:rPr>
+              <w:t>Pavan</w:t>
+            </w:r>
+            <w:r>
+              <w:t>” ,”</w:t>
+            </w:r>
+            <w:r>
+              <w:rPr>
+                <w:rFonts w:hint="default"/>
+                <w:lang w:val="en-IN"/>
+              </w:rPr>
+              <w:t>pavithra</w:t>
+            </w:r>
+            <w:r>
+              <w:t>”)</w:t>
             </w:r>
           </w:p>
           <w:p>
@@ -2345,15 +2828,43 @@
               <w:spacing w:after="0" w:line="240" w:lineRule="auto"/>
             </w:pPr>
             <w:r>
-              <w:t>“python,java,c,c#”.split(“,”)-&gt;</w:t>
+              <w:t>“</w:t>
+            </w:r>
+            <w:r>
+              <w:rPr>
+                <w:rFonts w:hint="default"/>
+                <w:lang w:val="en-IN"/>
+              </w:rPr>
+              <w:t>pavithra Billupati is very good person”</w:t>
+            </w:r>
+            <w:r>
+              <w:t>.split(“</w:t>
+            </w:r>
+            <w:r>
+              <w:rPr>
+                <w:rFonts w:hint="default"/>
+                <w:lang w:val="en-IN"/>
+              </w:rPr>
+              <w:t xml:space="preserve"> </w:t>
+            </w:r>
+            <w:r>
+              <w:t>”)</w:t>
             </w:r>
           </w:p>
           <w:p>
             <w:pPr>
               <w:spacing w:after="0" w:line="240" w:lineRule="auto"/>
+              <w:rPr>
+                <w:rFonts w:hint="default"/>
+                <w:lang w:val="en-IN"/>
+              </w:rPr>
             </w:pPr>
             <w:r>
-              <w:t>[“python”,”java”,’c”,”c#”]</w:t>
+              <w:rPr>
+                <w:rFonts w:hint="default"/>
+                <w:lang w:val="en-IN"/>
+              </w:rPr>
+              <w:t>Output: [“pavithra “,“Billupati”, “is “,” very “,“good “,“person”]</w:t>
             </w:r>
           </w:p>
         </w:tc>
@@ -2410,7 +2921,37 @@
               <w:spacing w:after="0" w:line="240" w:lineRule="auto"/>
             </w:pPr>
             <w:r>
-              <w:t>“/”.join([“a”,’b”,”c”]-&gt;”a/b/c”</w:t>
+              <w:t>“</w:t>
+            </w:r>
+            <w:r>
+              <w:rPr>
+                <w:rFonts w:hint="default"/>
+                <w:lang w:val="en-IN"/>
+              </w:rPr>
+              <w:t xml:space="preserve"> </w:t>
+            </w:r>
+            <w:r>
+              <w:t>”.join([“a”,’b”,”c”]-&gt;”a</w:t>
+            </w:r>
+            <w:r>
+              <w:rPr>
+                <w:rFonts w:hint="default"/>
+                <w:lang w:val="en-IN"/>
+              </w:rPr>
+              <w:t xml:space="preserve"> </w:t>
+            </w:r>
+            <w:r>
+              <w:t>b</w:t>
+            </w:r>
+            <w:r>
+              <w:rPr>
+                <w:rFonts w:hint="default"/>
+                <w:lang w:val="en-IN"/>
+              </w:rPr>
+              <w:t xml:space="preserve"> </w:t>
+            </w:r>
+            <w:r>
+              <w:t>c”</w:t>
             </w:r>
           </w:p>
         </w:tc>
@@ -2467,7 +3008,15 @@
               <w:spacing w:after="0" w:line="240" w:lineRule="auto"/>
             </w:pPr>
             <w:r>
-              <w:t>"Python".startswith("Py") -&gt; True</w:t>
+              <w:t xml:space="preserve">"Python".startswith("Py") </w:t>
+            </w:r>
+          </w:p>
+          <w:p>
+            <w:pPr>
+              <w:spacing w:after="0" w:line="240" w:lineRule="auto"/>
+            </w:pPr>
+            <w:r>
+              <w:t>True</w:t>
             </w:r>
           </w:p>
         </w:tc>
@@ -2524,7 +3073,15 @@
               <w:spacing w:after="0" w:line="240" w:lineRule="auto"/>
             </w:pPr>
             <w:r>
-              <w:t>“Harshitha”.endswith(“tha”)-&gt;True</w:t>
+              <w:t>“Harshitha”.endswith(“tha”)</w:t>
+            </w:r>
+          </w:p>
+          <w:p>
+            <w:pPr>
+              <w:spacing w:after="0" w:line="240" w:lineRule="auto"/>
+            </w:pPr>
+            <w:r>
+              <w:t>True</w:t>
             </w:r>
           </w:p>
         </w:tc>
@@ -2581,7 +3138,15 @@
               <w:spacing w:after="0" w:line="240" w:lineRule="auto"/>
             </w:pPr>
             <w:r>
-              <w:t>“Python”.find(“t’)-&gt;2</w:t>
+              <w:t>“Python”.find(“t’)</w:t>
+            </w:r>
+          </w:p>
+          <w:p>
+            <w:pPr>
+              <w:spacing w:after="0" w:line="240" w:lineRule="auto"/>
+            </w:pPr>
+            <w:r>
+              <w:t>2</w:t>
             </w:r>
           </w:p>
         </w:tc>
@@ -2641,6 +3206,22 @@
               <w:t>“python program”.count(“p”)</w:t>
             </w:r>
           </w:p>
+          <w:p>
+            <w:pPr>
+              <w:spacing w:after="0" w:line="240" w:lineRule="auto"/>
+              <w:rPr>
+                <w:rFonts w:hint="default"/>
+                <w:lang w:val="en-IN"/>
+              </w:rPr>
+            </w:pPr>
+            <w:r>
+              <w:rPr>
+                <w:rFonts w:hint="default"/>
+                <w:lang w:val="en-IN"/>
+              </w:rPr>
+              <w:t>2</w:t>
+            </w:r>
+          </w:p>
         </w:tc>
         <w:tc>
           <w:tcPr>
@@ -2689,10 +3270,32 @@
           <w:ilvl w:val="0"/>
           <w:numId w:val="0"/>
         </w:numPr>
-        <w:ind w:left="360"/>
-      </w:pPr>
-      <w:r>
-        <w:t>A)Print(text[0])-&gt;A</w:t>
+      </w:pPr>
+      <w:r>
+        <w:rPr>
+          <w:b w:val="0"/>
+          <w:bCs w:val="0"/>
+        </w:rPr>
+        <w:t>ANSWER</w:t>
+      </w:r>
+      <w:r>
+        <w:rPr>
+          <w:b/>
+          <w:bCs/>
+        </w:rPr>
+        <w:t xml:space="preserve"> </w:t>
+      </w:r>
+      <w:r>
+        <w:rPr>
+          <w:rFonts w:hint="default"/>
+          <w:b/>
+          <w:bCs/>
+          <w:lang w:val="en-IN"/>
+        </w:rPr>
+        <w:t>:</w:t>
+      </w:r>
+      <w:r>
+        <w:t>Print(text[0])-&gt;A</w:t>
       </w:r>
     </w:p>
     <w:p>
@@ -2705,6 +3308,436 @@
       </w:pPr>
       <w:r>
         <w:t>2.Print the last character.</w:t>
+      </w:r>
+    </w:p>
+    <w:p>
+      <w:pPr>
+        <w:pStyle w:val="31"/>
+        <w:numPr>
+          <w:ilvl w:val="0"/>
+          <w:numId w:val="0"/>
+        </w:numPr>
+      </w:pPr>
+      <w:r>
+        <w:rPr>
+          <w:b w:val="0"/>
+          <w:bCs w:val="0"/>
+        </w:rPr>
+        <w:t>ANSWER</w:t>
+      </w:r>
+      <w:r>
+        <w:rPr>
+          <w:b/>
+          <w:bCs/>
+        </w:rPr>
+        <w:t xml:space="preserve"> </w:t>
+      </w:r>
+      <w:r>
+        <w:rPr>
+          <w:rFonts w:hint="default"/>
+          <w:b/>
+          <w:bCs/>
+          <w:lang w:val="en-IN"/>
+        </w:rPr>
+        <w:t>:</w:t>
+      </w:r>
+      <w:r>
+        <w:t>print(text(-1])-&gt;e</w:t>
+      </w:r>
+    </w:p>
+    <w:p>
+      <w:pPr>
+        <w:pStyle w:val="31"/>
+        <w:numPr>
+          <w:ilvl w:val="0"/>
+          <w:numId w:val="0"/>
+        </w:numPr>
+      </w:pPr>
+      <w:r>
+        <w:t>3.Print the first 10 characters.</w:t>
+      </w:r>
+    </w:p>
+    <w:p>
+      <w:pPr>
+        <w:pStyle w:val="31"/>
+        <w:numPr>
+          <w:ilvl w:val="0"/>
+          <w:numId w:val="0"/>
+        </w:numPr>
+      </w:pPr>
+      <w:r>
+        <w:rPr>
+          <w:b w:val="0"/>
+          <w:bCs w:val="0"/>
+        </w:rPr>
+        <w:t>ANSWER</w:t>
+      </w:r>
+      <w:r>
+        <w:rPr>
+          <w:b/>
+          <w:bCs/>
+        </w:rPr>
+        <w:t xml:space="preserve"> </w:t>
+      </w:r>
+      <w:r>
+        <w:rPr>
+          <w:rFonts w:hint="default"/>
+          <w:b/>
+          <w:bCs/>
+          <w:lang w:val="en-IN"/>
+        </w:rPr>
+        <w:t>:</w:t>
+      </w:r>
+      <w:r>
+        <w:t>print(text[:10])-&gt;Artificial</w:t>
+      </w:r>
+    </w:p>
+    <w:p>
+      <w:pPr>
+        <w:pStyle w:val="31"/>
+        <w:numPr>
+          <w:ilvl w:val="0"/>
+          <w:numId w:val="0"/>
+        </w:numPr>
+        <w:ind w:left="360" w:hanging="360"/>
+      </w:pPr>
+      <w:r>
+        <w:t>4.Extract the word Intelligence.</w:t>
+      </w:r>
+    </w:p>
+    <w:p>
+      <w:pPr>
+        <w:pStyle w:val="31"/>
+        <w:numPr>
+          <w:ilvl w:val="0"/>
+          <w:numId w:val="0"/>
+        </w:numPr>
+        <w:rPr>
+          <w:rFonts w:hint="default"/>
+          <w:lang w:val="en-IN"/>
+        </w:rPr>
+      </w:pPr>
+      <w:r>
+        <w:rPr>
+          <w:b w:val="0"/>
+          <w:bCs w:val="0"/>
+        </w:rPr>
+        <w:t>ANSWER</w:t>
+      </w:r>
+      <w:r>
+        <w:rPr>
+          <w:b/>
+          <w:bCs/>
+        </w:rPr>
+        <w:t xml:space="preserve"> </w:t>
+      </w:r>
+      <w:r>
+        <w:rPr>
+          <w:rFonts w:hint="default"/>
+          <w:b/>
+          <w:bCs/>
+          <w:lang w:val="en-IN"/>
+        </w:rPr>
+        <w:t>:</w:t>
+      </w:r>
+      <w:r>
+        <w:rPr>
+          <w:rFonts w:hint="default"/>
+          <w:b w:val="0"/>
+          <w:bCs w:val="0"/>
+          <w:lang w:val="en-IN"/>
+        </w:rPr>
+        <w:t>print(text[11:]</w:t>
+      </w:r>
+    </w:p>
+    <w:p>
+      <w:pPr>
+        <w:pStyle w:val="31"/>
+        <w:numPr>
+          <w:ilvl w:val="0"/>
+          <w:numId w:val="0"/>
+        </w:numPr>
+        <w:ind w:left="360" w:hanging="360"/>
+      </w:pPr>
+      <w:r>
+        <w:t>5.Reverse the complete string.</w:t>
+      </w:r>
+    </w:p>
+    <w:p>
+      <w:pPr>
+        <w:pStyle w:val="31"/>
+        <w:numPr>
+          <w:ilvl w:val="0"/>
+          <w:numId w:val="0"/>
+        </w:numPr>
+      </w:pPr>
+      <w:r>
+        <w:rPr>
+          <w:b w:val="0"/>
+          <w:bCs w:val="0"/>
+        </w:rPr>
+        <w:t>ANSWER</w:t>
+      </w:r>
+      <w:r>
+        <w:rPr>
+          <w:b/>
+          <w:bCs/>
+        </w:rPr>
+        <w:t xml:space="preserve"> </w:t>
+      </w:r>
+      <w:r>
+        <w:rPr>
+          <w:rFonts w:hint="default"/>
+          <w:b/>
+          <w:bCs/>
+          <w:lang w:val="en-IN"/>
+        </w:rPr>
+        <w:t>:</w:t>
+      </w:r>
+      <w:r>
+        <w:t>Print(text[::-1])-&gt; ecnegilletnI laicifitrA</w:t>
+      </w:r>
+    </w:p>
+    <w:p>
+      <w:pPr>
+        <w:pStyle w:val="31"/>
+        <w:numPr>
+          <w:ilvl w:val="0"/>
+          <w:numId w:val="0"/>
+        </w:numPr>
+      </w:pPr>
+      <w:r>
+        <w:t>6.Print every second character.</w:t>
+      </w:r>
+    </w:p>
+    <w:p>
+      <w:pPr>
+        <w:pStyle w:val="31"/>
+        <w:numPr>
+          <w:ilvl w:val="0"/>
+          <w:numId w:val="0"/>
+        </w:numPr>
+      </w:pPr>
+      <w:r>
+        <w:t xml:space="preserve"> </w:t>
+      </w:r>
+      <w:r>
+        <w:rPr>
+          <w:b w:val="0"/>
+          <w:bCs w:val="0"/>
+        </w:rPr>
+        <w:t>ANSWER</w:t>
+      </w:r>
+      <w:r>
+        <w:rPr>
+          <w:b/>
+          <w:bCs/>
+        </w:rPr>
+        <w:t xml:space="preserve"> </w:t>
+      </w:r>
+      <w:r>
+        <w:rPr>
+          <w:rFonts w:hint="default"/>
+          <w:b/>
+          <w:bCs/>
+          <w:lang w:val="en-IN"/>
+        </w:rPr>
+        <w:t>:</w:t>
+      </w:r>
+      <w:r>
+        <w:t>print(text[::2])-&gt; Atfca nelgne</w:t>
+      </w:r>
+    </w:p>
+    <w:p>
+      <w:pPr>
+        <w:pStyle w:val="31"/>
+        <w:numPr>
+          <w:ilvl w:val="0"/>
+          <w:numId w:val="7"/>
+        </w:numPr>
+        <w:tabs>
+          <w:tab w:val="clear" w:pos="312"/>
+        </w:tabs>
+      </w:pPr>
+      <w:r>
+        <w:t>Print characters from index 3 to 12.</w:t>
+      </w:r>
+    </w:p>
+    <w:p>
+      <w:pPr>
+        <w:pStyle w:val="31"/>
+        <w:numPr>
+          <w:numId w:val="0"/>
+        </w:numPr>
+        <w:ind w:leftChars="0"/>
+      </w:pPr>
+      <w:r>
+        <w:rPr>
+          <w:b w:val="0"/>
+          <w:bCs w:val="0"/>
+        </w:rPr>
+        <w:t>ANSWER</w:t>
+      </w:r>
+      <w:r>
+        <w:rPr>
+          <w:rFonts w:hint="default"/>
+          <w:b w:val="0"/>
+          <w:bCs w:val="0"/>
+          <w:lang w:val="en-IN"/>
+        </w:rPr>
+        <w:t>:</w:t>
+      </w:r>
+      <w:r>
+        <w:rPr>
+          <w:b/>
+          <w:bCs/>
+        </w:rPr>
+        <w:t xml:space="preserve"> </w:t>
+      </w:r>
+      <w:r>
+        <w:t>print(text[3:13])-&gt; ificial In</w:t>
+      </w:r>
+    </w:p>
+    <w:p>
+      <w:pPr>
+        <w:pStyle w:val="31"/>
+        <w:numPr>
+          <w:ilvl w:val="0"/>
+          <w:numId w:val="0"/>
+        </w:numPr>
+      </w:pPr>
+      <w:r>
+        <w:t>8.Find the index of the first 'i'.</w:t>
+      </w:r>
+    </w:p>
+    <w:p>
+      <w:pPr>
+        <w:pStyle w:val="31"/>
+        <w:numPr>
+          <w:ilvl w:val="0"/>
+          <w:numId w:val="0"/>
+        </w:numPr>
+      </w:pPr>
+      <w:r>
+        <w:rPr>
+          <w:b w:val="0"/>
+          <w:bCs w:val="0"/>
+        </w:rPr>
+        <w:t>ANSWER</w:t>
+      </w:r>
+      <w:r>
+        <w:rPr>
+          <w:b/>
+          <w:bCs/>
+        </w:rPr>
+        <w:t xml:space="preserve"> </w:t>
+      </w:r>
+      <w:r>
+        <w:rPr>
+          <w:rFonts w:hint="default"/>
+          <w:b/>
+          <w:bCs/>
+          <w:lang w:val="en-IN"/>
+        </w:rPr>
+        <w:t>:</w:t>
+      </w:r>
+      <w:r>
+        <w:t>print(text.index(“I”))-&gt;3</w:t>
+      </w:r>
+    </w:p>
+    <w:p>
+      <w:pPr>
+        <w:pStyle w:val="31"/>
+        <w:numPr>
+          <w:ilvl w:val="0"/>
+          <w:numId w:val="0"/>
+        </w:numPr>
+      </w:pPr>
+      <w:r>
+        <w:t>9.Count the number of 'i' character.</w:t>
+      </w:r>
+    </w:p>
+    <w:p>
+      <w:pPr>
+        <w:pStyle w:val="31"/>
+        <w:numPr>
+          <w:ilvl w:val="0"/>
+          <w:numId w:val="0"/>
+        </w:numPr>
+      </w:pPr>
+      <w:r>
+        <w:rPr>
+          <w:b w:val="0"/>
+          <w:bCs w:val="0"/>
+        </w:rPr>
+        <w:t>ANSWER</w:t>
+      </w:r>
+      <w:r>
+        <w:rPr>
+          <w:b/>
+          <w:bCs/>
+        </w:rPr>
+        <w:t xml:space="preserve"> </w:t>
+      </w:r>
+      <w:r>
+        <w:rPr>
+          <w:rFonts w:hint="default"/>
+          <w:b/>
+          <w:bCs/>
+          <w:lang w:val="en-IN"/>
+        </w:rPr>
+        <w:t>:</w:t>
+      </w:r>
+      <w:r>
+        <w:t>print(text.count(“I’))-&gt;4</w:t>
+      </w:r>
+    </w:p>
+    <w:p>
+      <w:pPr>
+        <w:pStyle w:val="31"/>
+        <w:numPr>
+          <w:ilvl w:val="0"/>
+          <w:numId w:val="0"/>
+        </w:numPr>
+        <w:ind w:left="360" w:hanging="360"/>
+      </w:pPr>
+      <w:r>
+        <w:t>10.Predict what text[100] will do, then run it.</w:t>
+      </w:r>
+    </w:p>
+    <w:p>
+      <w:pPr>
+        <w:pStyle w:val="31"/>
+        <w:numPr>
+          <w:ilvl w:val="0"/>
+          <w:numId w:val="0"/>
+        </w:numPr>
+      </w:pPr>
+      <w:r>
+        <w:rPr>
+          <w:b w:val="0"/>
+          <w:bCs w:val="0"/>
+        </w:rPr>
+        <w:t>ANSWER</w:t>
+      </w:r>
+      <w:r>
+        <w:rPr>
+          <w:b/>
+          <w:bCs/>
+        </w:rPr>
+        <w:t xml:space="preserve"> </w:t>
+      </w:r>
+      <w:r>
+        <w:rPr>
+          <w:rFonts w:hint="default"/>
+          <w:b/>
+          <w:bCs/>
+          <w:lang w:val="en-IN"/>
+        </w:rPr>
+        <w:t>:</w:t>
+      </w:r>
+      <w:r>
+        <w:t xml:space="preserve"> print(text[100])</w:t>
       </w:r>
     </w:p>
     <w:p>
@@ -2717,32 +3750,15 @@
         <w:ind w:left="360"/>
       </w:pPr>
       <w:r>
-        <w:t>A)print(text(-1])-&gt;e</w:t>
-      </w:r>
-    </w:p>
-    <w:p>
-      <w:pPr>
-        <w:pStyle w:val="31"/>
-        <w:numPr>
-          <w:ilvl w:val="0"/>
-          <w:numId w:val="0"/>
-        </w:numPr>
-      </w:pPr>
-      <w:r>
-        <w:t>3.Print the first 10 characters.</w:t>
-      </w:r>
-    </w:p>
-    <w:p>
-      <w:pPr>
-        <w:pStyle w:val="31"/>
-        <w:numPr>
-          <w:ilvl w:val="0"/>
-          <w:numId w:val="0"/>
-        </w:numPr>
-        <w:ind w:left="360"/>
-      </w:pPr>
-      <w:r>
-        <w:t>A)print(text[:10])-&gt;Artificial</w:t>
+        <w:t>IndexError: string index out of range</w:t>
+      </w:r>
+    </w:p>
+    <w:p>
+      <w:pPr>
+        <w:pStyle w:val="2"/>
+      </w:pPr>
+      <w:r>
+        <w:t>8. Part F – f-Strings</w:t>
       </w:r>
     </w:p>
     <w:p>
@@ -2755,20 +3771,7 @@
         <w:ind w:left="360" w:hanging="360"/>
       </w:pPr>
       <w:r>
-        <w:t>4.Extract the word Intelligence.</w:t>
-      </w:r>
-    </w:p>
-    <w:p>
-      <w:pPr>
-        <w:pStyle w:val="31"/>
-        <w:numPr>
-          <w:ilvl w:val="0"/>
-          <w:numId w:val="0"/>
-        </w:numPr>
-        <w:ind w:left="360"/>
-      </w:pPr>
-      <w:r>
-        <w:t>A)</w:t>
+        <w:t>1.Create name, age and city variables and display them in one sentence using an f-string.</w:t>
       </w:r>
     </w:p>
     <w:p>
@@ -2779,9 +3782,541 @@
           <w:numId w:val="0"/>
         </w:numPr>
         <w:ind w:left="360" w:hanging="360"/>
-      </w:pPr>
-      <w:r>
-        <w:t>5.Reverse the complete string.</w:t>
+        <w:rPr>
+          <w:rFonts w:hint="default"/>
+          <w:lang w:val="en-IN"/>
+        </w:rPr>
+      </w:pPr>
+      <w:r>
+        <w:rPr>
+          <w:rFonts w:hint="default"/>
+          <w:lang w:val="en-IN"/>
+        </w:rPr>
+        <w:t>ANSWER:</w:t>
+      </w:r>
+    </w:p>
+    <w:p>
+      <w:pPr>
+        <w:keepNext w:val="0"/>
+        <w:keepLines w:val="0"/>
+        <w:widowControl/>
+        <w:suppressLineNumbers w:val="0"/>
+        <w:shd w:val="clear" w:fill="1F1F1F"/>
+        <w:spacing w:line="228" w:lineRule="atLeast"/>
+        <w:jc w:val="left"/>
+        <w:rPr>
+          <w:rFonts w:ascii="Consolas" w:hAnsi="Consolas" w:eastAsia="Consolas" w:cs="Consolas"/>
+          <w:b w:val="0"/>
+          <w:bCs w:val="0"/>
+          <w:color w:val="CCCCCC"/>
+          <w:sz w:val="21"/>
+          <w:szCs w:val="21"/>
+        </w:rPr>
+      </w:pPr>
+      <w:r>
+        <w:rPr>
+          <w:rFonts w:hint="default" w:ascii="Consolas" w:hAnsi="Consolas" w:eastAsia="Consolas" w:cs="Consolas"/>
+          <w:b w:val="0"/>
+          <w:bCs w:val="0"/>
+          <w:color w:val="9CDCFE"/>
+          <w:kern w:val="0"/>
+          <w:sz w:val="21"/>
+          <w:szCs w:val="21"/>
+          <w:shd w:val="clear" w:fill="1F1F1F"/>
+          <w:lang w:val="en-US" w:eastAsia="zh-CN" w:bidi="ar"/>
+        </w:rPr>
+        <w:t>name</w:t>
+      </w:r>
+      <w:r>
+        <w:rPr>
+          <w:rFonts w:hint="default" w:ascii="Consolas" w:hAnsi="Consolas" w:eastAsia="Consolas" w:cs="Consolas"/>
+          <w:b w:val="0"/>
+          <w:bCs w:val="0"/>
+          <w:color w:val="CCCCCC"/>
+          <w:kern w:val="0"/>
+          <w:sz w:val="21"/>
+          <w:szCs w:val="21"/>
+          <w:shd w:val="clear" w:fill="1F1F1F"/>
+          <w:lang w:val="en-US" w:eastAsia="zh-CN" w:bidi="ar"/>
+        </w:rPr>
+        <w:t xml:space="preserve"> </w:t>
+      </w:r>
+      <w:r>
+        <w:rPr>
+          <w:rFonts w:hint="default" w:ascii="Consolas" w:hAnsi="Consolas" w:eastAsia="Consolas" w:cs="Consolas"/>
+          <w:b w:val="0"/>
+          <w:bCs w:val="0"/>
+          <w:color w:val="D4D4D4"/>
+          <w:kern w:val="0"/>
+          <w:sz w:val="21"/>
+          <w:szCs w:val="21"/>
+          <w:shd w:val="clear" w:fill="1F1F1F"/>
+          <w:lang w:val="en-US" w:eastAsia="zh-CN" w:bidi="ar"/>
+        </w:rPr>
+        <w:t>=</w:t>
+      </w:r>
+      <w:r>
+        <w:rPr>
+          <w:rFonts w:hint="default" w:ascii="Consolas" w:hAnsi="Consolas" w:eastAsia="Consolas" w:cs="Consolas"/>
+          <w:b w:val="0"/>
+          <w:bCs w:val="0"/>
+          <w:color w:val="CCCCCC"/>
+          <w:kern w:val="0"/>
+          <w:sz w:val="21"/>
+          <w:szCs w:val="21"/>
+          <w:shd w:val="clear" w:fill="1F1F1F"/>
+          <w:lang w:val="en-US" w:eastAsia="zh-CN" w:bidi="ar"/>
+        </w:rPr>
+        <w:t xml:space="preserve"> </w:t>
+      </w:r>
+      <w:r>
+        <w:rPr>
+          <w:rFonts w:hint="default" w:ascii="Consolas" w:hAnsi="Consolas" w:eastAsia="Consolas" w:cs="Consolas"/>
+          <w:b w:val="0"/>
+          <w:bCs w:val="0"/>
+          <w:color w:val="CE9178"/>
+          <w:kern w:val="0"/>
+          <w:sz w:val="21"/>
+          <w:szCs w:val="21"/>
+          <w:shd w:val="clear" w:fill="1F1F1F"/>
+          <w:lang w:val="en-US" w:eastAsia="zh-CN" w:bidi="ar"/>
+        </w:rPr>
+        <w:t>"Pavithra"</w:t>
+      </w:r>
+    </w:p>
+    <w:p>
+      <w:pPr>
+        <w:keepNext w:val="0"/>
+        <w:keepLines w:val="0"/>
+        <w:widowControl/>
+        <w:suppressLineNumbers w:val="0"/>
+        <w:shd w:val="clear" w:fill="1F1F1F"/>
+        <w:spacing w:line="228" w:lineRule="atLeast"/>
+        <w:jc w:val="left"/>
+        <w:rPr>
+          <w:rFonts w:hint="default" w:ascii="Consolas" w:hAnsi="Consolas" w:eastAsia="Consolas" w:cs="Consolas"/>
+          <w:b w:val="0"/>
+          <w:bCs w:val="0"/>
+          <w:color w:val="CCCCCC"/>
+          <w:sz w:val="21"/>
+          <w:szCs w:val="21"/>
+        </w:rPr>
+      </w:pPr>
+      <w:r>
+        <w:rPr>
+          <w:rFonts w:hint="default" w:ascii="Consolas" w:hAnsi="Consolas" w:eastAsia="Consolas" w:cs="Consolas"/>
+          <w:b w:val="0"/>
+          <w:bCs w:val="0"/>
+          <w:color w:val="9CDCFE"/>
+          <w:kern w:val="0"/>
+          <w:sz w:val="21"/>
+          <w:szCs w:val="21"/>
+          <w:shd w:val="clear" w:fill="1F1F1F"/>
+          <w:lang w:val="en-US" w:eastAsia="zh-CN" w:bidi="ar"/>
+        </w:rPr>
+        <w:t>age</w:t>
+      </w:r>
+      <w:r>
+        <w:rPr>
+          <w:rFonts w:hint="default" w:ascii="Consolas" w:hAnsi="Consolas" w:eastAsia="Consolas" w:cs="Consolas"/>
+          <w:b w:val="0"/>
+          <w:bCs w:val="0"/>
+          <w:color w:val="CCCCCC"/>
+          <w:kern w:val="0"/>
+          <w:sz w:val="21"/>
+          <w:szCs w:val="21"/>
+          <w:shd w:val="clear" w:fill="1F1F1F"/>
+          <w:lang w:val="en-US" w:eastAsia="zh-CN" w:bidi="ar"/>
+        </w:rPr>
+        <w:t xml:space="preserve"> </w:t>
+      </w:r>
+      <w:r>
+        <w:rPr>
+          <w:rFonts w:hint="default" w:ascii="Consolas" w:hAnsi="Consolas" w:eastAsia="Consolas" w:cs="Consolas"/>
+          <w:b w:val="0"/>
+          <w:bCs w:val="0"/>
+          <w:color w:val="D4D4D4"/>
+          <w:kern w:val="0"/>
+          <w:sz w:val="21"/>
+          <w:szCs w:val="21"/>
+          <w:shd w:val="clear" w:fill="1F1F1F"/>
+          <w:lang w:val="en-US" w:eastAsia="zh-CN" w:bidi="ar"/>
+        </w:rPr>
+        <w:t>=</w:t>
+      </w:r>
+      <w:r>
+        <w:rPr>
+          <w:rFonts w:hint="default" w:ascii="Consolas" w:hAnsi="Consolas" w:eastAsia="Consolas" w:cs="Consolas"/>
+          <w:b w:val="0"/>
+          <w:bCs w:val="0"/>
+          <w:color w:val="CCCCCC"/>
+          <w:kern w:val="0"/>
+          <w:sz w:val="21"/>
+          <w:szCs w:val="21"/>
+          <w:shd w:val="clear" w:fill="1F1F1F"/>
+          <w:lang w:val="en-US" w:eastAsia="zh-CN" w:bidi="ar"/>
+        </w:rPr>
+        <w:t xml:space="preserve"> </w:t>
+      </w:r>
+      <w:r>
+        <w:rPr>
+          <w:rFonts w:hint="default" w:ascii="Consolas" w:hAnsi="Consolas" w:eastAsia="Consolas" w:cs="Consolas"/>
+          <w:b w:val="0"/>
+          <w:bCs w:val="0"/>
+          <w:color w:val="B5CEA8"/>
+          <w:kern w:val="0"/>
+          <w:sz w:val="21"/>
+          <w:szCs w:val="21"/>
+          <w:shd w:val="clear" w:fill="1F1F1F"/>
+          <w:lang w:val="en-US" w:eastAsia="zh-CN" w:bidi="ar"/>
+        </w:rPr>
+        <w:t>21</w:t>
+      </w:r>
+    </w:p>
+    <w:p>
+      <w:pPr>
+        <w:keepNext w:val="0"/>
+        <w:keepLines w:val="0"/>
+        <w:widowControl/>
+        <w:suppressLineNumbers w:val="0"/>
+        <w:shd w:val="clear" w:fill="1F1F1F"/>
+        <w:spacing w:line="228" w:lineRule="atLeast"/>
+        <w:jc w:val="left"/>
+        <w:rPr>
+          <w:rFonts w:hint="default" w:ascii="Consolas" w:hAnsi="Consolas" w:eastAsia="Consolas" w:cs="Consolas"/>
+          <w:b w:val="0"/>
+          <w:bCs w:val="0"/>
+          <w:color w:val="CCCCCC"/>
+          <w:sz w:val="21"/>
+          <w:szCs w:val="21"/>
+        </w:rPr>
+      </w:pPr>
+      <w:r>
+        <w:rPr>
+          <w:rFonts w:hint="default" w:ascii="Consolas" w:hAnsi="Consolas" w:eastAsia="Consolas" w:cs="Consolas"/>
+          <w:b w:val="0"/>
+          <w:bCs w:val="0"/>
+          <w:color w:val="9CDCFE"/>
+          <w:kern w:val="0"/>
+          <w:sz w:val="21"/>
+          <w:szCs w:val="21"/>
+          <w:shd w:val="clear" w:fill="1F1F1F"/>
+          <w:lang w:val="en-US" w:eastAsia="zh-CN" w:bidi="ar"/>
+        </w:rPr>
+        <w:t>city</w:t>
+      </w:r>
+      <w:r>
+        <w:rPr>
+          <w:rFonts w:hint="default" w:ascii="Consolas" w:hAnsi="Consolas" w:eastAsia="Consolas" w:cs="Consolas"/>
+          <w:b w:val="0"/>
+          <w:bCs w:val="0"/>
+          <w:color w:val="CCCCCC"/>
+          <w:kern w:val="0"/>
+          <w:sz w:val="21"/>
+          <w:szCs w:val="21"/>
+          <w:shd w:val="clear" w:fill="1F1F1F"/>
+          <w:lang w:val="en-US" w:eastAsia="zh-CN" w:bidi="ar"/>
+        </w:rPr>
+        <w:t xml:space="preserve"> </w:t>
+      </w:r>
+      <w:r>
+        <w:rPr>
+          <w:rFonts w:hint="default" w:ascii="Consolas" w:hAnsi="Consolas" w:eastAsia="Consolas" w:cs="Consolas"/>
+          <w:b w:val="0"/>
+          <w:bCs w:val="0"/>
+          <w:color w:val="D4D4D4"/>
+          <w:kern w:val="0"/>
+          <w:sz w:val="21"/>
+          <w:szCs w:val="21"/>
+          <w:shd w:val="clear" w:fill="1F1F1F"/>
+          <w:lang w:val="en-US" w:eastAsia="zh-CN" w:bidi="ar"/>
+        </w:rPr>
+        <w:t>=</w:t>
+      </w:r>
+      <w:r>
+        <w:rPr>
+          <w:rFonts w:hint="default" w:ascii="Consolas" w:hAnsi="Consolas" w:eastAsia="Consolas" w:cs="Consolas"/>
+          <w:b w:val="0"/>
+          <w:bCs w:val="0"/>
+          <w:color w:val="CCCCCC"/>
+          <w:kern w:val="0"/>
+          <w:sz w:val="21"/>
+          <w:szCs w:val="21"/>
+          <w:shd w:val="clear" w:fill="1F1F1F"/>
+          <w:lang w:val="en-US" w:eastAsia="zh-CN" w:bidi="ar"/>
+        </w:rPr>
+        <w:t xml:space="preserve"> </w:t>
+      </w:r>
+      <w:r>
+        <w:rPr>
+          <w:rFonts w:hint="default" w:ascii="Consolas" w:hAnsi="Consolas" w:eastAsia="Consolas" w:cs="Consolas"/>
+          <w:b w:val="0"/>
+          <w:bCs w:val="0"/>
+          <w:color w:val="CE9178"/>
+          <w:kern w:val="0"/>
+          <w:sz w:val="21"/>
+          <w:szCs w:val="21"/>
+          <w:shd w:val="clear" w:fill="1F1F1F"/>
+          <w:lang w:val="en-US" w:eastAsia="zh-CN" w:bidi="ar"/>
+        </w:rPr>
+        <w:t>"Nellore"</w:t>
+      </w:r>
+    </w:p>
+    <w:p>
+      <w:pPr>
+        <w:keepNext w:val="0"/>
+        <w:keepLines w:val="0"/>
+        <w:widowControl/>
+        <w:suppressLineNumbers w:val="0"/>
+        <w:shd w:val="clear" w:fill="1F1F1F"/>
+        <w:spacing w:line="228" w:lineRule="atLeast"/>
+        <w:jc w:val="left"/>
+        <w:rPr>
+          <w:rFonts w:hint="default" w:ascii="Consolas" w:hAnsi="Consolas" w:eastAsia="Consolas" w:cs="Consolas"/>
+          <w:b w:val="0"/>
+          <w:bCs w:val="0"/>
+          <w:color w:val="CCCCCC"/>
+          <w:sz w:val="21"/>
+          <w:szCs w:val="21"/>
+        </w:rPr>
+      </w:pPr>
+      <w:r>
+        <w:rPr>
+          <w:rFonts w:hint="default" w:ascii="Consolas" w:hAnsi="Consolas" w:eastAsia="Consolas" w:cs="Consolas"/>
+          <w:b w:val="0"/>
+          <w:bCs w:val="0"/>
+          <w:color w:val="DCDCAA"/>
+          <w:kern w:val="0"/>
+          <w:sz w:val="21"/>
+          <w:szCs w:val="21"/>
+          <w:shd w:val="clear" w:fill="1F1F1F"/>
+          <w:lang w:val="en-US" w:eastAsia="zh-CN" w:bidi="ar"/>
+        </w:rPr>
+        <w:t>print</w:t>
+      </w:r>
+      <w:r>
+        <w:rPr>
+          <w:rFonts w:hint="default" w:ascii="Consolas" w:hAnsi="Consolas" w:eastAsia="Consolas" w:cs="Consolas"/>
+          <w:b w:val="0"/>
+          <w:bCs w:val="0"/>
+          <w:color w:val="CCCCCC"/>
+          <w:kern w:val="0"/>
+          <w:sz w:val="21"/>
+          <w:szCs w:val="21"/>
+          <w:shd w:val="clear" w:fill="1F1F1F"/>
+          <w:lang w:val="en-US" w:eastAsia="zh-CN" w:bidi="ar"/>
+        </w:rPr>
+        <w:t>(</w:t>
+      </w:r>
+      <w:r>
+        <w:rPr>
+          <w:rFonts w:hint="default" w:ascii="Consolas" w:hAnsi="Consolas" w:eastAsia="Consolas" w:cs="Consolas"/>
+          <w:b w:val="0"/>
+          <w:bCs w:val="0"/>
+          <w:color w:val="569CD6"/>
+          <w:kern w:val="0"/>
+          <w:sz w:val="21"/>
+          <w:szCs w:val="21"/>
+          <w:shd w:val="clear" w:fill="1F1F1F"/>
+          <w:lang w:val="en-US" w:eastAsia="zh-CN" w:bidi="ar"/>
+        </w:rPr>
+        <w:t>f</w:t>
+      </w:r>
+      <w:r>
+        <w:rPr>
+          <w:rFonts w:hint="default" w:ascii="Consolas" w:hAnsi="Consolas" w:eastAsia="Consolas" w:cs="Consolas"/>
+          <w:b w:val="0"/>
+          <w:bCs w:val="0"/>
+          <w:color w:val="CE9178"/>
+          <w:kern w:val="0"/>
+          <w:sz w:val="21"/>
+          <w:szCs w:val="21"/>
+          <w:shd w:val="clear" w:fill="1F1F1F"/>
+          <w:lang w:val="en-US" w:eastAsia="zh-CN" w:bidi="ar"/>
+        </w:rPr>
+        <w:t xml:space="preserve">"My name is </w:t>
+      </w:r>
+      <w:r>
+        <w:rPr>
+          <w:rFonts w:hint="default" w:ascii="Consolas" w:hAnsi="Consolas" w:eastAsia="Consolas" w:cs="Consolas"/>
+          <w:b w:val="0"/>
+          <w:bCs w:val="0"/>
+          <w:color w:val="569CD6"/>
+          <w:kern w:val="0"/>
+          <w:sz w:val="21"/>
+          <w:szCs w:val="21"/>
+          <w:shd w:val="clear" w:fill="1F1F1F"/>
+          <w:lang w:val="en-US" w:eastAsia="zh-CN" w:bidi="ar"/>
+        </w:rPr>
+        <w:t>{</w:t>
+      </w:r>
+      <w:r>
+        <w:rPr>
+          <w:rFonts w:hint="default" w:ascii="Consolas" w:hAnsi="Consolas" w:eastAsia="Consolas" w:cs="Consolas"/>
+          <w:b w:val="0"/>
+          <w:bCs w:val="0"/>
+          <w:color w:val="9CDCFE"/>
+          <w:kern w:val="0"/>
+          <w:sz w:val="21"/>
+          <w:szCs w:val="21"/>
+          <w:shd w:val="clear" w:fill="1F1F1F"/>
+          <w:lang w:val="en-US" w:eastAsia="zh-CN" w:bidi="ar"/>
+        </w:rPr>
+        <w:t>name</w:t>
+      </w:r>
+      <w:r>
+        <w:rPr>
+          <w:rFonts w:hint="default" w:ascii="Consolas" w:hAnsi="Consolas" w:eastAsia="Consolas" w:cs="Consolas"/>
+          <w:b w:val="0"/>
+          <w:bCs w:val="0"/>
+          <w:color w:val="569CD6"/>
+          <w:kern w:val="0"/>
+          <w:sz w:val="21"/>
+          <w:szCs w:val="21"/>
+          <w:shd w:val="clear" w:fill="1F1F1F"/>
+          <w:lang w:val="en-US" w:eastAsia="zh-CN" w:bidi="ar"/>
+        </w:rPr>
+        <w:t>}</w:t>
+      </w:r>
+      <w:r>
+        <w:rPr>
+          <w:rFonts w:hint="default" w:ascii="Consolas" w:hAnsi="Consolas" w:eastAsia="Consolas" w:cs="Consolas"/>
+          <w:b w:val="0"/>
+          <w:bCs w:val="0"/>
+          <w:color w:val="CE9178"/>
+          <w:kern w:val="0"/>
+          <w:sz w:val="21"/>
+          <w:szCs w:val="21"/>
+          <w:shd w:val="clear" w:fill="1F1F1F"/>
+          <w:lang w:val="en-US" w:eastAsia="zh-CN" w:bidi="ar"/>
+        </w:rPr>
+        <w:t xml:space="preserve">, I am </w:t>
+      </w:r>
+      <w:r>
+        <w:rPr>
+          <w:rFonts w:hint="default" w:ascii="Consolas" w:hAnsi="Consolas" w:eastAsia="Consolas" w:cs="Consolas"/>
+          <w:b w:val="0"/>
+          <w:bCs w:val="0"/>
+          <w:color w:val="569CD6"/>
+          <w:kern w:val="0"/>
+          <w:sz w:val="21"/>
+          <w:szCs w:val="21"/>
+          <w:shd w:val="clear" w:fill="1F1F1F"/>
+          <w:lang w:val="en-US" w:eastAsia="zh-CN" w:bidi="ar"/>
+        </w:rPr>
+        <w:t>{</w:t>
+      </w:r>
+      <w:r>
+        <w:rPr>
+          <w:rFonts w:hint="default" w:ascii="Consolas" w:hAnsi="Consolas" w:eastAsia="Consolas" w:cs="Consolas"/>
+          <w:b w:val="0"/>
+          <w:bCs w:val="0"/>
+          <w:color w:val="9CDCFE"/>
+          <w:kern w:val="0"/>
+          <w:sz w:val="21"/>
+          <w:szCs w:val="21"/>
+          <w:shd w:val="clear" w:fill="1F1F1F"/>
+          <w:lang w:val="en-US" w:eastAsia="zh-CN" w:bidi="ar"/>
+        </w:rPr>
+        <w:t>age</w:t>
+      </w:r>
+      <w:r>
+        <w:rPr>
+          <w:rFonts w:hint="default" w:ascii="Consolas" w:hAnsi="Consolas" w:eastAsia="Consolas" w:cs="Consolas"/>
+          <w:b w:val="0"/>
+          <w:bCs w:val="0"/>
+          <w:color w:val="569CD6"/>
+          <w:kern w:val="0"/>
+          <w:sz w:val="21"/>
+          <w:szCs w:val="21"/>
+          <w:shd w:val="clear" w:fill="1F1F1F"/>
+          <w:lang w:val="en-US" w:eastAsia="zh-CN" w:bidi="ar"/>
+        </w:rPr>
+        <w:t>}</w:t>
+      </w:r>
+      <w:r>
+        <w:rPr>
+          <w:rFonts w:hint="default" w:ascii="Consolas" w:hAnsi="Consolas" w:eastAsia="Consolas" w:cs="Consolas"/>
+          <w:b w:val="0"/>
+          <w:bCs w:val="0"/>
+          <w:color w:val="CE9178"/>
+          <w:kern w:val="0"/>
+          <w:sz w:val="21"/>
+          <w:szCs w:val="21"/>
+          <w:shd w:val="clear" w:fill="1F1F1F"/>
+          <w:lang w:val="en-US" w:eastAsia="zh-CN" w:bidi="ar"/>
+        </w:rPr>
+        <w:t xml:space="preserve"> years old, and I live in </w:t>
+      </w:r>
+      <w:r>
+        <w:rPr>
+          <w:rFonts w:hint="default" w:ascii="Consolas" w:hAnsi="Consolas" w:eastAsia="Consolas" w:cs="Consolas"/>
+          <w:b w:val="0"/>
+          <w:bCs w:val="0"/>
+          <w:color w:val="569CD6"/>
+          <w:kern w:val="0"/>
+          <w:sz w:val="21"/>
+          <w:szCs w:val="21"/>
+          <w:shd w:val="clear" w:fill="1F1F1F"/>
+          <w:lang w:val="en-US" w:eastAsia="zh-CN" w:bidi="ar"/>
+        </w:rPr>
+        <w:t>{</w:t>
+      </w:r>
+      <w:r>
+        <w:rPr>
+          <w:rFonts w:hint="default" w:ascii="Consolas" w:hAnsi="Consolas" w:eastAsia="Consolas" w:cs="Consolas"/>
+          <w:b w:val="0"/>
+          <w:bCs w:val="0"/>
+          <w:color w:val="9CDCFE"/>
+          <w:kern w:val="0"/>
+          <w:sz w:val="21"/>
+          <w:szCs w:val="21"/>
+          <w:shd w:val="clear" w:fill="1F1F1F"/>
+          <w:lang w:val="en-US" w:eastAsia="zh-CN" w:bidi="ar"/>
+        </w:rPr>
+        <w:t>city</w:t>
+      </w:r>
+      <w:r>
+        <w:rPr>
+          <w:rFonts w:hint="default" w:ascii="Consolas" w:hAnsi="Consolas" w:eastAsia="Consolas" w:cs="Consolas"/>
+          <w:b w:val="0"/>
+          <w:bCs w:val="0"/>
+          <w:color w:val="569CD6"/>
+          <w:kern w:val="0"/>
+          <w:sz w:val="21"/>
+          <w:szCs w:val="21"/>
+          <w:shd w:val="clear" w:fill="1F1F1F"/>
+          <w:lang w:val="en-US" w:eastAsia="zh-CN" w:bidi="ar"/>
+        </w:rPr>
+        <w:t>}</w:t>
+      </w:r>
+      <w:r>
+        <w:rPr>
+          <w:rFonts w:hint="default" w:ascii="Consolas" w:hAnsi="Consolas" w:eastAsia="Consolas" w:cs="Consolas"/>
+          <w:b w:val="0"/>
+          <w:bCs w:val="0"/>
+          <w:color w:val="CE9178"/>
+          <w:kern w:val="0"/>
+          <w:sz w:val="21"/>
+          <w:szCs w:val="21"/>
+          <w:shd w:val="clear" w:fill="1F1F1F"/>
+          <w:lang w:val="en-US" w:eastAsia="zh-CN" w:bidi="ar"/>
+        </w:rPr>
+        <w:t>."</w:t>
+      </w:r>
+      <w:r>
+        <w:rPr>
+          <w:rFonts w:hint="default" w:ascii="Consolas" w:hAnsi="Consolas" w:eastAsia="Consolas" w:cs="Consolas"/>
+          <w:b w:val="0"/>
+          <w:bCs w:val="0"/>
+          <w:color w:val="CCCCCC"/>
+          <w:kern w:val="0"/>
+          <w:sz w:val="21"/>
+          <w:szCs w:val="21"/>
+          <w:shd w:val="clear" w:fill="1F1F1F"/>
+          <w:lang w:val="en-US" w:eastAsia="zh-CN" w:bidi="ar"/>
+        </w:rPr>
+        <w:t>)</w:t>
       </w:r>
     </w:p>
     <w:p>
@@ -2791,10 +4326,17 @@
           <w:ilvl w:val="0"/>
           <w:numId w:val="0"/>
         </w:numPr>
-        <w:ind w:left="360"/>
-      </w:pPr>
-      <w:r>
-        <w:t>A)Print(text[::-1])-&gt; ecnegilletnI laicifitrA</w:t>
+        <w:rPr>
+          <w:rFonts w:hint="default"/>
+          <w:lang w:val="en-IN"/>
+        </w:rPr>
+      </w:pPr>
+      <w:r>
+        <w:rPr>
+          <w:rFonts w:hint="default"/>
+          <w:lang w:val="en-IN"/>
+        </w:rPr>
+        <w:t>Output:</w:t>
       </w:r>
     </w:p>
     <w:p>
@@ -2804,9 +4346,17 @@
           <w:ilvl w:val="0"/>
           <w:numId w:val="0"/>
         </w:numPr>
-      </w:pPr>
-      <w:r>
-        <w:t>6.Print every second character.</w:t>
+        <w:rPr>
+          <w:rFonts w:hint="default"/>
+          <w:lang w:val="en-IN"/>
+        </w:rPr>
+      </w:pPr>
+      <w:r>
+        <w:rPr>
+          <w:rFonts w:hint="default"/>
+          <w:lang w:val="en-IN"/>
+        </w:rPr>
+        <w:t>My name is Pavithra, I am 21 years old, and I live in Nellore</w:t>
       </w:r>
     </w:p>
     <w:p>
@@ -2818,7 +4368,7 @@
         </w:numPr>
       </w:pPr>
       <w:r>
-        <w:t xml:space="preserve">      A)print(text[::2])-&gt; Atfca nelgne</w:t>
+        <w:t>2.Create a product, price and quantity and display a formatted bill.</w:t>
       </w:r>
     </w:p>
     <w:p>
@@ -2828,9 +4378,564 @@
           <w:ilvl w:val="0"/>
           <w:numId w:val="0"/>
         </w:numPr>
-      </w:pPr>
-      <w:r>
-        <w:t>7.Print characters from index 3 to 12.</w:t>
+        <w:rPr>
+          <w:rFonts w:hint="default"/>
+          <w:b/>
+          <w:bCs/>
+          <w:lang w:val="en-IN"/>
+        </w:rPr>
+      </w:pPr>
+      <w:r>
+        <w:rPr>
+          <w:b w:val="0"/>
+          <w:bCs w:val="0"/>
+        </w:rPr>
+        <w:t>ANSWER</w:t>
+      </w:r>
+      <w:r>
+        <w:rPr>
+          <w:b/>
+          <w:bCs/>
+        </w:rPr>
+        <w:t xml:space="preserve"> </w:t>
+      </w:r>
+      <w:r>
+        <w:rPr>
+          <w:rFonts w:hint="default"/>
+          <w:b/>
+          <w:bCs/>
+          <w:lang w:val="en-IN"/>
+        </w:rPr>
+        <w:t>:</w:t>
+      </w:r>
+    </w:p>
+    <w:p>
+      <w:pPr>
+        <w:keepNext w:val="0"/>
+        <w:keepLines w:val="0"/>
+        <w:widowControl/>
+        <w:suppressLineNumbers w:val="0"/>
+        <w:shd w:val="clear" w:fill="1F1F1F"/>
+        <w:spacing w:line="228" w:lineRule="atLeast"/>
+        <w:jc w:val="left"/>
+        <w:rPr>
+          <w:rFonts w:ascii="Consolas" w:hAnsi="Consolas" w:eastAsia="Consolas" w:cs="Consolas"/>
+          <w:b w:val="0"/>
+          <w:bCs w:val="0"/>
+          <w:color w:val="CCCCCC"/>
+          <w:sz w:val="21"/>
+          <w:szCs w:val="21"/>
+        </w:rPr>
+      </w:pPr>
+      <w:r>
+        <w:rPr>
+          <w:rFonts w:hint="default" w:ascii="Consolas" w:hAnsi="Consolas" w:eastAsia="Consolas" w:cs="Consolas"/>
+          <w:b w:val="0"/>
+          <w:bCs w:val="0"/>
+          <w:color w:val="9CDCFE"/>
+          <w:kern w:val="0"/>
+          <w:sz w:val="21"/>
+          <w:szCs w:val="21"/>
+          <w:shd w:val="clear" w:fill="1F1F1F"/>
+          <w:lang w:val="en-US" w:eastAsia="zh-CN" w:bidi="ar"/>
+        </w:rPr>
+        <w:t>product</w:t>
+      </w:r>
+      <w:r>
+        <w:rPr>
+          <w:rFonts w:hint="default" w:ascii="Consolas" w:hAnsi="Consolas" w:eastAsia="Consolas" w:cs="Consolas"/>
+          <w:b w:val="0"/>
+          <w:bCs w:val="0"/>
+          <w:color w:val="D4D4D4"/>
+          <w:kern w:val="0"/>
+          <w:sz w:val="21"/>
+          <w:szCs w:val="21"/>
+          <w:shd w:val="clear" w:fill="1F1F1F"/>
+          <w:lang w:val="en-US" w:eastAsia="zh-CN" w:bidi="ar"/>
+        </w:rPr>
+        <w:t>=</w:t>
+      </w:r>
+      <w:r>
+        <w:rPr>
+          <w:rFonts w:hint="default" w:ascii="Consolas" w:hAnsi="Consolas" w:eastAsia="Consolas" w:cs="Consolas"/>
+          <w:b w:val="0"/>
+          <w:bCs w:val="0"/>
+          <w:color w:val="CE9178"/>
+          <w:kern w:val="0"/>
+          <w:sz w:val="21"/>
+          <w:szCs w:val="21"/>
+          <w:shd w:val="clear" w:fill="1F1F1F"/>
+          <w:lang w:val="en-US" w:eastAsia="zh-CN" w:bidi="ar"/>
+        </w:rPr>
+        <w:t>"phone"</w:t>
+      </w:r>
+    </w:p>
+    <w:p>
+      <w:pPr>
+        <w:keepNext w:val="0"/>
+        <w:keepLines w:val="0"/>
+        <w:widowControl/>
+        <w:suppressLineNumbers w:val="0"/>
+        <w:shd w:val="clear" w:fill="1F1F1F"/>
+        <w:spacing w:line="228" w:lineRule="atLeast"/>
+        <w:jc w:val="left"/>
+        <w:rPr>
+          <w:rFonts w:hint="default" w:ascii="Consolas" w:hAnsi="Consolas" w:eastAsia="Consolas" w:cs="Consolas"/>
+          <w:b w:val="0"/>
+          <w:bCs w:val="0"/>
+          <w:color w:val="CCCCCC"/>
+          <w:sz w:val="21"/>
+          <w:szCs w:val="21"/>
+        </w:rPr>
+      </w:pPr>
+      <w:r>
+        <w:rPr>
+          <w:rFonts w:hint="default" w:ascii="Consolas" w:hAnsi="Consolas" w:eastAsia="Consolas" w:cs="Consolas"/>
+          <w:b w:val="0"/>
+          <w:bCs w:val="0"/>
+          <w:color w:val="9CDCFE"/>
+          <w:kern w:val="0"/>
+          <w:sz w:val="21"/>
+          <w:szCs w:val="21"/>
+          <w:shd w:val="clear" w:fill="1F1F1F"/>
+          <w:lang w:val="en-US" w:eastAsia="zh-CN" w:bidi="ar"/>
+        </w:rPr>
+        <w:t>price</w:t>
+      </w:r>
+      <w:r>
+        <w:rPr>
+          <w:rFonts w:hint="default" w:ascii="Consolas" w:hAnsi="Consolas" w:eastAsia="Consolas" w:cs="Consolas"/>
+          <w:b w:val="0"/>
+          <w:bCs w:val="0"/>
+          <w:color w:val="D4D4D4"/>
+          <w:kern w:val="0"/>
+          <w:sz w:val="21"/>
+          <w:szCs w:val="21"/>
+          <w:shd w:val="clear" w:fill="1F1F1F"/>
+          <w:lang w:val="en-US" w:eastAsia="zh-CN" w:bidi="ar"/>
+        </w:rPr>
+        <w:t>=</w:t>
+      </w:r>
+      <w:r>
+        <w:rPr>
+          <w:rFonts w:hint="default" w:ascii="Consolas" w:hAnsi="Consolas" w:eastAsia="Consolas" w:cs="Consolas"/>
+          <w:b w:val="0"/>
+          <w:bCs w:val="0"/>
+          <w:color w:val="B5CEA8"/>
+          <w:kern w:val="0"/>
+          <w:sz w:val="21"/>
+          <w:szCs w:val="21"/>
+          <w:shd w:val="clear" w:fill="1F1F1F"/>
+          <w:lang w:val="en-US" w:eastAsia="zh-CN" w:bidi="ar"/>
+        </w:rPr>
+        <w:t>200</w:t>
+      </w:r>
+    </w:p>
+    <w:p>
+      <w:pPr>
+        <w:keepNext w:val="0"/>
+        <w:keepLines w:val="0"/>
+        <w:widowControl/>
+        <w:suppressLineNumbers w:val="0"/>
+        <w:shd w:val="clear" w:fill="1F1F1F"/>
+        <w:spacing w:line="228" w:lineRule="atLeast"/>
+        <w:jc w:val="left"/>
+        <w:rPr>
+          <w:rFonts w:hint="default" w:ascii="Consolas" w:hAnsi="Consolas" w:eastAsia="Consolas" w:cs="Consolas"/>
+          <w:b w:val="0"/>
+          <w:bCs w:val="0"/>
+          <w:color w:val="CCCCCC"/>
+          <w:sz w:val="21"/>
+          <w:szCs w:val="21"/>
+        </w:rPr>
+      </w:pPr>
+      <w:r>
+        <w:rPr>
+          <w:rFonts w:hint="default" w:ascii="Consolas" w:hAnsi="Consolas" w:eastAsia="Consolas" w:cs="Consolas"/>
+          <w:b w:val="0"/>
+          <w:bCs w:val="0"/>
+          <w:color w:val="9CDCFE"/>
+          <w:kern w:val="0"/>
+          <w:sz w:val="21"/>
+          <w:szCs w:val="21"/>
+          <w:shd w:val="clear" w:fill="1F1F1F"/>
+          <w:lang w:val="en-US" w:eastAsia="zh-CN" w:bidi="ar"/>
+        </w:rPr>
+        <w:t>quantity</w:t>
+      </w:r>
+      <w:r>
+        <w:rPr>
+          <w:rFonts w:hint="default" w:ascii="Consolas" w:hAnsi="Consolas" w:eastAsia="Consolas" w:cs="Consolas"/>
+          <w:b w:val="0"/>
+          <w:bCs w:val="0"/>
+          <w:color w:val="D4D4D4"/>
+          <w:kern w:val="0"/>
+          <w:sz w:val="21"/>
+          <w:szCs w:val="21"/>
+          <w:shd w:val="clear" w:fill="1F1F1F"/>
+          <w:lang w:val="en-US" w:eastAsia="zh-CN" w:bidi="ar"/>
+        </w:rPr>
+        <w:t>=</w:t>
+      </w:r>
+      <w:r>
+        <w:rPr>
+          <w:rFonts w:hint="default" w:ascii="Consolas" w:hAnsi="Consolas" w:eastAsia="Consolas" w:cs="Consolas"/>
+          <w:b w:val="0"/>
+          <w:bCs w:val="0"/>
+          <w:color w:val="B5CEA8"/>
+          <w:kern w:val="0"/>
+          <w:sz w:val="21"/>
+          <w:szCs w:val="21"/>
+          <w:shd w:val="clear" w:fill="1F1F1F"/>
+          <w:lang w:val="en-US" w:eastAsia="zh-CN" w:bidi="ar"/>
+        </w:rPr>
+        <w:t>4</w:t>
+      </w:r>
+    </w:p>
+    <w:p>
+      <w:pPr>
+        <w:keepNext w:val="0"/>
+        <w:keepLines w:val="0"/>
+        <w:widowControl/>
+        <w:suppressLineNumbers w:val="0"/>
+        <w:shd w:val="clear" w:fill="1F1F1F"/>
+        <w:spacing w:line="228" w:lineRule="atLeast"/>
+        <w:jc w:val="left"/>
+        <w:rPr>
+          <w:rFonts w:hint="default" w:ascii="Consolas" w:hAnsi="Consolas" w:eastAsia="Consolas" w:cs="Consolas"/>
+          <w:b w:val="0"/>
+          <w:bCs w:val="0"/>
+          <w:color w:val="CCCCCC"/>
+          <w:sz w:val="21"/>
+          <w:szCs w:val="21"/>
+        </w:rPr>
+      </w:pPr>
+      <w:r>
+        <w:rPr>
+          <w:rFonts w:hint="default" w:ascii="Consolas" w:hAnsi="Consolas" w:eastAsia="Consolas" w:cs="Consolas"/>
+          <w:b w:val="0"/>
+          <w:bCs w:val="0"/>
+          <w:color w:val="9CDCFE"/>
+          <w:kern w:val="0"/>
+          <w:sz w:val="21"/>
+          <w:szCs w:val="21"/>
+          <w:shd w:val="clear" w:fill="1F1F1F"/>
+          <w:lang w:val="en-US" w:eastAsia="zh-CN" w:bidi="ar"/>
+        </w:rPr>
+        <w:t>bill</w:t>
+      </w:r>
+      <w:r>
+        <w:rPr>
+          <w:rFonts w:hint="default" w:ascii="Consolas" w:hAnsi="Consolas" w:eastAsia="Consolas" w:cs="Consolas"/>
+          <w:b w:val="0"/>
+          <w:bCs w:val="0"/>
+          <w:color w:val="D4D4D4"/>
+          <w:kern w:val="0"/>
+          <w:sz w:val="21"/>
+          <w:szCs w:val="21"/>
+          <w:shd w:val="clear" w:fill="1F1F1F"/>
+          <w:lang w:val="en-US" w:eastAsia="zh-CN" w:bidi="ar"/>
+        </w:rPr>
+        <w:t>=</w:t>
+      </w:r>
+      <w:r>
+        <w:rPr>
+          <w:rFonts w:hint="default" w:ascii="Consolas" w:hAnsi="Consolas" w:eastAsia="Consolas" w:cs="Consolas"/>
+          <w:b w:val="0"/>
+          <w:bCs w:val="0"/>
+          <w:color w:val="9CDCFE"/>
+          <w:kern w:val="0"/>
+          <w:sz w:val="21"/>
+          <w:szCs w:val="21"/>
+          <w:shd w:val="clear" w:fill="1F1F1F"/>
+          <w:lang w:val="en-US" w:eastAsia="zh-CN" w:bidi="ar"/>
+        </w:rPr>
+        <w:t>price</w:t>
+      </w:r>
+      <w:r>
+        <w:rPr>
+          <w:rFonts w:hint="default" w:ascii="Consolas" w:hAnsi="Consolas" w:eastAsia="Consolas" w:cs="Consolas"/>
+          <w:b w:val="0"/>
+          <w:bCs w:val="0"/>
+          <w:color w:val="D4D4D4"/>
+          <w:kern w:val="0"/>
+          <w:sz w:val="21"/>
+          <w:szCs w:val="21"/>
+          <w:shd w:val="clear" w:fill="1F1F1F"/>
+          <w:lang w:val="en-US" w:eastAsia="zh-CN" w:bidi="ar"/>
+        </w:rPr>
+        <w:t>*</w:t>
+      </w:r>
+      <w:r>
+        <w:rPr>
+          <w:rFonts w:hint="default" w:ascii="Consolas" w:hAnsi="Consolas" w:eastAsia="Consolas" w:cs="Consolas"/>
+          <w:b w:val="0"/>
+          <w:bCs w:val="0"/>
+          <w:color w:val="B5CEA8"/>
+          <w:kern w:val="0"/>
+          <w:sz w:val="21"/>
+          <w:szCs w:val="21"/>
+          <w:shd w:val="clear" w:fill="1F1F1F"/>
+          <w:lang w:val="en-US" w:eastAsia="zh-CN" w:bidi="ar"/>
+        </w:rPr>
+        <w:t>4</w:t>
+      </w:r>
+    </w:p>
+    <w:p>
+      <w:pPr>
+        <w:keepNext w:val="0"/>
+        <w:keepLines w:val="0"/>
+        <w:widowControl/>
+        <w:suppressLineNumbers w:val="0"/>
+        <w:shd w:val="clear" w:fill="1F1F1F"/>
+        <w:spacing w:line="228" w:lineRule="atLeast"/>
+        <w:jc w:val="left"/>
+        <w:rPr>
+          <w:rFonts w:hint="default" w:ascii="Consolas" w:hAnsi="Consolas" w:eastAsia="Consolas" w:cs="Consolas"/>
+          <w:b w:val="0"/>
+          <w:bCs w:val="0"/>
+          <w:color w:val="CCCCCC"/>
+          <w:sz w:val="21"/>
+          <w:szCs w:val="21"/>
+        </w:rPr>
+      </w:pPr>
+      <w:r>
+        <w:rPr>
+          <w:rFonts w:hint="default" w:ascii="Consolas" w:hAnsi="Consolas" w:eastAsia="Consolas" w:cs="Consolas"/>
+          <w:b w:val="0"/>
+          <w:bCs w:val="0"/>
+          <w:color w:val="DCDCAA"/>
+          <w:kern w:val="0"/>
+          <w:sz w:val="21"/>
+          <w:szCs w:val="21"/>
+          <w:shd w:val="clear" w:fill="1F1F1F"/>
+          <w:lang w:val="en-US" w:eastAsia="zh-CN" w:bidi="ar"/>
+        </w:rPr>
+        <w:t>print</w:t>
+      </w:r>
+      <w:r>
+        <w:rPr>
+          <w:rFonts w:hint="default" w:ascii="Consolas" w:hAnsi="Consolas" w:eastAsia="Consolas" w:cs="Consolas"/>
+          <w:b w:val="0"/>
+          <w:bCs w:val="0"/>
+          <w:color w:val="CCCCCC"/>
+          <w:kern w:val="0"/>
+          <w:sz w:val="21"/>
+          <w:szCs w:val="21"/>
+          <w:shd w:val="clear" w:fill="1F1F1F"/>
+          <w:lang w:val="en-US" w:eastAsia="zh-CN" w:bidi="ar"/>
+        </w:rPr>
+        <w:t>(</w:t>
+      </w:r>
+      <w:r>
+        <w:rPr>
+          <w:rFonts w:hint="default" w:ascii="Consolas" w:hAnsi="Consolas" w:eastAsia="Consolas" w:cs="Consolas"/>
+          <w:b w:val="0"/>
+          <w:bCs w:val="0"/>
+          <w:color w:val="569CD6"/>
+          <w:kern w:val="0"/>
+          <w:sz w:val="21"/>
+          <w:szCs w:val="21"/>
+          <w:shd w:val="clear" w:fill="1F1F1F"/>
+          <w:lang w:val="en-US" w:eastAsia="zh-CN" w:bidi="ar"/>
+        </w:rPr>
+        <w:t>f</w:t>
+      </w:r>
+      <w:r>
+        <w:rPr>
+          <w:rFonts w:hint="default" w:ascii="Consolas" w:hAnsi="Consolas" w:eastAsia="Consolas" w:cs="Consolas"/>
+          <w:b w:val="0"/>
+          <w:bCs w:val="0"/>
+          <w:color w:val="CE9178"/>
+          <w:kern w:val="0"/>
+          <w:sz w:val="21"/>
+          <w:szCs w:val="21"/>
+          <w:shd w:val="clear" w:fill="1F1F1F"/>
+          <w:lang w:val="en-US" w:eastAsia="zh-CN" w:bidi="ar"/>
+        </w:rPr>
+        <w:t xml:space="preserve">"the cost of </w:t>
+      </w:r>
+      <w:r>
+        <w:rPr>
+          <w:rFonts w:hint="default" w:ascii="Consolas" w:hAnsi="Consolas" w:eastAsia="Consolas" w:cs="Consolas"/>
+          <w:b w:val="0"/>
+          <w:bCs w:val="0"/>
+          <w:color w:val="569CD6"/>
+          <w:kern w:val="0"/>
+          <w:sz w:val="21"/>
+          <w:szCs w:val="21"/>
+          <w:shd w:val="clear" w:fill="1F1F1F"/>
+          <w:lang w:val="en-US" w:eastAsia="zh-CN" w:bidi="ar"/>
+        </w:rPr>
+        <w:t>{</w:t>
+      </w:r>
+      <w:r>
+        <w:rPr>
+          <w:rFonts w:hint="default" w:ascii="Consolas" w:hAnsi="Consolas" w:eastAsia="Consolas" w:cs="Consolas"/>
+          <w:b w:val="0"/>
+          <w:bCs w:val="0"/>
+          <w:color w:val="9CDCFE"/>
+          <w:kern w:val="0"/>
+          <w:sz w:val="21"/>
+          <w:szCs w:val="21"/>
+          <w:shd w:val="clear" w:fill="1F1F1F"/>
+          <w:lang w:val="en-US" w:eastAsia="zh-CN" w:bidi="ar"/>
+        </w:rPr>
+        <w:t>quantity</w:t>
+      </w:r>
+      <w:r>
+        <w:rPr>
+          <w:rFonts w:hint="default" w:ascii="Consolas" w:hAnsi="Consolas" w:eastAsia="Consolas" w:cs="Consolas"/>
+          <w:b w:val="0"/>
+          <w:bCs w:val="0"/>
+          <w:color w:val="569CD6"/>
+          <w:kern w:val="0"/>
+          <w:sz w:val="21"/>
+          <w:szCs w:val="21"/>
+          <w:shd w:val="clear" w:fill="1F1F1F"/>
+          <w:lang w:val="en-US" w:eastAsia="zh-CN" w:bidi="ar"/>
+        </w:rPr>
+        <w:t>}</w:t>
+      </w:r>
+      <w:r>
+        <w:rPr>
+          <w:rFonts w:hint="default" w:ascii="Consolas" w:hAnsi="Consolas" w:eastAsia="Consolas" w:cs="Consolas"/>
+          <w:b w:val="0"/>
+          <w:bCs w:val="0"/>
+          <w:color w:val="CE9178"/>
+          <w:kern w:val="0"/>
+          <w:sz w:val="21"/>
+          <w:szCs w:val="21"/>
+          <w:shd w:val="clear" w:fill="1F1F1F"/>
+          <w:lang w:val="en-US" w:eastAsia="zh-CN" w:bidi="ar"/>
+        </w:rPr>
+        <w:t xml:space="preserve"> </w:t>
+      </w:r>
+      <w:r>
+        <w:rPr>
+          <w:rFonts w:hint="default" w:ascii="Consolas" w:hAnsi="Consolas" w:eastAsia="Consolas" w:cs="Consolas"/>
+          <w:b w:val="0"/>
+          <w:bCs w:val="0"/>
+          <w:color w:val="569CD6"/>
+          <w:kern w:val="0"/>
+          <w:sz w:val="21"/>
+          <w:szCs w:val="21"/>
+          <w:shd w:val="clear" w:fill="1F1F1F"/>
+          <w:lang w:val="en-US" w:eastAsia="zh-CN" w:bidi="ar"/>
+        </w:rPr>
+        <w:t>{</w:t>
+      </w:r>
+      <w:r>
+        <w:rPr>
+          <w:rFonts w:hint="default" w:ascii="Consolas" w:hAnsi="Consolas" w:eastAsia="Consolas" w:cs="Consolas"/>
+          <w:b w:val="0"/>
+          <w:bCs w:val="0"/>
+          <w:color w:val="9CDCFE"/>
+          <w:kern w:val="0"/>
+          <w:sz w:val="21"/>
+          <w:szCs w:val="21"/>
+          <w:shd w:val="clear" w:fill="1F1F1F"/>
+          <w:lang w:val="en-US" w:eastAsia="zh-CN" w:bidi="ar"/>
+        </w:rPr>
+        <w:t>product</w:t>
+      </w:r>
+      <w:r>
+        <w:rPr>
+          <w:rFonts w:hint="default" w:ascii="Consolas" w:hAnsi="Consolas" w:eastAsia="Consolas" w:cs="Consolas"/>
+          <w:b w:val="0"/>
+          <w:bCs w:val="0"/>
+          <w:color w:val="569CD6"/>
+          <w:kern w:val="0"/>
+          <w:sz w:val="21"/>
+          <w:szCs w:val="21"/>
+          <w:shd w:val="clear" w:fill="1F1F1F"/>
+          <w:lang w:val="en-US" w:eastAsia="zh-CN" w:bidi="ar"/>
+        </w:rPr>
+        <w:t>}</w:t>
+      </w:r>
+      <w:r>
+        <w:rPr>
+          <w:rFonts w:hint="default" w:ascii="Consolas" w:hAnsi="Consolas" w:eastAsia="Consolas" w:cs="Consolas"/>
+          <w:b w:val="0"/>
+          <w:bCs w:val="0"/>
+          <w:color w:val="CE9178"/>
+          <w:kern w:val="0"/>
+          <w:sz w:val="21"/>
+          <w:szCs w:val="21"/>
+          <w:shd w:val="clear" w:fill="1F1F1F"/>
+          <w:lang w:val="en-US" w:eastAsia="zh-CN" w:bidi="ar"/>
+        </w:rPr>
+        <w:t xml:space="preserve"> is </w:t>
+      </w:r>
+      <w:r>
+        <w:rPr>
+          <w:rFonts w:hint="default" w:ascii="Consolas" w:hAnsi="Consolas" w:eastAsia="Consolas" w:cs="Consolas"/>
+          <w:b w:val="0"/>
+          <w:bCs w:val="0"/>
+          <w:color w:val="569CD6"/>
+          <w:kern w:val="0"/>
+          <w:sz w:val="21"/>
+          <w:szCs w:val="21"/>
+          <w:shd w:val="clear" w:fill="1F1F1F"/>
+          <w:lang w:val="en-US" w:eastAsia="zh-CN" w:bidi="ar"/>
+        </w:rPr>
+        <w:t>{</w:t>
+      </w:r>
+      <w:r>
+        <w:rPr>
+          <w:rFonts w:hint="default" w:ascii="Consolas" w:hAnsi="Consolas" w:eastAsia="Consolas" w:cs="Consolas"/>
+          <w:b w:val="0"/>
+          <w:bCs w:val="0"/>
+          <w:color w:val="9CDCFE"/>
+          <w:kern w:val="0"/>
+          <w:sz w:val="21"/>
+          <w:szCs w:val="21"/>
+          <w:shd w:val="clear" w:fill="1F1F1F"/>
+          <w:lang w:val="en-US" w:eastAsia="zh-CN" w:bidi="ar"/>
+        </w:rPr>
+        <w:t>bill</w:t>
+      </w:r>
+      <w:r>
+        <w:rPr>
+          <w:rFonts w:hint="default" w:ascii="Consolas" w:hAnsi="Consolas" w:eastAsia="Consolas" w:cs="Consolas"/>
+          <w:b w:val="0"/>
+          <w:bCs w:val="0"/>
+          <w:color w:val="569CD6"/>
+          <w:kern w:val="0"/>
+          <w:sz w:val="21"/>
+          <w:szCs w:val="21"/>
+          <w:shd w:val="clear" w:fill="1F1F1F"/>
+          <w:lang w:val="en-US" w:eastAsia="zh-CN" w:bidi="ar"/>
+        </w:rPr>
+        <w:t>}</w:t>
+      </w:r>
+      <w:r>
+        <w:rPr>
+          <w:rFonts w:hint="default" w:ascii="Consolas" w:hAnsi="Consolas" w:eastAsia="Consolas" w:cs="Consolas"/>
+          <w:b w:val="0"/>
+          <w:bCs w:val="0"/>
+          <w:color w:val="CE9178"/>
+          <w:kern w:val="0"/>
+          <w:sz w:val="21"/>
+          <w:szCs w:val="21"/>
+          <w:shd w:val="clear" w:fill="1F1F1F"/>
+          <w:lang w:val="en-US" w:eastAsia="zh-CN" w:bidi="ar"/>
+        </w:rPr>
+        <w:t>"</w:t>
+      </w:r>
+      <w:r>
+        <w:rPr>
+          <w:rFonts w:hint="default" w:ascii="Consolas" w:hAnsi="Consolas" w:eastAsia="Consolas" w:cs="Consolas"/>
+          <w:b w:val="0"/>
+          <w:bCs w:val="0"/>
+          <w:color w:val="CCCCCC"/>
+          <w:kern w:val="0"/>
+          <w:sz w:val="21"/>
+          <w:szCs w:val="21"/>
+          <w:shd w:val="clear" w:fill="1F1F1F"/>
+          <w:lang w:val="en-US" w:eastAsia="zh-CN" w:bidi="ar"/>
+        </w:rPr>
+        <w:t>)</w:t>
       </w:r>
     </w:p>
     <w:p>
@@ -2840,10 +4945,21 @@
           <w:ilvl w:val="0"/>
           <w:numId w:val="0"/>
         </w:numPr>
-        <w:ind w:left="360"/>
-      </w:pPr>
-      <w:r>
-        <w:t>A)print(text[3:13])-&gt; ificial In</w:t>
+        <w:rPr>
+          <w:rFonts w:hint="default"/>
+          <w:b/>
+          <w:bCs/>
+          <w:lang w:val="en-IN"/>
+        </w:rPr>
+      </w:pPr>
+      <w:r>
+        <w:rPr>
+          <w:rFonts w:hint="default"/>
+          <w:b/>
+          <w:bCs/>
+          <w:lang w:val="en-IN"/>
+        </w:rPr>
+        <w:t>Output:</w:t>
       </w:r>
     </w:p>
     <w:p>
@@ -2853,9 +4969,21 @@
           <w:ilvl w:val="0"/>
           <w:numId w:val="0"/>
         </w:numPr>
-      </w:pPr>
-      <w:r>
-        <w:t>8.Find the index of the first 'i'.</w:t>
+        <w:rPr>
+          <w:rFonts w:hint="default"/>
+          <w:b w:val="0"/>
+          <w:bCs w:val="0"/>
+          <w:lang w:val="en-IN"/>
+        </w:rPr>
+      </w:pPr>
+      <w:r>
+        <w:rPr>
+          <w:rFonts w:hint="default"/>
+          <w:b w:val="0"/>
+          <w:bCs w:val="0"/>
+          <w:lang w:val="en-IN"/>
+        </w:rPr>
+        <w:t>the cost of 4 phone is 800</w:t>
       </w:r>
     </w:p>
     <w:p>
@@ -2865,11 +4993,13 @@
           <w:ilvl w:val="0"/>
           <w:numId w:val="0"/>
         </w:numPr>
-        <w:ind w:left="360"/>
-      </w:pPr>
-      <w:r>
-        <w:t>A)print(text.index(“I”))-&gt;3</w:t>
-      </w:r>
+        <w:rPr>
+          <w:rFonts w:hint="default"/>
+          <w:b/>
+          <w:bCs/>
+          <w:lang w:val="en-IN"/>
+        </w:rPr>
+      </w:pPr>
     </w:p>
     <w:p>
       <w:pPr>
@@ -2880,7 +5010,7 @@
         </w:numPr>
       </w:pPr>
       <w:r>
-        <w:t>9.Count the number of 'i' character.</w:t>
+        <w:t>3.Display student name, total marks and average.</w:t>
       </w:r>
     </w:p>
     <w:p>
@@ -2890,10 +5020,734 @@
           <w:ilvl w:val="0"/>
           <w:numId w:val="0"/>
         </w:numPr>
-        <w:ind w:left="360"/>
-      </w:pPr>
-      <w:r>
-        <w:t>A)print(text.count(“I’))-&gt;4</w:t>
+      </w:pPr>
+      <w:r>
+        <w:rPr>
+          <w:b w:val="0"/>
+          <w:bCs w:val="0"/>
+        </w:rPr>
+        <w:t>ANSWER</w:t>
+      </w:r>
+      <w:r>
+        <w:rPr>
+          <w:b/>
+          <w:bCs/>
+        </w:rPr>
+        <w:t xml:space="preserve"> </w:t>
+      </w:r>
+      <w:r>
+        <w:rPr>
+          <w:rFonts w:hint="default"/>
+          <w:b/>
+          <w:bCs/>
+          <w:lang w:val="en-IN"/>
+        </w:rPr>
+        <w:t>:</w:t>
+      </w:r>
+      <w:r>
+        <w:t xml:space="preserve"> </w:t>
+      </w:r>
+    </w:p>
+    <w:p>
+      <w:pPr>
+        <w:keepNext w:val="0"/>
+        <w:keepLines w:val="0"/>
+        <w:widowControl/>
+        <w:suppressLineNumbers w:val="0"/>
+        <w:shd w:val="clear" w:fill="1F1F1F"/>
+        <w:spacing w:line="228" w:lineRule="atLeast"/>
+        <w:jc w:val="left"/>
+        <w:rPr>
+          <w:rFonts w:ascii="Consolas" w:hAnsi="Consolas" w:eastAsia="Consolas" w:cs="Consolas"/>
+          <w:b w:val="0"/>
+          <w:bCs w:val="0"/>
+          <w:color w:val="CCCCCC"/>
+          <w:sz w:val="21"/>
+          <w:szCs w:val="21"/>
+        </w:rPr>
+      </w:pPr>
+      <w:r>
+        <w:rPr>
+          <w:rFonts w:hint="default" w:ascii="Consolas" w:hAnsi="Consolas" w:eastAsia="Consolas" w:cs="Consolas"/>
+          <w:b w:val="0"/>
+          <w:bCs w:val="0"/>
+          <w:color w:val="9CDCFE"/>
+          <w:kern w:val="0"/>
+          <w:sz w:val="21"/>
+          <w:szCs w:val="21"/>
+          <w:shd w:val="clear" w:fill="1F1F1F"/>
+          <w:lang w:val="en-US" w:eastAsia="zh-CN" w:bidi="ar"/>
+        </w:rPr>
+        <w:t>student_name</w:t>
+      </w:r>
+      <w:r>
+        <w:rPr>
+          <w:rFonts w:hint="default" w:ascii="Consolas" w:hAnsi="Consolas" w:eastAsia="Consolas" w:cs="Consolas"/>
+          <w:b w:val="0"/>
+          <w:bCs w:val="0"/>
+          <w:color w:val="CCCCCC"/>
+          <w:kern w:val="0"/>
+          <w:sz w:val="21"/>
+          <w:szCs w:val="21"/>
+          <w:shd w:val="clear" w:fill="1F1F1F"/>
+          <w:lang w:val="en-US" w:eastAsia="zh-CN" w:bidi="ar"/>
+        </w:rPr>
+        <w:t xml:space="preserve"> </w:t>
+      </w:r>
+      <w:r>
+        <w:rPr>
+          <w:rFonts w:hint="default" w:ascii="Consolas" w:hAnsi="Consolas" w:eastAsia="Consolas" w:cs="Consolas"/>
+          <w:b w:val="0"/>
+          <w:bCs w:val="0"/>
+          <w:color w:val="D4D4D4"/>
+          <w:kern w:val="0"/>
+          <w:sz w:val="21"/>
+          <w:szCs w:val="21"/>
+          <w:shd w:val="clear" w:fill="1F1F1F"/>
+          <w:lang w:val="en-US" w:eastAsia="zh-CN" w:bidi="ar"/>
+        </w:rPr>
+        <w:t>=</w:t>
+      </w:r>
+      <w:r>
+        <w:rPr>
+          <w:rFonts w:hint="default" w:ascii="Consolas" w:hAnsi="Consolas" w:eastAsia="Consolas" w:cs="Consolas"/>
+          <w:b w:val="0"/>
+          <w:bCs w:val="0"/>
+          <w:color w:val="CCCCCC"/>
+          <w:kern w:val="0"/>
+          <w:sz w:val="21"/>
+          <w:szCs w:val="21"/>
+          <w:shd w:val="clear" w:fill="1F1F1F"/>
+          <w:lang w:val="en-US" w:eastAsia="zh-CN" w:bidi="ar"/>
+        </w:rPr>
+        <w:t xml:space="preserve"> </w:t>
+      </w:r>
+      <w:r>
+        <w:rPr>
+          <w:rFonts w:hint="default" w:ascii="Consolas" w:hAnsi="Consolas" w:eastAsia="Consolas" w:cs="Consolas"/>
+          <w:b w:val="0"/>
+          <w:bCs w:val="0"/>
+          <w:color w:val="CE9178"/>
+          <w:kern w:val="0"/>
+          <w:sz w:val="21"/>
+          <w:szCs w:val="21"/>
+          <w:shd w:val="clear" w:fill="1F1F1F"/>
+          <w:lang w:val="en-US" w:eastAsia="zh-CN" w:bidi="ar"/>
+        </w:rPr>
+        <w:t>"Pavithra"</w:t>
+      </w:r>
+    </w:p>
+    <w:p>
+      <w:pPr>
+        <w:keepNext w:val="0"/>
+        <w:keepLines w:val="0"/>
+        <w:widowControl/>
+        <w:suppressLineNumbers w:val="0"/>
+        <w:shd w:val="clear" w:fill="1F1F1F"/>
+        <w:spacing w:line="228" w:lineRule="atLeast"/>
+        <w:jc w:val="left"/>
+        <w:rPr>
+          <w:rFonts w:hint="default" w:ascii="Consolas" w:hAnsi="Consolas" w:eastAsia="Consolas" w:cs="Consolas"/>
+          <w:b w:val="0"/>
+          <w:bCs w:val="0"/>
+          <w:color w:val="CCCCCC"/>
+          <w:sz w:val="21"/>
+          <w:szCs w:val="21"/>
+        </w:rPr>
+      </w:pPr>
+      <w:r>
+        <w:rPr>
+          <w:rFonts w:hint="default" w:ascii="Consolas" w:hAnsi="Consolas" w:eastAsia="Consolas" w:cs="Consolas"/>
+          <w:b w:val="0"/>
+          <w:bCs w:val="0"/>
+          <w:color w:val="9CDCFE"/>
+          <w:kern w:val="0"/>
+          <w:sz w:val="21"/>
+          <w:szCs w:val="21"/>
+          <w:shd w:val="clear" w:fill="1F1F1F"/>
+          <w:lang w:val="en-US" w:eastAsia="zh-CN" w:bidi="ar"/>
+        </w:rPr>
+        <w:t>total_marks</w:t>
+      </w:r>
+      <w:r>
+        <w:rPr>
+          <w:rFonts w:hint="default" w:ascii="Consolas" w:hAnsi="Consolas" w:eastAsia="Consolas" w:cs="Consolas"/>
+          <w:b w:val="0"/>
+          <w:bCs w:val="0"/>
+          <w:color w:val="CCCCCC"/>
+          <w:kern w:val="0"/>
+          <w:sz w:val="21"/>
+          <w:szCs w:val="21"/>
+          <w:shd w:val="clear" w:fill="1F1F1F"/>
+          <w:lang w:val="en-US" w:eastAsia="zh-CN" w:bidi="ar"/>
+        </w:rPr>
+        <w:t xml:space="preserve"> </w:t>
+      </w:r>
+      <w:r>
+        <w:rPr>
+          <w:rFonts w:hint="default" w:ascii="Consolas" w:hAnsi="Consolas" w:eastAsia="Consolas" w:cs="Consolas"/>
+          <w:b w:val="0"/>
+          <w:bCs w:val="0"/>
+          <w:color w:val="D4D4D4"/>
+          <w:kern w:val="0"/>
+          <w:sz w:val="21"/>
+          <w:szCs w:val="21"/>
+          <w:shd w:val="clear" w:fill="1F1F1F"/>
+          <w:lang w:val="en-US" w:eastAsia="zh-CN" w:bidi="ar"/>
+        </w:rPr>
+        <w:t>=</w:t>
+      </w:r>
+      <w:r>
+        <w:rPr>
+          <w:rFonts w:hint="default" w:ascii="Consolas" w:hAnsi="Consolas" w:eastAsia="Consolas" w:cs="Consolas"/>
+          <w:b w:val="0"/>
+          <w:bCs w:val="0"/>
+          <w:color w:val="CCCCCC"/>
+          <w:kern w:val="0"/>
+          <w:sz w:val="21"/>
+          <w:szCs w:val="21"/>
+          <w:shd w:val="clear" w:fill="1F1F1F"/>
+          <w:lang w:val="en-US" w:eastAsia="zh-CN" w:bidi="ar"/>
+        </w:rPr>
+        <w:t xml:space="preserve"> </w:t>
+      </w:r>
+      <w:r>
+        <w:rPr>
+          <w:rFonts w:hint="default" w:ascii="Consolas" w:hAnsi="Consolas" w:eastAsia="Consolas" w:cs="Consolas"/>
+          <w:b w:val="0"/>
+          <w:bCs w:val="0"/>
+          <w:color w:val="B5CEA8"/>
+          <w:kern w:val="0"/>
+          <w:sz w:val="21"/>
+          <w:szCs w:val="21"/>
+          <w:shd w:val="clear" w:fill="1F1F1F"/>
+          <w:lang w:val="en-US" w:eastAsia="zh-CN" w:bidi="ar"/>
+        </w:rPr>
+        <w:t>425</w:t>
+      </w:r>
+    </w:p>
+    <w:p>
+      <w:pPr>
+        <w:keepNext w:val="0"/>
+        <w:keepLines w:val="0"/>
+        <w:widowControl/>
+        <w:suppressLineNumbers w:val="0"/>
+        <w:shd w:val="clear" w:fill="1F1F1F"/>
+        <w:spacing w:line="228" w:lineRule="atLeast"/>
+        <w:jc w:val="left"/>
+        <w:rPr>
+          <w:rFonts w:hint="default" w:ascii="Consolas" w:hAnsi="Consolas" w:eastAsia="Consolas" w:cs="Consolas"/>
+          <w:b w:val="0"/>
+          <w:bCs w:val="0"/>
+          <w:color w:val="CCCCCC"/>
+          <w:sz w:val="21"/>
+          <w:szCs w:val="21"/>
+        </w:rPr>
+      </w:pPr>
+      <w:r>
+        <w:rPr>
+          <w:rFonts w:hint="default" w:ascii="Consolas" w:hAnsi="Consolas" w:eastAsia="Consolas" w:cs="Consolas"/>
+          <w:b w:val="0"/>
+          <w:bCs w:val="0"/>
+          <w:color w:val="9CDCFE"/>
+          <w:kern w:val="0"/>
+          <w:sz w:val="21"/>
+          <w:szCs w:val="21"/>
+          <w:shd w:val="clear" w:fill="1F1F1F"/>
+          <w:lang w:val="en-US" w:eastAsia="zh-CN" w:bidi="ar"/>
+        </w:rPr>
+        <w:t>average</w:t>
+      </w:r>
+      <w:r>
+        <w:rPr>
+          <w:rFonts w:hint="default" w:ascii="Consolas" w:hAnsi="Consolas" w:eastAsia="Consolas" w:cs="Consolas"/>
+          <w:b w:val="0"/>
+          <w:bCs w:val="0"/>
+          <w:color w:val="CCCCCC"/>
+          <w:kern w:val="0"/>
+          <w:sz w:val="21"/>
+          <w:szCs w:val="21"/>
+          <w:shd w:val="clear" w:fill="1F1F1F"/>
+          <w:lang w:val="en-US" w:eastAsia="zh-CN" w:bidi="ar"/>
+        </w:rPr>
+        <w:t xml:space="preserve"> </w:t>
+      </w:r>
+      <w:r>
+        <w:rPr>
+          <w:rFonts w:hint="default" w:ascii="Consolas" w:hAnsi="Consolas" w:eastAsia="Consolas" w:cs="Consolas"/>
+          <w:b w:val="0"/>
+          <w:bCs w:val="0"/>
+          <w:color w:val="D4D4D4"/>
+          <w:kern w:val="0"/>
+          <w:sz w:val="21"/>
+          <w:szCs w:val="21"/>
+          <w:shd w:val="clear" w:fill="1F1F1F"/>
+          <w:lang w:val="en-US" w:eastAsia="zh-CN" w:bidi="ar"/>
+        </w:rPr>
+        <w:t>=</w:t>
+      </w:r>
+      <w:r>
+        <w:rPr>
+          <w:rFonts w:hint="default" w:ascii="Consolas" w:hAnsi="Consolas" w:eastAsia="Consolas" w:cs="Consolas"/>
+          <w:b w:val="0"/>
+          <w:bCs w:val="0"/>
+          <w:color w:val="CCCCCC"/>
+          <w:kern w:val="0"/>
+          <w:sz w:val="21"/>
+          <w:szCs w:val="21"/>
+          <w:shd w:val="clear" w:fill="1F1F1F"/>
+          <w:lang w:val="en-US" w:eastAsia="zh-CN" w:bidi="ar"/>
+        </w:rPr>
+        <w:t xml:space="preserve"> </w:t>
+      </w:r>
+      <w:r>
+        <w:rPr>
+          <w:rFonts w:hint="default" w:ascii="Consolas" w:hAnsi="Consolas" w:eastAsia="Consolas" w:cs="Consolas"/>
+          <w:b w:val="0"/>
+          <w:bCs w:val="0"/>
+          <w:color w:val="B5CEA8"/>
+          <w:kern w:val="0"/>
+          <w:sz w:val="21"/>
+          <w:szCs w:val="21"/>
+          <w:shd w:val="clear" w:fill="1F1F1F"/>
+          <w:lang w:val="en-US" w:eastAsia="zh-CN" w:bidi="ar"/>
+        </w:rPr>
+        <w:t>85</w:t>
+      </w:r>
+    </w:p>
+    <w:p>
+      <w:pPr>
+        <w:keepNext w:val="0"/>
+        <w:keepLines w:val="0"/>
+        <w:widowControl/>
+        <w:suppressLineNumbers w:val="0"/>
+        <w:shd w:val="clear" w:fill="1F1F1F"/>
+        <w:spacing w:line="228" w:lineRule="atLeast"/>
+        <w:jc w:val="left"/>
+        <w:rPr>
+          <w:rFonts w:hint="default" w:ascii="Consolas" w:hAnsi="Consolas" w:eastAsia="Consolas" w:cs="Consolas"/>
+          <w:b w:val="0"/>
+          <w:bCs w:val="0"/>
+          <w:color w:val="CCCCCC"/>
+          <w:sz w:val="21"/>
+          <w:szCs w:val="21"/>
+        </w:rPr>
+      </w:pPr>
+      <w:r>
+        <w:rPr>
+          <w:rFonts w:hint="default" w:ascii="Consolas" w:hAnsi="Consolas" w:eastAsia="Consolas" w:cs="Consolas"/>
+          <w:b w:val="0"/>
+          <w:bCs w:val="0"/>
+          <w:color w:val="DCDCAA"/>
+          <w:kern w:val="0"/>
+          <w:sz w:val="21"/>
+          <w:szCs w:val="21"/>
+          <w:shd w:val="clear" w:fill="1F1F1F"/>
+          <w:lang w:val="en-US" w:eastAsia="zh-CN" w:bidi="ar"/>
+        </w:rPr>
+        <w:t>print</w:t>
+      </w:r>
+      <w:r>
+        <w:rPr>
+          <w:rFonts w:hint="default" w:ascii="Consolas" w:hAnsi="Consolas" w:eastAsia="Consolas" w:cs="Consolas"/>
+          <w:b w:val="0"/>
+          <w:bCs w:val="0"/>
+          <w:color w:val="CCCCCC"/>
+          <w:kern w:val="0"/>
+          <w:sz w:val="21"/>
+          <w:szCs w:val="21"/>
+          <w:shd w:val="clear" w:fill="1F1F1F"/>
+          <w:lang w:val="en-US" w:eastAsia="zh-CN" w:bidi="ar"/>
+        </w:rPr>
+        <w:t>(</w:t>
+      </w:r>
+      <w:r>
+        <w:rPr>
+          <w:rFonts w:hint="default" w:ascii="Consolas" w:hAnsi="Consolas" w:eastAsia="Consolas" w:cs="Consolas"/>
+          <w:b w:val="0"/>
+          <w:bCs w:val="0"/>
+          <w:color w:val="569CD6"/>
+          <w:kern w:val="0"/>
+          <w:sz w:val="21"/>
+          <w:szCs w:val="21"/>
+          <w:shd w:val="clear" w:fill="1F1F1F"/>
+          <w:lang w:val="en-US" w:eastAsia="zh-CN" w:bidi="ar"/>
+        </w:rPr>
+        <w:t>f</w:t>
+      </w:r>
+      <w:r>
+        <w:rPr>
+          <w:rFonts w:hint="default" w:ascii="Consolas" w:hAnsi="Consolas" w:eastAsia="Consolas" w:cs="Consolas"/>
+          <w:b w:val="0"/>
+          <w:bCs w:val="0"/>
+          <w:color w:val="CE9178"/>
+          <w:kern w:val="0"/>
+          <w:sz w:val="21"/>
+          <w:szCs w:val="21"/>
+          <w:shd w:val="clear" w:fill="1F1F1F"/>
+          <w:lang w:val="en-US" w:eastAsia="zh-CN" w:bidi="ar"/>
+        </w:rPr>
+        <w:t xml:space="preserve">"Student Name: </w:t>
+      </w:r>
+      <w:r>
+        <w:rPr>
+          <w:rFonts w:hint="default" w:ascii="Consolas" w:hAnsi="Consolas" w:eastAsia="Consolas" w:cs="Consolas"/>
+          <w:b w:val="0"/>
+          <w:bCs w:val="0"/>
+          <w:color w:val="569CD6"/>
+          <w:kern w:val="0"/>
+          <w:sz w:val="21"/>
+          <w:szCs w:val="21"/>
+          <w:shd w:val="clear" w:fill="1F1F1F"/>
+          <w:lang w:val="en-US" w:eastAsia="zh-CN" w:bidi="ar"/>
+        </w:rPr>
+        <w:t>{</w:t>
+      </w:r>
+      <w:r>
+        <w:rPr>
+          <w:rFonts w:hint="default" w:ascii="Consolas" w:hAnsi="Consolas" w:eastAsia="Consolas" w:cs="Consolas"/>
+          <w:b w:val="0"/>
+          <w:bCs w:val="0"/>
+          <w:color w:val="9CDCFE"/>
+          <w:kern w:val="0"/>
+          <w:sz w:val="21"/>
+          <w:szCs w:val="21"/>
+          <w:shd w:val="clear" w:fill="1F1F1F"/>
+          <w:lang w:val="en-US" w:eastAsia="zh-CN" w:bidi="ar"/>
+        </w:rPr>
+        <w:t>student_name</w:t>
+      </w:r>
+      <w:r>
+        <w:rPr>
+          <w:rFonts w:hint="default" w:ascii="Consolas" w:hAnsi="Consolas" w:eastAsia="Consolas" w:cs="Consolas"/>
+          <w:b w:val="0"/>
+          <w:bCs w:val="0"/>
+          <w:color w:val="569CD6"/>
+          <w:kern w:val="0"/>
+          <w:sz w:val="21"/>
+          <w:szCs w:val="21"/>
+          <w:shd w:val="clear" w:fill="1F1F1F"/>
+          <w:lang w:val="en-US" w:eastAsia="zh-CN" w:bidi="ar"/>
+        </w:rPr>
+        <w:t>}</w:t>
+      </w:r>
+      <w:r>
+        <w:rPr>
+          <w:rFonts w:hint="default" w:ascii="Consolas" w:hAnsi="Consolas" w:eastAsia="Consolas" w:cs="Consolas"/>
+          <w:b w:val="0"/>
+          <w:bCs w:val="0"/>
+          <w:color w:val="CE9178"/>
+          <w:kern w:val="0"/>
+          <w:sz w:val="21"/>
+          <w:szCs w:val="21"/>
+          <w:shd w:val="clear" w:fill="1F1F1F"/>
+          <w:lang w:val="en-US" w:eastAsia="zh-CN" w:bidi="ar"/>
+        </w:rPr>
+        <w:t>"</w:t>
+      </w:r>
+      <w:r>
+        <w:rPr>
+          <w:rFonts w:hint="default" w:ascii="Consolas" w:hAnsi="Consolas" w:eastAsia="Consolas" w:cs="Consolas"/>
+          <w:b w:val="0"/>
+          <w:bCs w:val="0"/>
+          <w:color w:val="CCCCCC"/>
+          <w:kern w:val="0"/>
+          <w:sz w:val="21"/>
+          <w:szCs w:val="21"/>
+          <w:shd w:val="clear" w:fill="1F1F1F"/>
+          <w:lang w:val="en-US" w:eastAsia="zh-CN" w:bidi="ar"/>
+        </w:rPr>
+        <w:t>)</w:t>
+      </w:r>
+    </w:p>
+    <w:p>
+      <w:pPr>
+        <w:keepNext w:val="0"/>
+        <w:keepLines w:val="0"/>
+        <w:widowControl/>
+        <w:suppressLineNumbers w:val="0"/>
+        <w:shd w:val="clear" w:fill="1F1F1F"/>
+        <w:spacing w:line="228" w:lineRule="atLeast"/>
+        <w:jc w:val="left"/>
+        <w:rPr>
+          <w:rFonts w:hint="default" w:ascii="Consolas" w:hAnsi="Consolas" w:eastAsia="Consolas" w:cs="Consolas"/>
+          <w:b w:val="0"/>
+          <w:bCs w:val="0"/>
+          <w:color w:val="CCCCCC"/>
+          <w:sz w:val="21"/>
+          <w:szCs w:val="21"/>
+        </w:rPr>
+      </w:pPr>
+      <w:r>
+        <w:rPr>
+          <w:rFonts w:hint="default" w:ascii="Consolas" w:hAnsi="Consolas" w:eastAsia="Consolas" w:cs="Consolas"/>
+          <w:b w:val="0"/>
+          <w:bCs w:val="0"/>
+          <w:color w:val="DCDCAA"/>
+          <w:kern w:val="0"/>
+          <w:sz w:val="21"/>
+          <w:szCs w:val="21"/>
+          <w:shd w:val="clear" w:fill="1F1F1F"/>
+          <w:lang w:val="en-US" w:eastAsia="zh-CN" w:bidi="ar"/>
+        </w:rPr>
+        <w:t>print</w:t>
+      </w:r>
+      <w:r>
+        <w:rPr>
+          <w:rFonts w:hint="default" w:ascii="Consolas" w:hAnsi="Consolas" w:eastAsia="Consolas" w:cs="Consolas"/>
+          <w:b w:val="0"/>
+          <w:bCs w:val="0"/>
+          <w:color w:val="CCCCCC"/>
+          <w:kern w:val="0"/>
+          <w:sz w:val="21"/>
+          <w:szCs w:val="21"/>
+          <w:shd w:val="clear" w:fill="1F1F1F"/>
+          <w:lang w:val="en-US" w:eastAsia="zh-CN" w:bidi="ar"/>
+        </w:rPr>
+        <w:t>(</w:t>
+      </w:r>
+      <w:r>
+        <w:rPr>
+          <w:rFonts w:hint="default" w:ascii="Consolas" w:hAnsi="Consolas" w:eastAsia="Consolas" w:cs="Consolas"/>
+          <w:b w:val="0"/>
+          <w:bCs w:val="0"/>
+          <w:color w:val="569CD6"/>
+          <w:kern w:val="0"/>
+          <w:sz w:val="21"/>
+          <w:szCs w:val="21"/>
+          <w:shd w:val="clear" w:fill="1F1F1F"/>
+          <w:lang w:val="en-US" w:eastAsia="zh-CN" w:bidi="ar"/>
+        </w:rPr>
+        <w:t>f</w:t>
+      </w:r>
+      <w:r>
+        <w:rPr>
+          <w:rFonts w:hint="default" w:ascii="Consolas" w:hAnsi="Consolas" w:eastAsia="Consolas" w:cs="Consolas"/>
+          <w:b w:val="0"/>
+          <w:bCs w:val="0"/>
+          <w:color w:val="CE9178"/>
+          <w:kern w:val="0"/>
+          <w:sz w:val="21"/>
+          <w:szCs w:val="21"/>
+          <w:shd w:val="clear" w:fill="1F1F1F"/>
+          <w:lang w:val="en-US" w:eastAsia="zh-CN" w:bidi="ar"/>
+        </w:rPr>
+        <w:t xml:space="preserve">"Total Marks: </w:t>
+      </w:r>
+      <w:r>
+        <w:rPr>
+          <w:rFonts w:hint="default" w:ascii="Consolas" w:hAnsi="Consolas" w:eastAsia="Consolas" w:cs="Consolas"/>
+          <w:b w:val="0"/>
+          <w:bCs w:val="0"/>
+          <w:color w:val="569CD6"/>
+          <w:kern w:val="0"/>
+          <w:sz w:val="21"/>
+          <w:szCs w:val="21"/>
+          <w:shd w:val="clear" w:fill="1F1F1F"/>
+          <w:lang w:val="en-US" w:eastAsia="zh-CN" w:bidi="ar"/>
+        </w:rPr>
+        <w:t>{</w:t>
+      </w:r>
+      <w:r>
+        <w:rPr>
+          <w:rFonts w:hint="default" w:ascii="Consolas" w:hAnsi="Consolas" w:eastAsia="Consolas" w:cs="Consolas"/>
+          <w:b w:val="0"/>
+          <w:bCs w:val="0"/>
+          <w:color w:val="9CDCFE"/>
+          <w:kern w:val="0"/>
+          <w:sz w:val="21"/>
+          <w:szCs w:val="21"/>
+          <w:shd w:val="clear" w:fill="1F1F1F"/>
+          <w:lang w:val="en-US" w:eastAsia="zh-CN" w:bidi="ar"/>
+        </w:rPr>
+        <w:t>total_marks</w:t>
+      </w:r>
+      <w:r>
+        <w:rPr>
+          <w:rFonts w:hint="default" w:ascii="Consolas" w:hAnsi="Consolas" w:eastAsia="Consolas" w:cs="Consolas"/>
+          <w:b w:val="0"/>
+          <w:bCs w:val="0"/>
+          <w:color w:val="569CD6"/>
+          <w:kern w:val="0"/>
+          <w:sz w:val="21"/>
+          <w:szCs w:val="21"/>
+          <w:shd w:val="clear" w:fill="1F1F1F"/>
+          <w:lang w:val="en-US" w:eastAsia="zh-CN" w:bidi="ar"/>
+        </w:rPr>
+        <w:t>}</w:t>
+      </w:r>
+      <w:r>
+        <w:rPr>
+          <w:rFonts w:hint="default" w:ascii="Consolas" w:hAnsi="Consolas" w:eastAsia="Consolas" w:cs="Consolas"/>
+          <w:b w:val="0"/>
+          <w:bCs w:val="0"/>
+          <w:color w:val="CE9178"/>
+          <w:kern w:val="0"/>
+          <w:sz w:val="21"/>
+          <w:szCs w:val="21"/>
+          <w:shd w:val="clear" w:fill="1F1F1F"/>
+          <w:lang w:val="en-US" w:eastAsia="zh-CN" w:bidi="ar"/>
+        </w:rPr>
+        <w:t>"</w:t>
+      </w:r>
+      <w:r>
+        <w:rPr>
+          <w:rFonts w:hint="default" w:ascii="Consolas" w:hAnsi="Consolas" w:eastAsia="Consolas" w:cs="Consolas"/>
+          <w:b w:val="0"/>
+          <w:bCs w:val="0"/>
+          <w:color w:val="CCCCCC"/>
+          <w:kern w:val="0"/>
+          <w:sz w:val="21"/>
+          <w:szCs w:val="21"/>
+          <w:shd w:val="clear" w:fill="1F1F1F"/>
+          <w:lang w:val="en-US" w:eastAsia="zh-CN" w:bidi="ar"/>
+        </w:rPr>
+        <w:t>)</w:t>
+      </w:r>
+    </w:p>
+    <w:p>
+      <w:pPr>
+        <w:keepNext w:val="0"/>
+        <w:keepLines w:val="0"/>
+        <w:widowControl/>
+        <w:suppressLineNumbers w:val="0"/>
+        <w:shd w:val="clear" w:fill="1F1F1F"/>
+        <w:spacing w:line="228" w:lineRule="atLeast"/>
+        <w:jc w:val="left"/>
+        <w:rPr>
+          <w:rFonts w:hint="default" w:ascii="Consolas" w:hAnsi="Consolas" w:eastAsia="Consolas" w:cs="Consolas"/>
+          <w:b w:val="0"/>
+          <w:bCs w:val="0"/>
+          <w:color w:val="CCCCCC"/>
+          <w:sz w:val="21"/>
+          <w:szCs w:val="21"/>
+        </w:rPr>
+      </w:pPr>
+      <w:r>
+        <w:rPr>
+          <w:rFonts w:hint="default" w:ascii="Consolas" w:hAnsi="Consolas" w:eastAsia="Consolas" w:cs="Consolas"/>
+          <w:b w:val="0"/>
+          <w:bCs w:val="0"/>
+          <w:color w:val="DCDCAA"/>
+          <w:kern w:val="0"/>
+          <w:sz w:val="21"/>
+          <w:szCs w:val="21"/>
+          <w:shd w:val="clear" w:fill="1F1F1F"/>
+          <w:lang w:val="en-US" w:eastAsia="zh-CN" w:bidi="ar"/>
+        </w:rPr>
+        <w:t>print</w:t>
+      </w:r>
+      <w:r>
+        <w:rPr>
+          <w:rFonts w:hint="default" w:ascii="Consolas" w:hAnsi="Consolas" w:eastAsia="Consolas" w:cs="Consolas"/>
+          <w:b w:val="0"/>
+          <w:bCs w:val="0"/>
+          <w:color w:val="CCCCCC"/>
+          <w:kern w:val="0"/>
+          <w:sz w:val="21"/>
+          <w:szCs w:val="21"/>
+          <w:shd w:val="clear" w:fill="1F1F1F"/>
+          <w:lang w:val="en-US" w:eastAsia="zh-CN" w:bidi="ar"/>
+        </w:rPr>
+        <w:t>(</w:t>
+      </w:r>
+      <w:r>
+        <w:rPr>
+          <w:rFonts w:hint="default" w:ascii="Consolas" w:hAnsi="Consolas" w:eastAsia="Consolas" w:cs="Consolas"/>
+          <w:b w:val="0"/>
+          <w:bCs w:val="0"/>
+          <w:color w:val="569CD6"/>
+          <w:kern w:val="0"/>
+          <w:sz w:val="21"/>
+          <w:szCs w:val="21"/>
+          <w:shd w:val="clear" w:fill="1F1F1F"/>
+          <w:lang w:val="en-US" w:eastAsia="zh-CN" w:bidi="ar"/>
+        </w:rPr>
+        <w:t>f</w:t>
+      </w:r>
+      <w:r>
+        <w:rPr>
+          <w:rFonts w:hint="default" w:ascii="Consolas" w:hAnsi="Consolas" w:eastAsia="Consolas" w:cs="Consolas"/>
+          <w:b w:val="0"/>
+          <w:bCs w:val="0"/>
+          <w:color w:val="CE9178"/>
+          <w:kern w:val="0"/>
+          <w:sz w:val="21"/>
+          <w:szCs w:val="21"/>
+          <w:shd w:val="clear" w:fill="1F1F1F"/>
+          <w:lang w:val="en-US" w:eastAsia="zh-CN" w:bidi="ar"/>
+        </w:rPr>
+        <w:t xml:space="preserve">"Average: </w:t>
+      </w:r>
+      <w:r>
+        <w:rPr>
+          <w:rFonts w:hint="default" w:ascii="Consolas" w:hAnsi="Consolas" w:eastAsia="Consolas" w:cs="Consolas"/>
+          <w:b w:val="0"/>
+          <w:bCs w:val="0"/>
+          <w:color w:val="569CD6"/>
+          <w:kern w:val="0"/>
+          <w:sz w:val="21"/>
+          <w:szCs w:val="21"/>
+          <w:shd w:val="clear" w:fill="1F1F1F"/>
+          <w:lang w:val="en-US" w:eastAsia="zh-CN" w:bidi="ar"/>
+        </w:rPr>
+        <w:t>{</w:t>
+      </w:r>
+      <w:r>
+        <w:rPr>
+          <w:rFonts w:hint="default" w:ascii="Consolas" w:hAnsi="Consolas" w:eastAsia="Consolas" w:cs="Consolas"/>
+          <w:b w:val="0"/>
+          <w:bCs w:val="0"/>
+          <w:color w:val="9CDCFE"/>
+          <w:kern w:val="0"/>
+          <w:sz w:val="21"/>
+          <w:szCs w:val="21"/>
+          <w:shd w:val="clear" w:fill="1F1F1F"/>
+          <w:lang w:val="en-US" w:eastAsia="zh-CN" w:bidi="ar"/>
+        </w:rPr>
+        <w:t>average</w:t>
+      </w:r>
+      <w:r>
+        <w:rPr>
+          <w:rFonts w:hint="default" w:ascii="Consolas" w:hAnsi="Consolas" w:eastAsia="Consolas" w:cs="Consolas"/>
+          <w:b w:val="0"/>
+          <w:bCs w:val="0"/>
+          <w:color w:val="569CD6"/>
+          <w:kern w:val="0"/>
+          <w:sz w:val="21"/>
+          <w:szCs w:val="21"/>
+          <w:shd w:val="clear" w:fill="1F1F1F"/>
+          <w:lang w:val="en-US" w:eastAsia="zh-CN" w:bidi="ar"/>
+        </w:rPr>
+        <w:t>}</w:t>
+      </w:r>
+      <w:r>
+        <w:rPr>
+          <w:rFonts w:hint="default" w:ascii="Consolas" w:hAnsi="Consolas" w:eastAsia="Consolas" w:cs="Consolas"/>
+          <w:b w:val="0"/>
+          <w:bCs w:val="0"/>
+          <w:color w:val="CE9178"/>
+          <w:kern w:val="0"/>
+          <w:sz w:val="21"/>
+          <w:szCs w:val="21"/>
+          <w:shd w:val="clear" w:fill="1F1F1F"/>
+          <w:lang w:val="en-US" w:eastAsia="zh-CN" w:bidi="ar"/>
+        </w:rPr>
+        <w:t>"</w:t>
+      </w:r>
+      <w:r>
+        <w:rPr>
+          <w:rFonts w:hint="default" w:ascii="Consolas" w:hAnsi="Consolas" w:eastAsia="Consolas" w:cs="Consolas"/>
+          <w:b w:val="0"/>
+          <w:bCs w:val="0"/>
+          <w:color w:val="CCCCCC"/>
+          <w:kern w:val="0"/>
+          <w:sz w:val="21"/>
+          <w:szCs w:val="21"/>
+          <w:shd w:val="clear" w:fill="1F1F1F"/>
+          <w:lang w:val="en-US" w:eastAsia="zh-CN" w:bidi="ar"/>
+        </w:rPr>
+        <w:t>)</w:t>
       </w:r>
     </w:p>
     <w:p>
@@ -2903,11 +5757,7 @@
           <w:ilvl w:val="0"/>
           <w:numId w:val="0"/>
         </w:numPr>
-        <w:ind w:left="360" w:hanging="360"/>
-      </w:pPr>
-      <w:r>
-        <w:t>10.Predict what text[100] will do, then run it.</w:t>
-      </w:r>
+      </w:pPr>
     </w:p>
     <w:p>
       <w:pPr>
@@ -2916,10 +5766,9 @@
           <w:ilvl w:val="0"/>
           <w:numId w:val="0"/>
         </w:numPr>
-        <w:ind w:left="360"/>
-      </w:pPr>
-      <w:r>
-        <w:t>A) print(text[100])</w:t>
+      </w:pPr>
+      <w:r>
+        <w:t>output:</w:t>
       </w:r>
     </w:p>
     <w:p>
@@ -2929,18 +5778,15 @@
           <w:ilvl w:val="0"/>
           <w:numId w:val="0"/>
         </w:numPr>
-        <w:ind w:left="360"/>
-      </w:pPr>
-      <w:r>
-        <w:t>IndexError: string index out of range</w:t>
-      </w:r>
-    </w:p>
-    <w:p>
-      <w:pPr>
-        <w:pStyle w:val="2"/>
-      </w:pPr>
-      <w:r>
-        <w:t>8. Part F – f-Strings</w:t>
+        <w:rPr>
+          <w:rFonts w:hint="default"/>
+        </w:rPr>
+      </w:pPr>
+      <w:r>
+        <w:rPr>
+          <w:rFonts w:hint="default"/>
+        </w:rPr>
+        <w:t>Student Name: Pavithra</w:t>
       </w:r>
     </w:p>
     <w:p>
@@ -2950,10 +5796,15 @@
           <w:ilvl w:val="0"/>
           <w:numId w:val="0"/>
         </w:numPr>
-        <w:ind w:left="360" w:hanging="360"/>
-      </w:pPr>
-      <w:r>
-        <w:t>1.Create name, age and city variables and display them in one sentence using an f-string.</w:t>
+        <w:rPr>
+          <w:rFonts w:hint="default"/>
+        </w:rPr>
+      </w:pPr>
+      <w:r>
+        <w:rPr>
+          <w:rFonts w:hint="default"/>
+        </w:rPr>
+        <w:t>Total Marks: 425</w:t>
       </w:r>
     </w:p>
     <w:p>
@@ -2965,7 +5816,10 @@
         </w:numPr>
       </w:pPr>
       <w:r>
-        <w:t>A)  name = "Harshitha"</w:t>
+        <w:rPr>
+          <w:rFonts w:hint="default"/>
+        </w:rPr>
+        <w:t>Average: 85</w:t>
       </w:r>
     </w:p>
     <w:p>
@@ -2975,10 +5829,9 @@
           <w:ilvl w:val="0"/>
           <w:numId w:val="0"/>
         </w:numPr>
-        <w:ind w:left="360"/>
-      </w:pPr>
-      <w:r>
-        <w:t>age = 21</w:t>
+      </w:pPr>
+      <w:r>
+        <w:t>4.Use an f-string to display a calculation result.</w:t>
       </w:r>
     </w:p>
     <w:p>
@@ -2988,10 +5841,615 @@
           <w:ilvl w:val="0"/>
           <w:numId w:val="0"/>
         </w:numPr>
-        <w:ind w:left="360"/>
-      </w:pPr>
-      <w:r>
-        <w:t>city = "Nellore"</w:t>
+        <w:rPr>
+          <w:rFonts w:hint="default"/>
+          <w:b/>
+          <w:bCs/>
+          <w:lang w:val="en-IN"/>
+        </w:rPr>
+      </w:pPr>
+      <w:r>
+        <w:rPr>
+          <w:b w:val="0"/>
+          <w:bCs w:val="0"/>
+        </w:rPr>
+        <w:t>ANSWER</w:t>
+      </w:r>
+      <w:r>
+        <w:rPr>
+          <w:b/>
+          <w:bCs/>
+        </w:rPr>
+        <w:t xml:space="preserve"> </w:t>
+      </w:r>
+      <w:r>
+        <w:rPr>
+          <w:rFonts w:hint="default"/>
+          <w:b/>
+          <w:bCs/>
+          <w:lang w:val="en-IN"/>
+        </w:rPr>
+        <w:t>:</w:t>
+      </w:r>
+    </w:p>
+    <w:p>
+      <w:pPr>
+        <w:keepNext w:val="0"/>
+        <w:keepLines w:val="0"/>
+        <w:widowControl/>
+        <w:suppressLineNumbers w:val="0"/>
+        <w:shd w:val="clear" w:fill="1F1F1F"/>
+        <w:spacing w:line="228" w:lineRule="atLeast"/>
+        <w:jc w:val="left"/>
+        <w:rPr>
+          <w:rFonts w:ascii="Consolas" w:hAnsi="Consolas" w:eastAsia="Consolas" w:cs="Consolas"/>
+          <w:b w:val="0"/>
+          <w:bCs w:val="0"/>
+          <w:color w:val="CCCCCC"/>
+          <w:sz w:val="21"/>
+          <w:szCs w:val="21"/>
+        </w:rPr>
+      </w:pPr>
+      <w:r>
+        <w:rPr>
+          <w:rFonts w:hint="default" w:ascii="Consolas" w:hAnsi="Consolas" w:eastAsia="Consolas" w:cs="Consolas"/>
+          <w:b w:val="0"/>
+          <w:bCs w:val="0"/>
+          <w:color w:val="9CDCFE"/>
+          <w:kern w:val="0"/>
+          <w:sz w:val="21"/>
+          <w:szCs w:val="21"/>
+          <w:shd w:val="clear" w:fill="1F1F1F"/>
+          <w:lang w:val="en-US" w:eastAsia="zh-CN" w:bidi="ar"/>
+        </w:rPr>
+        <w:t>a</w:t>
+      </w:r>
+      <w:r>
+        <w:rPr>
+          <w:rFonts w:hint="default" w:ascii="Consolas" w:hAnsi="Consolas" w:eastAsia="Consolas" w:cs="Consolas"/>
+          <w:b w:val="0"/>
+          <w:bCs w:val="0"/>
+          <w:color w:val="CCCCCC"/>
+          <w:kern w:val="0"/>
+          <w:sz w:val="21"/>
+          <w:szCs w:val="21"/>
+          <w:shd w:val="clear" w:fill="1F1F1F"/>
+          <w:lang w:val="en-US" w:eastAsia="zh-CN" w:bidi="ar"/>
+        </w:rPr>
+        <w:t xml:space="preserve"> </w:t>
+      </w:r>
+      <w:r>
+        <w:rPr>
+          <w:rFonts w:hint="default" w:ascii="Consolas" w:hAnsi="Consolas" w:eastAsia="Consolas" w:cs="Consolas"/>
+          <w:b w:val="0"/>
+          <w:bCs w:val="0"/>
+          <w:color w:val="D4D4D4"/>
+          <w:kern w:val="0"/>
+          <w:sz w:val="21"/>
+          <w:szCs w:val="21"/>
+          <w:shd w:val="clear" w:fill="1F1F1F"/>
+          <w:lang w:val="en-US" w:eastAsia="zh-CN" w:bidi="ar"/>
+        </w:rPr>
+        <w:t>=</w:t>
+      </w:r>
+      <w:r>
+        <w:rPr>
+          <w:rFonts w:hint="default" w:ascii="Consolas" w:hAnsi="Consolas" w:eastAsia="Consolas" w:cs="Consolas"/>
+          <w:b w:val="0"/>
+          <w:bCs w:val="0"/>
+          <w:color w:val="CCCCCC"/>
+          <w:kern w:val="0"/>
+          <w:sz w:val="21"/>
+          <w:szCs w:val="21"/>
+          <w:shd w:val="clear" w:fill="1F1F1F"/>
+          <w:lang w:val="en-US" w:eastAsia="zh-CN" w:bidi="ar"/>
+        </w:rPr>
+        <w:t xml:space="preserve"> </w:t>
+      </w:r>
+      <w:r>
+        <w:rPr>
+          <w:rFonts w:hint="default" w:ascii="Consolas" w:hAnsi="Consolas" w:eastAsia="Consolas" w:cs="Consolas"/>
+          <w:b w:val="0"/>
+          <w:bCs w:val="0"/>
+          <w:color w:val="B5CEA8"/>
+          <w:kern w:val="0"/>
+          <w:sz w:val="21"/>
+          <w:szCs w:val="21"/>
+          <w:shd w:val="clear" w:fill="1F1F1F"/>
+          <w:lang w:val="en-US" w:eastAsia="zh-CN" w:bidi="ar"/>
+        </w:rPr>
+        <w:t>20</w:t>
+      </w:r>
+    </w:p>
+    <w:p>
+      <w:pPr>
+        <w:keepNext w:val="0"/>
+        <w:keepLines w:val="0"/>
+        <w:widowControl/>
+        <w:suppressLineNumbers w:val="0"/>
+        <w:shd w:val="clear" w:fill="1F1F1F"/>
+        <w:spacing w:line="228" w:lineRule="atLeast"/>
+        <w:jc w:val="left"/>
+        <w:rPr>
+          <w:rFonts w:hint="default" w:ascii="Consolas" w:hAnsi="Consolas" w:eastAsia="Consolas" w:cs="Consolas"/>
+          <w:b w:val="0"/>
+          <w:bCs w:val="0"/>
+          <w:color w:val="CCCCCC"/>
+          <w:sz w:val="21"/>
+          <w:szCs w:val="21"/>
+        </w:rPr>
+      </w:pPr>
+      <w:r>
+        <w:rPr>
+          <w:rFonts w:hint="default" w:ascii="Consolas" w:hAnsi="Consolas" w:eastAsia="Consolas" w:cs="Consolas"/>
+          <w:b w:val="0"/>
+          <w:bCs w:val="0"/>
+          <w:color w:val="9CDCFE"/>
+          <w:kern w:val="0"/>
+          <w:sz w:val="21"/>
+          <w:szCs w:val="21"/>
+          <w:shd w:val="clear" w:fill="1F1F1F"/>
+          <w:lang w:val="en-US" w:eastAsia="zh-CN" w:bidi="ar"/>
+        </w:rPr>
+        <w:t>b</w:t>
+      </w:r>
+      <w:r>
+        <w:rPr>
+          <w:rFonts w:hint="default" w:ascii="Consolas" w:hAnsi="Consolas" w:eastAsia="Consolas" w:cs="Consolas"/>
+          <w:b w:val="0"/>
+          <w:bCs w:val="0"/>
+          <w:color w:val="CCCCCC"/>
+          <w:kern w:val="0"/>
+          <w:sz w:val="21"/>
+          <w:szCs w:val="21"/>
+          <w:shd w:val="clear" w:fill="1F1F1F"/>
+          <w:lang w:val="en-US" w:eastAsia="zh-CN" w:bidi="ar"/>
+        </w:rPr>
+        <w:t xml:space="preserve"> </w:t>
+      </w:r>
+      <w:r>
+        <w:rPr>
+          <w:rFonts w:hint="default" w:ascii="Consolas" w:hAnsi="Consolas" w:eastAsia="Consolas" w:cs="Consolas"/>
+          <w:b w:val="0"/>
+          <w:bCs w:val="0"/>
+          <w:color w:val="D4D4D4"/>
+          <w:kern w:val="0"/>
+          <w:sz w:val="21"/>
+          <w:szCs w:val="21"/>
+          <w:shd w:val="clear" w:fill="1F1F1F"/>
+          <w:lang w:val="en-US" w:eastAsia="zh-CN" w:bidi="ar"/>
+        </w:rPr>
+        <w:t>=</w:t>
+      </w:r>
+      <w:r>
+        <w:rPr>
+          <w:rFonts w:hint="default" w:ascii="Consolas" w:hAnsi="Consolas" w:eastAsia="Consolas" w:cs="Consolas"/>
+          <w:b w:val="0"/>
+          <w:bCs w:val="0"/>
+          <w:color w:val="CCCCCC"/>
+          <w:kern w:val="0"/>
+          <w:sz w:val="21"/>
+          <w:szCs w:val="21"/>
+          <w:shd w:val="clear" w:fill="1F1F1F"/>
+          <w:lang w:val="en-US" w:eastAsia="zh-CN" w:bidi="ar"/>
+        </w:rPr>
+        <w:t xml:space="preserve"> </w:t>
+      </w:r>
+      <w:r>
+        <w:rPr>
+          <w:rFonts w:hint="default" w:ascii="Consolas" w:hAnsi="Consolas" w:eastAsia="Consolas" w:cs="Consolas"/>
+          <w:b w:val="0"/>
+          <w:bCs w:val="0"/>
+          <w:color w:val="B5CEA8"/>
+          <w:kern w:val="0"/>
+          <w:sz w:val="21"/>
+          <w:szCs w:val="21"/>
+          <w:shd w:val="clear" w:fill="1F1F1F"/>
+          <w:lang w:val="en-US" w:eastAsia="zh-CN" w:bidi="ar"/>
+        </w:rPr>
+        <w:t>10</w:t>
+      </w:r>
+    </w:p>
+    <w:p>
+      <w:pPr>
+        <w:keepNext w:val="0"/>
+        <w:keepLines w:val="0"/>
+        <w:widowControl/>
+        <w:suppressLineNumbers w:val="0"/>
+        <w:shd w:val="clear" w:fill="1F1F1F"/>
+        <w:spacing w:line="228" w:lineRule="atLeast"/>
+        <w:jc w:val="left"/>
+        <w:rPr>
+          <w:rFonts w:hint="default" w:ascii="Consolas" w:hAnsi="Consolas" w:eastAsia="Consolas" w:cs="Consolas"/>
+          <w:b w:val="0"/>
+          <w:bCs w:val="0"/>
+          <w:color w:val="CCCCCC"/>
+          <w:sz w:val="21"/>
+          <w:szCs w:val="21"/>
+        </w:rPr>
+      </w:pPr>
+      <w:r>
+        <w:rPr>
+          <w:rFonts w:hint="default" w:ascii="Consolas" w:hAnsi="Consolas" w:eastAsia="Consolas" w:cs="Consolas"/>
+          <w:b w:val="0"/>
+          <w:bCs w:val="0"/>
+          <w:color w:val="9CDCFE"/>
+          <w:kern w:val="0"/>
+          <w:sz w:val="21"/>
+          <w:szCs w:val="21"/>
+          <w:shd w:val="clear" w:fill="1F1F1F"/>
+          <w:lang w:val="en-US" w:eastAsia="zh-CN" w:bidi="ar"/>
+        </w:rPr>
+        <w:t>result</w:t>
+      </w:r>
+      <w:r>
+        <w:rPr>
+          <w:rFonts w:hint="default" w:ascii="Consolas" w:hAnsi="Consolas" w:eastAsia="Consolas" w:cs="Consolas"/>
+          <w:b w:val="0"/>
+          <w:bCs w:val="0"/>
+          <w:color w:val="CCCCCC"/>
+          <w:kern w:val="0"/>
+          <w:sz w:val="21"/>
+          <w:szCs w:val="21"/>
+          <w:shd w:val="clear" w:fill="1F1F1F"/>
+          <w:lang w:val="en-US" w:eastAsia="zh-CN" w:bidi="ar"/>
+        </w:rPr>
+        <w:t xml:space="preserve"> </w:t>
+      </w:r>
+      <w:r>
+        <w:rPr>
+          <w:rFonts w:hint="default" w:ascii="Consolas" w:hAnsi="Consolas" w:eastAsia="Consolas" w:cs="Consolas"/>
+          <w:b w:val="0"/>
+          <w:bCs w:val="0"/>
+          <w:color w:val="D4D4D4"/>
+          <w:kern w:val="0"/>
+          <w:sz w:val="21"/>
+          <w:szCs w:val="21"/>
+          <w:shd w:val="clear" w:fill="1F1F1F"/>
+          <w:lang w:val="en-US" w:eastAsia="zh-CN" w:bidi="ar"/>
+        </w:rPr>
+        <w:t>=</w:t>
+      </w:r>
+      <w:r>
+        <w:rPr>
+          <w:rFonts w:hint="default" w:ascii="Consolas" w:hAnsi="Consolas" w:eastAsia="Consolas" w:cs="Consolas"/>
+          <w:b w:val="0"/>
+          <w:bCs w:val="0"/>
+          <w:color w:val="CCCCCC"/>
+          <w:kern w:val="0"/>
+          <w:sz w:val="21"/>
+          <w:szCs w:val="21"/>
+          <w:shd w:val="clear" w:fill="1F1F1F"/>
+          <w:lang w:val="en-US" w:eastAsia="zh-CN" w:bidi="ar"/>
+        </w:rPr>
+        <w:t xml:space="preserve"> </w:t>
+      </w:r>
+      <w:r>
+        <w:rPr>
+          <w:rFonts w:hint="default" w:ascii="Consolas" w:hAnsi="Consolas" w:eastAsia="Consolas" w:cs="Consolas"/>
+          <w:b w:val="0"/>
+          <w:bCs w:val="0"/>
+          <w:color w:val="9CDCFE"/>
+          <w:kern w:val="0"/>
+          <w:sz w:val="21"/>
+          <w:szCs w:val="21"/>
+          <w:shd w:val="clear" w:fill="1F1F1F"/>
+          <w:lang w:val="en-US" w:eastAsia="zh-CN" w:bidi="ar"/>
+        </w:rPr>
+        <w:t>a</w:t>
+      </w:r>
+      <w:r>
+        <w:rPr>
+          <w:rFonts w:hint="default" w:ascii="Consolas" w:hAnsi="Consolas" w:eastAsia="Consolas" w:cs="Consolas"/>
+          <w:b w:val="0"/>
+          <w:bCs w:val="0"/>
+          <w:color w:val="CCCCCC"/>
+          <w:kern w:val="0"/>
+          <w:sz w:val="21"/>
+          <w:szCs w:val="21"/>
+          <w:shd w:val="clear" w:fill="1F1F1F"/>
+          <w:lang w:val="en-US" w:eastAsia="zh-CN" w:bidi="ar"/>
+        </w:rPr>
+        <w:t xml:space="preserve"> </w:t>
+      </w:r>
+      <w:r>
+        <w:rPr>
+          <w:rFonts w:hint="default" w:ascii="Consolas" w:hAnsi="Consolas" w:eastAsia="Consolas" w:cs="Consolas"/>
+          <w:b w:val="0"/>
+          <w:bCs w:val="0"/>
+          <w:color w:val="D4D4D4"/>
+          <w:kern w:val="0"/>
+          <w:sz w:val="21"/>
+          <w:szCs w:val="21"/>
+          <w:shd w:val="clear" w:fill="1F1F1F"/>
+          <w:lang w:val="en-US" w:eastAsia="zh-CN" w:bidi="ar"/>
+        </w:rPr>
+        <w:t>+</w:t>
+      </w:r>
+      <w:r>
+        <w:rPr>
+          <w:rFonts w:hint="default" w:ascii="Consolas" w:hAnsi="Consolas" w:eastAsia="Consolas" w:cs="Consolas"/>
+          <w:b w:val="0"/>
+          <w:bCs w:val="0"/>
+          <w:color w:val="CCCCCC"/>
+          <w:kern w:val="0"/>
+          <w:sz w:val="21"/>
+          <w:szCs w:val="21"/>
+          <w:shd w:val="clear" w:fill="1F1F1F"/>
+          <w:lang w:val="en-US" w:eastAsia="zh-CN" w:bidi="ar"/>
+        </w:rPr>
+        <w:t xml:space="preserve"> </w:t>
+      </w:r>
+      <w:r>
+        <w:rPr>
+          <w:rFonts w:hint="default" w:ascii="Consolas" w:hAnsi="Consolas" w:eastAsia="Consolas" w:cs="Consolas"/>
+          <w:b w:val="0"/>
+          <w:bCs w:val="0"/>
+          <w:color w:val="9CDCFE"/>
+          <w:kern w:val="0"/>
+          <w:sz w:val="21"/>
+          <w:szCs w:val="21"/>
+          <w:shd w:val="clear" w:fill="1F1F1F"/>
+          <w:lang w:val="en-US" w:eastAsia="zh-CN" w:bidi="ar"/>
+        </w:rPr>
+        <w:t>b</w:t>
+      </w:r>
+    </w:p>
+    <w:p>
+      <w:pPr>
+        <w:keepNext w:val="0"/>
+        <w:keepLines w:val="0"/>
+        <w:widowControl/>
+        <w:suppressLineNumbers w:val="0"/>
+        <w:shd w:val="clear" w:fill="1F1F1F"/>
+        <w:spacing w:line="228" w:lineRule="atLeast"/>
+        <w:jc w:val="left"/>
+        <w:rPr>
+          <w:rFonts w:hint="default" w:ascii="Consolas" w:hAnsi="Consolas" w:eastAsia="Consolas" w:cs="Consolas"/>
+          <w:b w:val="0"/>
+          <w:bCs w:val="0"/>
+          <w:color w:val="CCCCCC"/>
+          <w:sz w:val="21"/>
+          <w:szCs w:val="21"/>
+        </w:rPr>
+      </w:pPr>
+      <w:r>
+        <w:rPr>
+          <w:rFonts w:hint="default" w:ascii="Consolas" w:hAnsi="Consolas" w:eastAsia="Consolas" w:cs="Consolas"/>
+          <w:b w:val="0"/>
+          <w:bCs w:val="0"/>
+          <w:color w:val="DCDCAA"/>
+          <w:kern w:val="0"/>
+          <w:sz w:val="21"/>
+          <w:szCs w:val="21"/>
+          <w:shd w:val="clear" w:fill="1F1F1F"/>
+          <w:lang w:val="en-US" w:eastAsia="zh-CN" w:bidi="ar"/>
+        </w:rPr>
+        <w:t>print</w:t>
+      </w:r>
+      <w:r>
+        <w:rPr>
+          <w:rFonts w:hint="default" w:ascii="Consolas" w:hAnsi="Consolas" w:eastAsia="Consolas" w:cs="Consolas"/>
+          <w:b w:val="0"/>
+          <w:bCs w:val="0"/>
+          <w:color w:val="CCCCCC"/>
+          <w:kern w:val="0"/>
+          <w:sz w:val="21"/>
+          <w:szCs w:val="21"/>
+          <w:shd w:val="clear" w:fill="1F1F1F"/>
+          <w:lang w:val="en-US" w:eastAsia="zh-CN" w:bidi="ar"/>
+        </w:rPr>
+        <w:t>(</w:t>
+      </w:r>
+      <w:r>
+        <w:rPr>
+          <w:rFonts w:hint="default" w:ascii="Consolas" w:hAnsi="Consolas" w:eastAsia="Consolas" w:cs="Consolas"/>
+          <w:b w:val="0"/>
+          <w:bCs w:val="0"/>
+          <w:color w:val="569CD6"/>
+          <w:kern w:val="0"/>
+          <w:sz w:val="21"/>
+          <w:szCs w:val="21"/>
+          <w:shd w:val="clear" w:fill="1F1F1F"/>
+          <w:lang w:val="en-US" w:eastAsia="zh-CN" w:bidi="ar"/>
+        </w:rPr>
+        <w:t>f</w:t>
+      </w:r>
+      <w:r>
+        <w:rPr>
+          <w:rFonts w:hint="default" w:ascii="Consolas" w:hAnsi="Consolas" w:eastAsia="Consolas" w:cs="Consolas"/>
+          <w:b w:val="0"/>
+          <w:bCs w:val="0"/>
+          <w:color w:val="CE9178"/>
+          <w:kern w:val="0"/>
+          <w:sz w:val="21"/>
+          <w:szCs w:val="21"/>
+          <w:shd w:val="clear" w:fill="1F1F1F"/>
+          <w:lang w:val="en-US" w:eastAsia="zh-CN" w:bidi="ar"/>
+        </w:rPr>
+        <w:t xml:space="preserve">"The sum of </w:t>
+      </w:r>
+      <w:r>
+        <w:rPr>
+          <w:rFonts w:hint="default" w:ascii="Consolas" w:hAnsi="Consolas" w:eastAsia="Consolas" w:cs="Consolas"/>
+          <w:b w:val="0"/>
+          <w:bCs w:val="0"/>
+          <w:color w:val="569CD6"/>
+          <w:kern w:val="0"/>
+          <w:sz w:val="21"/>
+          <w:szCs w:val="21"/>
+          <w:shd w:val="clear" w:fill="1F1F1F"/>
+          <w:lang w:val="en-US" w:eastAsia="zh-CN" w:bidi="ar"/>
+        </w:rPr>
+        <w:t>{</w:t>
+      </w:r>
+      <w:r>
+        <w:rPr>
+          <w:rFonts w:hint="default" w:ascii="Consolas" w:hAnsi="Consolas" w:eastAsia="Consolas" w:cs="Consolas"/>
+          <w:b w:val="0"/>
+          <w:bCs w:val="0"/>
+          <w:color w:val="9CDCFE"/>
+          <w:kern w:val="0"/>
+          <w:sz w:val="21"/>
+          <w:szCs w:val="21"/>
+          <w:shd w:val="clear" w:fill="1F1F1F"/>
+          <w:lang w:val="en-US" w:eastAsia="zh-CN" w:bidi="ar"/>
+        </w:rPr>
+        <w:t>a</w:t>
+      </w:r>
+      <w:r>
+        <w:rPr>
+          <w:rFonts w:hint="default" w:ascii="Consolas" w:hAnsi="Consolas" w:eastAsia="Consolas" w:cs="Consolas"/>
+          <w:b w:val="0"/>
+          <w:bCs w:val="0"/>
+          <w:color w:val="569CD6"/>
+          <w:kern w:val="0"/>
+          <w:sz w:val="21"/>
+          <w:szCs w:val="21"/>
+          <w:shd w:val="clear" w:fill="1F1F1F"/>
+          <w:lang w:val="en-US" w:eastAsia="zh-CN" w:bidi="ar"/>
+        </w:rPr>
+        <w:t>}</w:t>
+      </w:r>
+      <w:r>
+        <w:rPr>
+          <w:rFonts w:hint="default" w:ascii="Consolas" w:hAnsi="Consolas" w:eastAsia="Consolas" w:cs="Consolas"/>
+          <w:b w:val="0"/>
+          <w:bCs w:val="0"/>
+          <w:color w:val="CE9178"/>
+          <w:kern w:val="0"/>
+          <w:sz w:val="21"/>
+          <w:szCs w:val="21"/>
+          <w:shd w:val="clear" w:fill="1F1F1F"/>
+          <w:lang w:val="en-US" w:eastAsia="zh-CN" w:bidi="ar"/>
+        </w:rPr>
+        <w:t xml:space="preserve"> and </w:t>
+      </w:r>
+      <w:r>
+        <w:rPr>
+          <w:rFonts w:hint="default" w:ascii="Consolas" w:hAnsi="Consolas" w:eastAsia="Consolas" w:cs="Consolas"/>
+          <w:b w:val="0"/>
+          <w:bCs w:val="0"/>
+          <w:color w:val="569CD6"/>
+          <w:kern w:val="0"/>
+          <w:sz w:val="21"/>
+          <w:szCs w:val="21"/>
+          <w:shd w:val="clear" w:fill="1F1F1F"/>
+          <w:lang w:val="en-US" w:eastAsia="zh-CN" w:bidi="ar"/>
+        </w:rPr>
+        <w:t>{</w:t>
+      </w:r>
+      <w:r>
+        <w:rPr>
+          <w:rFonts w:hint="default" w:ascii="Consolas" w:hAnsi="Consolas" w:eastAsia="Consolas" w:cs="Consolas"/>
+          <w:b w:val="0"/>
+          <w:bCs w:val="0"/>
+          <w:color w:val="9CDCFE"/>
+          <w:kern w:val="0"/>
+          <w:sz w:val="21"/>
+          <w:szCs w:val="21"/>
+          <w:shd w:val="clear" w:fill="1F1F1F"/>
+          <w:lang w:val="en-US" w:eastAsia="zh-CN" w:bidi="ar"/>
+        </w:rPr>
+        <w:t>b</w:t>
+      </w:r>
+      <w:r>
+        <w:rPr>
+          <w:rFonts w:hint="default" w:ascii="Consolas" w:hAnsi="Consolas" w:eastAsia="Consolas" w:cs="Consolas"/>
+          <w:b w:val="0"/>
+          <w:bCs w:val="0"/>
+          <w:color w:val="569CD6"/>
+          <w:kern w:val="0"/>
+          <w:sz w:val="21"/>
+          <w:szCs w:val="21"/>
+          <w:shd w:val="clear" w:fill="1F1F1F"/>
+          <w:lang w:val="en-US" w:eastAsia="zh-CN" w:bidi="ar"/>
+        </w:rPr>
+        <w:t>}</w:t>
+      </w:r>
+      <w:r>
+        <w:rPr>
+          <w:rFonts w:hint="default" w:ascii="Consolas" w:hAnsi="Consolas" w:eastAsia="Consolas" w:cs="Consolas"/>
+          <w:b w:val="0"/>
+          <w:bCs w:val="0"/>
+          <w:color w:val="CE9178"/>
+          <w:kern w:val="0"/>
+          <w:sz w:val="21"/>
+          <w:szCs w:val="21"/>
+          <w:shd w:val="clear" w:fill="1F1F1F"/>
+          <w:lang w:val="en-US" w:eastAsia="zh-CN" w:bidi="ar"/>
+        </w:rPr>
+        <w:t xml:space="preserve"> is </w:t>
+      </w:r>
+      <w:r>
+        <w:rPr>
+          <w:rFonts w:hint="default" w:ascii="Consolas" w:hAnsi="Consolas" w:eastAsia="Consolas" w:cs="Consolas"/>
+          <w:b w:val="0"/>
+          <w:bCs w:val="0"/>
+          <w:color w:val="569CD6"/>
+          <w:kern w:val="0"/>
+          <w:sz w:val="21"/>
+          <w:szCs w:val="21"/>
+          <w:shd w:val="clear" w:fill="1F1F1F"/>
+          <w:lang w:val="en-US" w:eastAsia="zh-CN" w:bidi="ar"/>
+        </w:rPr>
+        <w:t>{</w:t>
+      </w:r>
+      <w:r>
+        <w:rPr>
+          <w:rFonts w:hint="default" w:ascii="Consolas" w:hAnsi="Consolas" w:eastAsia="Consolas" w:cs="Consolas"/>
+          <w:b w:val="0"/>
+          <w:bCs w:val="0"/>
+          <w:color w:val="9CDCFE"/>
+          <w:kern w:val="0"/>
+          <w:sz w:val="21"/>
+          <w:szCs w:val="21"/>
+          <w:shd w:val="clear" w:fill="1F1F1F"/>
+          <w:lang w:val="en-US" w:eastAsia="zh-CN" w:bidi="ar"/>
+        </w:rPr>
+        <w:t>result</w:t>
+      </w:r>
+      <w:r>
+        <w:rPr>
+          <w:rFonts w:hint="default" w:ascii="Consolas" w:hAnsi="Consolas" w:eastAsia="Consolas" w:cs="Consolas"/>
+          <w:b w:val="0"/>
+          <w:bCs w:val="0"/>
+          <w:color w:val="569CD6"/>
+          <w:kern w:val="0"/>
+          <w:sz w:val="21"/>
+          <w:szCs w:val="21"/>
+          <w:shd w:val="clear" w:fill="1F1F1F"/>
+          <w:lang w:val="en-US" w:eastAsia="zh-CN" w:bidi="ar"/>
+        </w:rPr>
+        <w:t>}</w:t>
+      </w:r>
+      <w:r>
+        <w:rPr>
+          <w:rFonts w:hint="default" w:ascii="Consolas" w:hAnsi="Consolas" w:eastAsia="Consolas" w:cs="Consolas"/>
+          <w:b w:val="0"/>
+          <w:bCs w:val="0"/>
+          <w:color w:val="CE9178"/>
+          <w:kern w:val="0"/>
+          <w:sz w:val="21"/>
+          <w:szCs w:val="21"/>
+          <w:shd w:val="clear" w:fill="1F1F1F"/>
+          <w:lang w:val="en-US" w:eastAsia="zh-CN" w:bidi="ar"/>
+        </w:rPr>
+        <w:t>."</w:t>
+      </w:r>
+      <w:r>
+        <w:rPr>
+          <w:rFonts w:hint="default" w:ascii="Consolas" w:hAnsi="Consolas" w:eastAsia="Consolas" w:cs="Consolas"/>
+          <w:b w:val="0"/>
+          <w:bCs w:val="0"/>
+          <w:color w:val="CCCCCC"/>
+          <w:kern w:val="0"/>
+          <w:sz w:val="21"/>
+          <w:szCs w:val="21"/>
+          <w:shd w:val="clear" w:fill="1F1F1F"/>
+          <w:lang w:val="en-US" w:eastAsia="zh-CN" w:bidi="ar"/>
+        </w:rPr>
+        <w:t>)</w:t>
       </w:r>
     </w:p>
     <w:p>
@@ -3003,7 +6461,7 @@
         </w:numPr>
       </w:pPr>
       <w:r>
-        <w:t xml:space="preserve">         print(f"My name is {name}, I am {age} years old, and I live in {city}.”)</w:t>
+        <w:t xml:space="preserve"> </w:t>
       </w:r>
     </w:p>
     <w:p>
@@ -3015,7 +6473,7 @@
         </w:numPr>
       </w:pPr>
       <w:r>
-        <w:t>Output: My name is Harshitha, I am 21 years old, and I live in Nellore.</w:t>
+        <w:t>output: The sum of 20 and 10 is 30.</w:t>
       </w:r>
     </w:p>
     <w:p>
@@ -3026,9 +6484,6 @@
           <w:numId w:val="0"/>
         </w:numPr>
       </w:pPr>
-      <w:r>
-        <w:t>2.Create a product, price and quantity and display a formatted bill.</w:t>
-      </w:r>
     </w:p>
     <w:p>
       <w:pPr>
@@ -3039,7 +6494,7 @@
         </w:numPr>
       </w:pPr>
       <w:r>
-        <w:t>A) product = "Notebook"</w:t>
+        <w:t>5.Research decimal formatting and display a price with exactly 2 decimal places.</w:t>
       </w:r>
     </w:p>
     <w:p>
@@ -3049,10 +6504,266 @@
           <w:ilvl w:val="0"/>
           <w:numId w:val="0"/>
         </w:numPr>
-        <w:ind w:left="360" w:hanging="360"/>
-      </w:pPr>
-      <w:r>
-        <w:t xml:space="preserve">     price = 50</w:t>
+      </w:pPr>
+      <w:r>
+        <w:rPr>
+          <w:b w:val="0"/>
+          <w:bCs w:val="0"/>
+        </w:rPr>
+        <w:t>ANSWER</w:t>
+      </w:r>
+      <w:r>
+        <w:rPr>
+          <w:b/>
+          <w:bCs/>
+        </w:rPr>
+        <w:t xml:space="preserve"> </w:t>
+      </w:r>
+      <w:r>
+        <w:rPr>
+          <w:rFonts w:hint="default"/>
+          <w:b/>
+          <w:bCs/>
+          <w:lang w:val="en-IN"/>
+        </w:rPr>
+        <w:t>:</w:t>
+      </w:r>
+      <w:r>
+        <w:t xml:space="preserve"> </w:t>
+      </w:r>
+    </w:p>
+    <w:p>
+      <w:pPr>
+        <w:keepNext w:val="0"/>
+        <w:keepLines w:val="0"/>
+        <w:widowControl/>
+        <w:suppressLineNumbers w:val="0"/>
+        <w:shd w:val="clear" w:fill="1F1F1F"/>
+        <w:spacing w:line="228" w:lineRule="atLeast"/>
+        <w:jc w:val="left"/>
+        <w:rPr>
+          <w:rFonts w:ascii="Consolas" w:hAnsi="Consolas" w:eastAsia="Consolas" w:cs="Consolas"/>
+          <w:b w:val="0"/>
+          <w:bCs w:val="0"/>
+          <w:color w:val="CCCCCC"/>
+          <w:sz w:val="21"/>
+          <w:szCs w:val="21"/>
+        </w:rPr>
+      </w:pPr>
+      <w:r>
+        <w:rPr>
+          <w:rFonts w:hint="default" w:ascii="Consolas" w:hAnsi="Consolas" w:eastAsia="Consolas" w:cs="Consolas"/>
+          <w:b w:val="0"/>
+          <w:bCs w:val="0"/>
+          <w:color w:val="9CDCFE"/>
+          <w:kern w:val="0"/>
+          <w:sz w:val="21"/>
+          <w:szCs w:val="21"/>
+          <w:shd w:val="clear" w:fill="1F1F1F"/>
+          <w:lang w:val="en-US" w:eastAsia="zh-CN" w:bidi="ar"/>
+        </w:rPr>
+        <w:t>price</w:t>
+      </w:r>
+      <w:r>
+        <w:rPr>
+          <w:rFonts w:hint="default" w:ascii="Consolas" w:hAnsi="Consolas" w:eastAsia="Consolas" w:cs="Consolas"/>
+          <w:b w:val="0"/>
+          <w:bCs w:val="0"/>
+          <w:color w:val="CCCCCC"/>
+          <w:kern w:val="0"/>
+          <w:sz w:val="21"/>
+          <w:szCs w:val="21"/>
+          <w:shd w:val="clear" w:fill="1F1F1F"/>
+          <w:lang w:val="en-US" w:eastAsia="zh-CN" w:bidi="ar"/>
+        </w:rPr>
+        <w:t xml:space="preserve"> </w:t>
+      </w:r>
+      <w:r>
+        <w:rPr>
+          <w:rFonts w:hint="default" w:ascii="Consolas" w:hAnsi="Consolas" w:eastAsia="Consolas" w:cs="Consolas"/>
+          <w:b w:val="0"/>
+          <w:bCs w:val="0"/>
+          <w:color w:val="D4D4D4"/>
+          <w:kern w:val="0"/>
+          <w:sz w:val="21"/>
+          <w:szCs w:val="21"/>
+          <w:shd w:val="clear" w:fill="1F1F1F"/>
+          <w:lang w:val="en-US" w:eastAsia="zh-CN" w:bidi="ar"/>
+        </w:rPr>
+        <w:t>=</w:t>
+      </w:r>
+      <w:r>
+        <w:rPr>
+          <w:rFonts w:hint="default" w:ascii="Consolas" w:hAnsi="Consolas" w:eastAsia="Consolas" w:cs="Consolas"/>
+          <w:b w:val="0"/>
+          <w:bCs w:val="0"/>
+          <w:color w:val="CCCCCC"/>
+          <w:kern w:val="0"/>
+          <w:sz w:val="21"/>
+          <w:szCs w:val="21"/>
+          <w:shd w:val="clear" w:fill="1F1F1F"/>
+          <w:lang w:val="en-US" w:eastAsia="zh-CN" w:bidi="ar"/>
+        </w:rPr>
+        <w:t xml:space="preserve"> </w:t>
+      </w:r>
+      <w:r>
+        <w:rPr>
+          <w:rFonts w:hint="default" w:ascii="Consolas" w:hAnsi="Consolas" w:eastAsia="Consolas" w:cs="Consolas"/>
+          <w:b w:val="0"/>
+          <w:bCs w:val="0"/>
+          <w:color w:val="B5CEA8"/>
+          <w:kern w:val="0"/>
+          <w:sz w:val="21"/>
+          <w:szCs w:val="21"/>
+          <w:shd w:val="clear" w:fill="1F1F1F"/>
+          <w:lang w:val="en-US" w:eastAsia="zh-CN" w:bidi="ar"/>
+        </w:rPr>
+        <w:t>99.5</w:t>
+      </w:r>
+    </w:p>
+    <w:p>
+      <w:pPr>
+        <w:keepNext w:val="0"/>
+        <w:keepLines w:val="0"/>
+        <w:widowControl/>
+        <w:suppressLineNumbers w:val="0"/>
+        <w:shd w:val="clear" w:fill="1F1F1F"/>
+        <w:spacing w:line="228" w:lineRule="atLeast"/>
+        <w:jc w:val="left"/>
+        <w:rPr>
+          <w:rFonts w:hint="default" w:ascii="Consolas" w:hAnsi="Consolas" w:eastAsia="Consolas" w:cs="Consolas"/>
+          <w:b w:val="0"/>
+          <w:bCs w:val="0"/>
+          <w:color w:val="CCCCCC"/>
+          <w:sz w:val="21"/>
+          <w:szCs w:val="21"/>
+        </w:rPr>
+      </w:pPr>
+      <w:r>
+        <w:rPr>
+          <w:rFonts w:hint="default" w:ascii="Consolas" w:hAnsi="Consolas" w:eastAsia="Consolas" w:cs="Consolas"/>
+          <w:b w:val="0"/>
+          <w:bCs w:val="0"/>
+          <w:color w:val="DCDCAA"/>
+          <w:kern w:val="0"/>
+          <w:sz w:val="21"/>
+          <w:szCs w:val="21"/>
+          <w:shd w:val="clear" w:fill="1F1F1F"/>
+          <w:lang w:val="en-US" w:eastAsia="zh-CN" w:bidi="ar"/>
+        </w:rPr>
+        <w:t>print</w:t>
+      </w:r>
+      <w:r>
+        <w:rPr>
+          <w:rFonts w:hint="default" w:ascii="Consolas" w:hAnsi="Consolas" w:eastAsia="Consolas" w:cs="Consolas"/>
+          <w:b w:val="0"/>
+          <w:bCs w:val="0"/>
+          <w:color w:val="CCCCCC"/>
+          <w:kern w:val="0"/>
+          <w:sz w:val="21"/>
+          <w:szCs w:val="21"/>
+          <w:shd w:val="clear" w:fill="1F1F1F"/>
+          <w:lang w:val="en-US" w:eastAsia="zh-CN" w:bidi="ar"/>
+        </w:rPr>
+        <w:t>(</w:t>
+      </w:r>
+      <w:r>
+        <w:rPr>
+          <w:rFonts w:hint="default" w:ascii="Consolas" w:hAnsi="Consolas" w:eastAsia="Consolas" w:cs="Consolas"/>
+          <w:b w:val="0"/>
+          <w:bCs w:val="0"/>
+          <w:color w:val="569CD6"/>
+          <w:kern w:val="0"/>
+          <w:sz w:val="21"/>
+          <w:szCs w:val="21"/>
+          <w:shd w:val="clear" w:fill="1F1F1F"/>
+          <w:lang w:val="en-US" w:eastAsia="zh-CN" w:bidi="ar"/>
+        </w:rPr>
+        <w:t>f</w:t>
+      </w:r>
+      <w:r>
+        <w:rPr>
+          <w:rFonts w:hint="default" w:ascii="Consolas" w:hAnsi="Consolas" w:eastAsia="Consolas" w:cs="Consolas"/>
+          <w:b w:val="0"/>
+          <w:bCs w:val="0"/>
+          <w:color w:val="CE9178"/>
+          <w:kern w:val="0"/>
+          <w:sz w:val="21"/>
+          <w:szCs w:val="21"/>
+          <w:shd w:val="clear" w:fill="1F1F1F"/>
+          <w:lang w:val="en-US" w:eastAsia="zh-CN" w:bidi="ar"/>
+        </w:rPr>
+        <w:t xml:space="preserve">"The price is </w:t>
+      </w:r>
+      <w:r>
+        <w:rPr>
+          <w:rFonts w:hint="default" w:ascii="Consolas" w:hAnsi="Consolas" w:eastAsia="Consolas" w:cs="Consolas"/>
+          <w:b w:val="0"/>
+          <w:bCs w:val="0"/>
+          <w:color w:val="569CD6"/>
+          <w:kern w:val="0"/>
+          <w:sz w:val="21"/>
+          <w:szCs w:val="21"/>
+          <w:shd w:val="clear" w:fill="1F1F1F"/>
+          <w:lang w:val="en-US" w:eastAsia="zh-CN" w:bidi="ar"/>
+        </w:rPr>
+        <w:t>{</w:t>
+      </w:r>
+      <w:r>
+        <w:rPr>
+          <w:rFonts w:hint="default" w:ascii="Consolas" w:hAnsi="Consolas" w:eastAsia="Consolas" w:cs="Consolas"/>
+          <w:b w:val="0"/>
+          <w:bCs w:val="0"/>
+          <w:color w:val="9CDCFE"/>
+          <w:kern w:val="0"/>
+          <w:sz w:val="21"/>
+          <w:szCs w:val="21"/>
+          <w:shd w:val="clear" w:fill="1F1F1F"/>
+          <w:lang w:val="en-US" w:eastAsia="zh-CN" w:bidi="ar"/>
+        </w:rPr>
+        <w:t>price</w:t>
+      </w:r>
+      <w:r>
+        <w:rPr>
+          <w:rFonts w:hint="default" w:ascii="Consolas" w:hAnsi="Consolas" w:eastAsia="Consolas" w:cs="Consolas"/>
+          <w:b w:val="0"/>
+          <w:bCs w:val="0"/>
+          <w:color w:val="569CD6"/>
+          <w:kern w:val="0"/>
+          <w:sz w:val="21"/>
+          <w:szCs w:val="21"/>
+          <w:shd w:val="clear" w:fill="1F1F1F"/>
+          <w:lang w:val="en-US" w:eastAsia="zh-CN" w:bidi="ar"/>
+        </w:rPr>
+        <w:t>:.2f}</w:t>
+      </w:r>
+      <w:r>
+        <w:rPr>
+          <w:rFonts w:hint="default" w:ascii="Consolas" w:hAnsi="Consolas" w:eastAsia="Consolas" w:cs="Consolas"/>
+          <w:b w:val="0"/>
+          <w:bCs w:val="0"/>
+          <w:color w:val="CE9178"/>
+          <w:kern w:val="0"/>
+          <w:sz w:val="21"/>
+          <w:szCs w:val="21"/>
+          <w:shd w:val="clear" w:fill="1F1F1F"/>
+          <w:lang w:val="en-US" w:eastAsia="zh-CN" w:bidi="ar"/>
+        </w:rPr>
+        <w:t>"</w:t>
+      </w:r>
+      <w:r>
+        <w:rPr>
+          <w:rFonts w:hint="default" w:ascii="Consolas" w:hAnsi="Consolas" w:eastAsia="Consolas" w:cs="Consolas"/>
+          <w:b w:val="0"/>
+          <w:bCs w:val="0"/>
+          <w:color w:val="CCCCCC"/>
+          <w:kern w:val="0"/>
+          <w:sz w:val="21"/>
+          <w:szCs w:val="21"/>
+          <w:shd w:val="clear" w:fill="1F1F1F"/>
+          <w:lang w:val="en-US" w:eastAsia="zh-CN" w:bidi="ar"/>
+        </w:rPr>
+        <w:t>)</w:t>
       </w:r>
     </w:p>
     <w:p>
@@ -3062,11 +6773,7 @@
           <w:ilvl w:val="0"/>
           <w:numId w:val="0"/>
         </w:numPr>
-        <w:ind w:left="360" w:hanging="360"/>
-      </w:pPr>
-      <w:r>
-        <w:t xml:space="preserve">     quantity = 3</w:t>
-      </w:r>
+      </w:pPr>
     </w:p>
     <w:p>
       <w:pPr>
@@ -3075,11 +6782,7 @@
           <w:ilvl w:val="0"/>
           <w:numId w:val="0"/>
         </w:numPr>
-        <w:ind w:left="360" w:hanging="360"/>
-      </w:pPr>
-      <w:r>
-        <w:t xml:space="preserve">     total = price * quantity</w:t>
-      </w:r>
+      </w:pPr>
     </w:p>
     <w:p>
       <w:pPr>
@@ -3090,347 +6793,6 @@
         </w:numPr>
       </w:pPr>
       <w:r>
-        <w:t xml:space="preserve">     print(f"Product: {product}")</w:t>
-      </w:r>
-    </w:p>
-    <w:p>
-      <w:pPr>
-        <w:pStyle w:val="31"/>
-        <w:numPr>
-          <w:ilvl w:val="0"/>
-          <w:numId w:val="0"/>
-        </w:numPr>
-        <w:ind w:left="360" w:hanging="360"/>
-      </w:pPr>
-      <w:r>
-        <w:t xml:space="preserve">    print(f"Price: {price}")</w:t>
-      </w:r>
-    </w:p>
-    <w:p>
-      <w:pPr>
-        <w:pStyle w:val="31"/>
-        <w:numPr>
-          <w:ilvl w:val="0"/>
-          <w:numId w:val="0"/>
-        </w:numPr>
-      </w:pPr>
-      <w:r>
-        <w:t xml:space="preserve">    print(f"Quantity: {quantity}")</w:t>
-      </w:r>
-    </w:p>
-    <w:p>
-      <w:pPr>
-        <w:pStyle w:val="31"/>
-        <w:numPr>
-          <w:ilvl w:val="0"/>
-          <w:numId w:val="0"/>
-        </w:numPr>
-      </w:pPr>
-      <w:r>
-        <w:t xml:space="preserve">    print(f"Total: {total}")</w:t>
-      </w:r>
-    </w:p>
-    <w:p>
-      <w:pPr>
-        <w:pStyle w:val="31"/>
-        <w:numPr>
-          <w:ilvl w:val="0"/>
-          <w:numId w:val="0"/>
-        </w:numPr>
-        <w:ind w:left="360" w:hanging="360"/>
-      </w:pPr>
-      <w:r>
-        <w:t>output: Product: Notebook</w:t>
-      </w:r>
-    </w:p>
-    <w:p>
-      <w:pPr>
-        <w:pStyle w:val="31"/>
-        <w:numPr>
-          <w:ilvl w:val="0"/>
-          <w:numId w:val="0"/>
-        </w:numPr>
-        <w:ind w:left="360"/>
-      </w:pPr>
-      <w:r>
-        <w:t xml:space="preserve">       Price: 50</w:t>
-      </w:r>
-    </w:p>
-    <w:p>
-      <w:pPr>
-        <w:pStyle w:val="31"/>
-        <w:numPr>
-          <w:ilvl w:val="0"/>
-          <w:numId w:val="0"/>
-        </w:numPr>
-        <w:ind w:left="360"/>
-      </w:pPr>
-      <w:r>
-        <w:t xml:space="preserve">      Quantity: 3</w:t>
-      </w:r>
-    </w:p>
-    <w:p>
-      <w:pPr>
-        <w:pStyle w:val="31"/>
-        <w:numPr>
-          <w:ilvl w:val="0"/>
-          <w:numId w:val="0"/>
-        </w:numPr>
-      </w:pPr>
-      <w:r>
-        <w:t xml:space="preserve">              Total: 150</w:t>
-      </w:r>
-    </w:p>
-    <w:p>
-      <w:pPr>
-        <w:pStyle w:val="31"/>
-        <w:numPr>
-          <w:ilvl w:val="0"/>
-          <w:numId w:val="0"/>
-        </w:numPr>
-      </w:pPr>
-      <w:r>
-        <w:t>3.Display student name, total marks and average.</w:t>
-      </w:r>
-    </w:p>
-    <w:p>
-      <w:pPr>
-        <w:pStyle w:val="31"/>
-        <w:numPr>
-          <w:ilvl w:val="0"/>
-          <w:numId w:val="0"/>
-        </w:numPr>
-      </w:pPr>
-      <w:r>
-        <w:t>A) student_name = "Harshitha"</w:t>
-      </w:r>
-    </w:p>
-    <w:p>
-      <w:pPr>
-        <w:pStyle w:val="31"/>
-        <w:numPr>
-          <w:ilvl w:val="0"/>
-          <w:numId w:val="0"/>
-        </w:numPr>
-      </w:pPr>
-      <w:r>
-        <w:t xml:space="preserve">     total_marks = 425</w:t>
-      </w:r>
-    </w:p>
-    <w:p>
-      <w:pPr>
-        <w:pStyle w:val="31"/>
-        <w:numPr>
-          <w:ilvl w:val="0"/>
-          <w:numId w:val="0"/>
-        </w:numPr>
-      </w:pPr>
-      <w:r>
-        <w:t xml:space="preserve">     average = 85</w:t>
-      </w:r>
-    </w:p>
-    <w:p>
-      <w:pPr>
-        <w:pStyle w:val="31"/>
-        <w:numPr>
-          <w:ilvl w:val="0"/>
-          <w:numId w:val="0"/>
-        </w:numPr>
-      </w:pPr>
-      <w:r>
-        <w:t xml:space="preserve">     print(f"Student Name: {student_name}")</w:t>
-      </w:r>
-    </w:p>
-    <w:p>
-      <w:pPr>
-        <w:pStyle w:val="31"/>
-        <w:numPr>
-          <w:ilvl w:val="0"/>
-          <w:numId w:val="0"/>
-        </w:numPr>
-        <w:ind w:left="360" w:hanging="360"/>
-      </w:pPr>
-      <w:r>
-        <w:t xml:space="preserve">    print(f"Total Marks: {total_marks}")</w:t>
-      </w:r>
-    </w:p>
-    <w:p>
-      <w:pPr>
-        <w:pStyle w:val="31"/>
-        <w:numPr>
-          <w:ilvl w:val="0"/>
-          <w:numId w:val="0"/>
-        </w:numPr>
-      </w:pPr>
-      <w:r>
-        <w:t xml:space="preserve">     print(f"Average: {average}")</w:t>
-      </w:r>
-    </w:p>
-    <w:p>
-      <w:pPr>
-        <w:pStyle w:val="31"/>
-        <w:numPr>
-          <w:ilvl w:val="0"/>
-          <w:numId w:val="0"/>
-        </w:numPr>
-      </w:pPr>
-      <w:r>
-        <w:t>output: Student Name: Harshitha</w:t>
-      </w:r>
-    </w:p>
-    <w:p>
-      <w:pPr>
-        <w:pStyle w:val="31"/>
-        <w:numPr>
-          <w:ilvl w:val="0"/>
-          <w:numId w:val="0"/>
-        </w:numPr>
-      </w:pPr>
-      <w:r>
-        <w:t xml:space="preserve">             Total Marks: 425</w:t>
-      </w:r>
-    </w:p>
-    <w:p>
-      <w:pPr>
-        <w:pStyle w:val="31"/>
-        <w:numPr>
-          <w:ilvl w:val="0"/>
-          <w:numId w:val="0"/>
-        </w:numPr>
-      </w:pPr>
-      <w:r>
-        <w:t xml:space="preserve">             Average: 85</w:t>
-      </w:r>
-    </w:p>
-    <w:p>
-      <w:pPr>
-        <w:pStyle w:val="31"/>
-        <w:numPr>
-          <w:ilvl w:val="0"/>
-          <w:numId w:val="0"/>
-        </w:numPr>
-      </w:pPr>
-      <w:r>
-        <w:t>4.Use an f-string to display a calculation result.</w:t>
-      </w:r>
-    </w:p>
-    <w:p>
-      <w:pPr>
-        <w:pStyle w:val="31"/>
-        <w:numPr>
-          <w:ilvl w:val="0"/>
-          <w:numId w:val="0"/>
-        </w:numPr>
-        <w:ind w:left="360"/>
-      </w:pPr>
-      <w:r>
-        <w:t>A) a = 20</w:t>
-      </w:r>
-    </w:p>
-    <w:p>
-      <w:pPr>
-        <w:pStyle w:val="31"/>
-        <w:numPr>
-          <w:ilvl w:val="0"/>
-          <w:numId w:val="0"/>
-        </w:numPr>
-        <w:ind w:left="360"/>
-      </w:pPr>
-      <w:r>
-        <w:t>b = 10</w:t>
-      </w:r>
-    </w:p>
-    <w:p>
-      <w:pPr>
-        <w:pStyle w:val="31"/>
-        <w:numPr>
-          <w:ilvl w:val="0"/>
-          <w:numId w:val="0"/>
-        </w:numPr>
-        <w:ind w:left="360"/>
-      </w:pPr>
-      <w:r>
-        <w:t>result = a + b</w:t>
-      </w:r>
-    </w:p>
-    <w:p>
-      <w:pPr>
-        <w:pStyle w:val="31"/>
-        <w:numPr>
-          <w:ilvl w:val="0"/>
-          <w:numId w:val="0"/>
-        </w:numPr>
-      </w:pPr>
-      <w:r>
-        <w:t xml:space="preserve">       print(f"The sum of {a} and {b} is {result}.")</w:t>
-      </w:r>
-    </w:p>
-    <w:p>
-      <w:pPr>
-        <w:pStyle w:val="31"/>
-        <w:numPr>
-          <w:ilvl w:val="0"/>
-          <w:numId w:val="0"/>
-        </w:numPr>
-      </w:pPr>
-      <w:r>
-        <w:t>output: The sum of 20 and 10 is 30.</w:t>
-      </w:r>
-    </w:p>
-    <w:p>
-      <w:pPr>
-        <w:pStyle w:val="31"/>
-        <w:numPr>
-          <w:ilvl w:val="0"/>
-          <w:numId w:val="0"/>
-        </w:numPr>
-      </w:pPr>
-    </w:p>
-    <w:p>
-      <w:pPr>
-        <w:pStyle w:val="31"/>
-        <w:numPr>
-          <w:ilvl w:val="0"/>
-          <w:numId w:val="0"/>
-        </w:numPr>
-      </w:pPr>
-      <w:r>
-        <w:t>5.Research decimal formatting and display a price with exactly 2 decimal places.</w:t>
-      </w:r>
-    </w:p>
-    <w:p>
-      <w:pPr>
-        <w:pStyle w:val="31"/>
-        <w:numPr>
-          <w:ilvl w:val="0"/>
-          <w:numId w:val="0"/>
-        </w:numPr>
-      </w:pPr>
-      <w:r>
-        <w:t>A) price = 99.5</w:t>
-      </w:r>
-    </w:p>
-    <w:p>
-      <w:pPr>
-        <w:pStyle w:val="31"/>
-        <w:numPr>
-          <w:ilvl w:val="0"/>
-          <w:numId w:val="0"/>
-        </w:numPr>
-      </w:pPr>
-      <w:r>
-        <w:t xml:space="preserve">     print(f"The price is {price:.2f}")</w:t>
-      </w:r>
-    </w:p>
-    <w:p>
-      <w:pPr>
-        <w:pStyle w:val="31"/>
-        <w:numPr>
-          <w:ilvl w:val="0"/>
-          <w:numId w:val="0"/>
-        </w:numPr>
-      </w:pPr>
-      <w:r>
         <w:t>output: The price is 99.50</w:t>
       </w:r>
     </w:p>
@@ -3460,6 +6822,10 @@
         <w:pStyle w:val="26"/>
       </w:pPr>
       <w:r>
+        <w:rPr>
+          <w:b/>
+          <w:bCs/>
+        </w:rPr>
         <w:t>B. * ✓</w:t>
       </w:r>
     </w:p>
@@ -3505,6 +6871,10 @@
         <w:pStyle w:val="26"/>
       </w:pPr>
       <w:r>
+        <w:rPr>
+          <w:b/>
+          <w:bCs/>
+        </w:rPr>
         <w:t>C. Remainder  ✓</w:t>
       </w:r>
     </w:p>
@@ -3569,8 +6939,16 @@
     <w:p>
       <w:pPr>
         <w:pStyle w:val="26"/>
-      </w:pPr>
-      <w:r>
+        <w:rPr>
+          <w:b/>
+          <w:bCs/>
+        </w:rPr>
+      </w:pPr>
+      <w:r>
+        <w:rPr>
+          <w:b/>
+          <w:bCs/>
+        </w:rPr>
         <w:t>B. 6  ✓</w:t>
       </w:r>
     </w:p>
@@ -3608,6 +6986,10 @@
         <w:pStyle w:val="26"/>
       </w:pPr>
       <w:r>
+        <w:rPr>
+          <w:b/>
+          <w:bCs/>
+        </w:rPr>
         <w:t>B. text[-1]   ✓</w:t>
       </w:r>
     </w:p>
@@ -3637,6 +7019,10 @@
         <w:pStyle w:val="26"/>
       </w:pPr>
       <w:r>
+        <w:rPr>
+          <w:b/>
+          <w:bCs/>
+        </w:rPr>
         <w:t>A. lower()   ✓</w:t>
       </w:r>
     </w:p>
@@ -3688,8 +7074,16 @@
     <w:p>
       <w:pPr>
         <w:pStyle w:val="26"/>
-      </w:pPr>
-      <w:r>
+        <w:rPr>
+          <w:b/>
+          <w:bCs/>
+        </w:rPr>
+      </w:pPr>
+      <w:r>
+        <w:rPr>
+          <w:b/>
+          <w:bCs/>
+        </w:rPr>
         <w:t>C. strip() ✓</w:t>
       </w:r>
     </w:p>
@@ -3717,8 +7111,16 @@
     <w:p>
       <w:pPr>
         <w:pStyle w:val="26"/>
-      </w:pPr>
-      <w:r>
+        <w:rPr>
+          <w:b/>
+          <w:bCs/>
+        </w:rPr>
+      </w:pPr>
+      <w:r>
+        <w:rPr>
+          <w:b/>
+          <w:bCs/>
+        </w:rPr>
         <w:t>B. in  ✓</w:t>
       </w:r>
     </w:p>
@@ -3748,6 +7150,10 @@
         <w:pStyle w:val="26"/>
       </w:pPr>
       <w:r>
+        <w:rPr>
+          <w:b/>
+          <w:bCs/>
+        </w:rPr>
         <w:t>A. f"Hello {name}"  ✓</w:t>
       </w:r>
     </w:p>
@@ -3791,8 +7197,16 @@
     <w:p>
       <w:pPr>
         <w:pStyle w:val="26"/>
-      </w:pPr>
-      <w:r>
+        <w:rPr>
+          <w:b/>
+          <w:bCs/>
+        </w:rPr>
+      </w:pPr>
+      <w:r>
+        <w:rPr>
+          <w:b/>
+          <w:bCs/>
+        </w:rPr>
         <w:t>B. ==   ✓</w:t>
       </w:r>
     </w:p>
@@ -3830,6 +7244,10 @@
         <w:pStyle w:val="26"/>
       </w:pPr>
       <w:r>
+        <w:rPr>
+          <w:b/>
+          <w:bCs/>
+        </w:rPr>
         <w:t>A. 3  ✓</w:t>
       </w:r>
     </w:p>
@@ -3873,8 +7291,16 @@
     <w:p>
       <w:pPr>
         <w:pStyle w:val="26"/>
-      </w:pPr>
-      <w:r>
+        <w:rPr>
+          <w:b/>
+          <w:bCs/>
+        </w:rPr>
+      </w:pPr>
+      <w:r>
+        <w:rPr>
+          <w:b/>
+          <w:bCs/>
+        </w:rPr>
         <w:t>B. 2  ✓</w:t>
       </w:r>
     </w:p>
@@ -3912,7 +7338,18 @@
         <w:pStyle w:val="26"/>
       </w:pPr>
       <w:r>
-        <w:t>B. yth  ✓</w:t>
+        <w:rPr>
+          <w:b/>
+          <w:bCs/>
+        </w:rPr>
+        <w:t>B.</w:t>
+      </w:r>
+      <w:r>
+        <w:rPr>
+          <w:b/>
+          <w:bCs/>
+        </w:rPr>
+        <w:t xml:space="preserve"> yth  ✓</w:t>
       </w:r>
     </w:p>
     <w:p>
@@ -3947,8 +7384,16 @@
     <w:p>
       <w:pPr>
         <w:pStyle w:val="26"/>
-      </w:pPr>
-      <w:r>
+        <w:rPr>
+          <w:b/>
+          <w:bCs/>
+        </w:rPr>
+      </w:pPr>
+      <w:r>
+        <w:rPr>
+          <w:b/>
+          <w:bCs/>
+        </w:rPr>
         <w:t>B. hon  ✓</w:t>
       </w:r>
     </w:p>
@@ -3994,6 +7439,10 @@
         <w:pStyle w:val="26"/>
       </w:pPr>
       <w:r>
+        <w:rPr>
+          <w:b/>
+          <w:bCs/>
+        </w:rPr>
         <w:t>C. 'hello'  ✓</w:t>
       </w:r>
     </w:p>
@@ -4023,6 +7472,10 @@
         <w:pStyle w:val="26"/>
       </w:pPr>
       <w:r>
+        <w:rPr>
+          <w:b/>
+          <w:bCs/>
+        </w:rPr>
         <w:t>B. HELLO  ✓</w:t>
       </w:r>
     </w:p>
@@ -4058,8 +7511,16 @@
     <w:p>
       <w:pPr>
         <w:pStyle w:val="26"/>
-      </w:pPr>
-      <w:r>
+        <w:rPr>
+          <w:b/>
+          <w:bCs/>
+        </w:rPr>
+      </w:pPr>
+      <w:r>
+        <w:rPr>
+          <w:b/>
+          <w:bCs/>
+        </w:rPr>
         <w:t>B. ['a','b','c']    ✓</w:t>
       </w:r>
     </w:p>
@@ -4095,8 +7556,16 @@
     <w:p>
       <w:pPr>
         <w:pStyle w:val="26"/>
-      </w:pPr>
-      <w:r>
+        <w:rPr>
+          <w:b/>
+          <w:bCs/>
+        </w:rPr>
+      </w:pPr>
+      <w:r>
+        <w:rPr>
+          <w:b/>
+          <w:bCs/>
+        </w:rPr>
         <w:t>B. 'AI' in text   ✓</w:t>
       </w:r>
     </w:p>
@@ -4140,8 +7609,16 @@
     <w:p>
       <w:pPr>
         <w:pStyle w:val="26"/>
-      </w:pPr>
-      <w:r>
+        <w:rPr>
+          <w:b/>
+          <w:bCs/>
+        </w:rPr>
+      </w:pPr>
+      <w:r>
+        <w:rPr>
+          <w:b/>
+          <w:bCs/>
+        </w:rPr>
         <w:t>C. IndexError  ✓</w:t>
       </w:r>
     </w:p>
@@ -4161,8 +7638,16 @@
     <w:p>
       <w:pPr>
         <w:pStyle w:val="26"/>
-      </w:pPr>
-      <w:r>
+        <w:rPr>
+          <w:b/>
+          <w:bCs/>
+        </w:rPr>
+      </w:pPr>
+      <w:r>
+        <w:rPr>
+          <w:b/>
+          <w:bCs/>
+        </w:rPr>
         <w:t>A. Insert values/expressions into strings cleanly  ✓</w:t>
       </w:r>
     </w:p>
@@ -4216,6 +7701,10 @@
         <w:pStyle w:val="26"/>
       </w:pPr>
       <w:r>
+        <w:rPr>
+          <w:b/>
+          <w:bCs/>
+        </w:rPr>
         <w:t>B. They are immutable  ✓</w:t>
       </w:r>
     </w:p>
@@ -4261,6 +7750,10 @@
         <w:pStyle w:val="26"/>
       </w:pPr>
       <w:r>
+        <w:rPr>
+          <w:b/>
+          <w:bCs/>
+        </w:rPr>
         <w:t>C. Both A and B  ✓</w:t>
       </w:r>
     </w:p>
@@ -4290,6 +7783,10 @@
         <w:pStyle w:val="26"/>
       </w:pPr>
       <w:r>
+        <w:rPr>
+          <w:b/>
+          <w:bCs/>
+        </w:rPr>
         <w:t>B. Reverses text   ✓</w:t>
       </w:r>
     </w:p>
@@ -4317,8 +7814,16 @@
     <w:p>
       <w:pPr>
         <w:pStyle w:val="26"/>
-      </w:pPr>
-      <w:r>
+        <w:rPr>
+          <w:b/>
+          <w:bCs/>
+        </w:rPr>
+      </w:pPr>
+      <w:r>
+        <w:rPr>
+          <w:b/>
+          <w:bCs/>
+        </w:rPr>
         <w:t>A. '@' in email   ✓</w:t>
       </w:r>
     </w:p>
@@ -4356,6 +7861,10 @@
         <w:pStyle w:val="26"/>
       </w:pPr>
       <w:r>
+        <w:rPr>
+          <w:b/>
+          <w:bCs/>
+        </w:rPr>
         <w:t>A. Returns a transformed string   ✓</w:t>
       </w:r>
     </w:p>
@@ -4401,6 +7910,10 @@
         <w:pStyle w:val="26"/>
       </w:pPr>
       <w:r>
+        <w:rPr>
+          <w:b/>
+          <w:bCs/>
+        </w:rPr>
         <w:t>B. int(x)*2  ✓</w:t>
       </w:r>
     </w:p>
@@ -4430,6 +7943,10 @@
         <w:pStyle w:val="26"/>
       </w:pPr>
       <w:r>
+        <w:rPr>
+          <w:b/>
+          <w:bCs/>
+        </w:rPr>
         <w:t>A. f'{price:.2f}'   ✓</w:t>
       </w:r>
     </w:p>
@@ -4467,6 +7984,10 @@
         <w:pStyle w:val="26"/>
       </w:pPr>
       <w:r>
+        <w:rPr>
+          <w:b/>
+          <w:bCs/>
+        </w:rPr>
         <w:t>A. strip()   ✓</w:t>
       </w:r>
     </w:p>
@@ -4502,8 +8023,16 @@
     <w:p>
       <w:pPr>
         <w:pStyle w:val="26"/>
-      </w:pPr>
-      <w:r>
+        <w:rPr>
+          <w:b/>
+          <w:bCs/>
+        </w:rPr>
+      </w:pPr>
+      <w:r>
+        <w:rPr>
+          <w:b/>
+          <w:bCs/>
+        </w:rPr>
         <w:t>A. Invalid index   ✓</w:t>
       </w:r>
     </w:p>
@@ -4539,8 +8068,16 @@
     <w:p>
       <w:pPr>
         <w:pStyle w:val="26"/>
-      </w:pPr>
-      <w:r>
+        <w:rPr>
+          <w:b/>
+          <w:bCs/>
+        </w:rPr>
+      </w:pPr>
+      <w:r>
+        <w:rPr>
+          <w:b/>
+          <w:bCs/>
+        </w:rPr>
         <w:t>A. It makes transformations easier to test  ✓</w:t>
       </w:r>
     </w:p>
@@ -5656,6 +9193,11 @@
       </w:r>
     </w:p>
     <w:p>
+      <w:r>
+        <w:t xml:space="preserve">Corrected code / explanation: </w:t>
+      </w:r>
+    </w:p>
+    <w:p>
       <w:pPr>
         <w:rPr>
           <w:rFonts w:ascii="Courier New" w:hAnsi="Courier New"/>
@@ -5663,9 +9205,6 @@
         </w:rPr>
       </w:pPr>
       <w:r>
-        <w:t xml:space="preserve">Corrected code / explanation: </w:t>
-      </w:r>
-      <w:r>
         <w:rPr>
           <w:rFonts w:ascii="Courier New" w:hAnsi="Courier New"/>
           <w:sz w:val="18"/>
@@ -5684,7 +9223,7 @@
           <w:rFonts w:ascii="Courier New" w:hAnsi="Courier New"/>
           <w:sz w:val="18"/>
         </w:rPr>
-        <w:t xml:space="preserve">                         print(f'Age: {int(age) + 1}')</w:t>
+        <w:t>print(f'Age: {int(age) + 1}')</w:t>
       </w:r>
     </w:p>
     <w:p>
@@ -5751,17 +9290,22 @@
     </w:p>
     <w:p>
       <w:r>
-        <w:t>Corrected code / explanation:   name = 'phani'</w:t>
-      </w:r>
-    </w:p>
-    <w:p>
-      <w:r>
-        <w:t xml:space="preserve">                                                                   age = 30</w:t>
-      </w:r>
-    </w:p>
-    <w:p>
-      <w:r>
-        <w:t xml:space="preserve">                                                                     print(f'Hello {name}, you are {age} years  old.')_</w:t>
+        <w:t xml:space="preserve">Corrected code / explanation:   </w:t>
+      </w:r>
+    </w:p>
+    <w:p>
+      <w:r>
+        <w:t>name = 'phani'</w:t>
+      </w:r>
+    </w:p>
+    <w:p>
+      <w:r>
+        <w:t>age = 30</w:t>
+      </w:r>
+    </w:p>
+    <w:p>
+      <w:r>
+        <w:t>print(f'Hello {name}, you are {age} years  old.')_</w:t>
       </w:r>
     </w:p>
     <w:p>
@@ -5807,55 +9351,20 @@
     </w:p>
     <w:p>
       <w:r>
-        <w:t>Corrected code / explanation:  email = input('Email: ')</w:t>
-      </w:r>
-    </w:p>
-    <w:p>
-      <w:r>
-        <w:t xml:space="preserve">                                                   print(email.endswith('.com'))</w:t>
-      </w:r>
-    </w:p>
-    <w:p>
-      <w:r>
-        <w:t>code is correct .</w:t>
-      </w:r>
-    </w:p>
-    <w:p>
-      <w:r>
-        <w:t xml:space="preserve">Testcase1: </w:t>
-      </w:r>
-      <w:r>
-        <w:fldChar w:fldCharType="begin"/>
-      </w:r>
-      <w:r>
-        <w:instrText xml:space="preserve"> HYPERLINK "mailto:harshi1@gmail.com-%3eTrue" </w:instrText>
-      </w:r>
-      <w:r>
-        <w:fldChar w:fldCharType="separate"/>
-      </w:r>
-      <w:r>
-        <w:rPr>
-          <w:rStyle w:val="21"/>
-        </w:rPr>
-        <w:t>harshi1@gmail.com-&gt;True</w:t>
-      </w:r>
-      <w:r>
-        <w:rPr>
-          <w:rStyle w:val="21"/>
-        </w:rPr>
-        <w:fldChar w:fldCharType="end"/>
-      </w:r>
-    </w:p>
-    <w:p>
-      <w:r>
-        <w:t>Testcase2:harshi@in-&gt;False</w:t>
-      </w:r>
-    </w:p>
-    <w:p>
-      <w:r>
-        <w:t>Testcase3:harshi@ayoo-&gt;Fase</w:t>
-      </w:r>
-    </w:p>
+        <w:t xml:space="preserve">Corrected code / explanation: </w:t>
+      </w:r>
+    </w:p>
+    <w:p>
+      <w:r>
+        <w:t xml:space="preserve"> email = input('Email: ')</w:t>
+      </w:r>
+    </w:p>
+    <w:p>
+      <w:r>
+        <w:t xml:space="preserve"> print(email.endswith('.com'))</w:t>
+      </w:r>
+    </w:p>
+    <w:p/>
     <w:p>
       <w:pPr>
         <w:pStyle w:val="4"/>
@@ -5894,12 +9403,30 @@
     </w:p>
     <w:p>
       <w:r>
-        <w:t>Corrected code / explanation: code = 'IND-MOB-2026-001'</w:t>
-      </w:r>
-    </w:p>
-    <w:p>
-      <w:r>
-        <w:t xml:space="preserve">                                                                print(code[16])   ---&gt;1</w:t>
+        <w:t xml:space="preserve">Corrected code / explanation: </w:t>
+      </w:r>
+    </w:p>
+    <w:p>
+      <w:pPr>
+        <w:rPr>
+          <w:rFonts w:hint="default"/>
+          <w:lang w:val="en-IN"/>
+        </w:rPr>
+      </w:pPr>
+      <w:r>
+        <w:t>code = 'IND-MOB-2026-0</w:t>
+      </w:r>
+      <w:r>
+        <w:rPr>
+          <w:rFonts w:hint="default"/>
+          <w:lang w:val="en-IN"/>
+        </w:rPr>
+        <w:t>01</w:t>
+      </w:r>
+    </w:p>
+    <w:p>
+      <w:r>
+        <w:t xml:space="preserve">print(code[16])  </w:t>
       </w:r>
     </w:p>
     <w:p>
@@ -5944,6 +9471,11 @@
       </w:r>
     </w:p>
     <w:p>
+      <w:r>
+        <w:t xml:space="preserve">Corrected code </w:t>
+      </w:r>
+    </w:p>
+    <w:p>
       <w:pPr>
         <w:rPr>
           <w:rFonts w:ascii="Courier New" w:hAnsi="Courier New"/>
@@ -5951,7 +9483,7 @@
         </w:rPr>
       </w:pPr>
       <w:r>
-        <w:t xml:space="preserve">Corrected code / explanation: </w:t>
+        <w:t xml:space="preserve"> </w:t>
       </w:r>
       <w:r>
         <w:rPr>
@@ -5972,22 +9504,10 @@
           <w:rFonts w:ascii="Courier New" w:hAnsi="Courier New"/>
           <w:sz w:val="18"/>
         </w:rPr>
-        <w:t xml:space="preserve">                          print(text.upper().strip())    -</w:t>
-      </w:r>
-      <w:r>
-        <w:rPr>
-          <w:rFonts w:ascii="Courier New" w:hAnsi="Courier New"/>
-          <w:sz w:val="18"/>
-        </w:rPr>
-        <w:sym w:font="Wingdings" w:char="F0E0"/>
-      </w:r>
-      <w:r>
-        <w:rPr>
-          <w:rFonts w:ascii="Courier New" w:hAnsi="Courier New"/>
-          <w:sz w:val="18"/>
-        </w:rPr>
-        <w:t>HELLO WORLD</w:t>
-      </w:r>
+        <w:t xml:space="preserve"> print(text.upper().strip())    </w:t>
+      </w:r>
+      <w:bookmarkStart w:id="0" w:name="_GoBack"/>
+      <w:bookmarkEnd w:id="0"/>
     </w:p>
     <w:p>
       <w:r>
@@ -8071,14 +11591,6 @@
       </w:tblGrid>
       <w:tr>
         <w:tblPrEx>
-          <w:tblBorders>
-            <w:top w:val="single" w:color="auto" w:sz="4" w:space="0"/>
-            <w:left w:val="single" w:color="auto" w:sz="4" w:space="0"/>
-            <w:bottom w:val="single" w:color="auto" w:sz="4" w:space="0"/>
-            <w:right w:val="single" w:color="auto" w:sz="4" w:space="0"/>
-            <w:insideH w:val="single" w:color="auto" w:sz="4" w:space="0"/>
-            <w:insideV w:val="single" w:color="auto" w:sz="4" w:space="0"/>
-          </w:tblBorders>
           <w:tblCellMar>
             <w:top w:w="0" w:type="dxa"/>
             <w:left w:w="108" w:type="dxa"/>
@@ -8562,7 +12074,7 @@
         <w:pStyle w:val="31"/>
         <w:numPr>
           <w:ilvl w:val="0"/>
-          <w:numId w:val="7"/>
+          <w:numId w:val="8"/>
         </w:numPr>
         <w:rPr>
           <w:lang w:val="en-IN"/>
@@ -8580,7 +12092,7 @@
         <w:pStyle w:val="31"/>
         <w:numPr>
           <w:ilvl w:val="0"/>
-          <w:numId w:val="7"/>
+          <w:numId w:val="8"/>
         </w:numPr>
         <w:rPr>
           <w:lang w:val="en-IN"/>
@@ -8598,7 +12110,7 @@
         <w:pStyle w:val="31"/>
         <w:numPr>
           <w:ilvl w:val="0"/>
-          <w:numId w:val="7"/>
+          <w:numId w:val="8"/>
         </w:numPr>
         <w:rPr>
           <w:lang w:val="en-IN"/>
@@ -8616,7 +12128,7 @@
         <w:pStyle w:val="31"/>
         <w:numPr>
           <w:ilvl w:val="0"/>
-          <w:numId w:val="7"/>
+          <w:numId w:val="8"/>
         </w:numPr>
         <w:rPr>
           <w:lang w:val="en-IN"/>
@@ -9282,6 +12794,12 @@
             <w:insideH w:val="single" w:color="auto" w:sz="4" w:space="0"/>
             <w:insideV w:val="single" w:color="auto" w:sz="4" w:space="0"/>
           </w:tblBorders>
+          <w:tblCellMar>
+            <w:top w:w="0" w:type="dxa"/>
+            <w:left w:w="108" w:type="dxa"/>
+            <w:bottom w:w="0" w:type="dxa"/>
+            <w:right w:w="108" w:type="dxa"/>
+          </w:tblCellMar>
         </w:tblPrEx>
         <w:tc>
           <w:tcPr>
@@ -9320,8 +12838,6 @@
             <w:r>
               <w:t xml:space="preserve">☐ </w:t>
             </w:r>
-            <w:bookmarkStart w:id="0" w:name="_GoBack"/>
-            <w:bookmarkEnd w:id="0"/>
           </w:p>
         </w:tc>
         <w:tc>
@@ -10104,6 +13620,22 @@
       </w:rPr>
     </w:lvl>
   </w:abstractNum>
+  <w:abstractNum w:abstractNumId="7">
+    <w:nsid w:val="5FF97B29"/>
+    <w:multiLevelType w:val="singleLevel"/>
+    <w:tmpl w:val="5FF97B29"/>
+    <w:lvl w:ilvl="0" w:tentative="0">
+      <w:start w:val="7"/>
+      <w:numFmt w:val="decimal"/>
+      <w:lvlText w:val="%1."/>
+      <w:lvlJc w:val="left"/>
+      <w:pPr>
+        <w:tabs>
+          <w:tab w:val="left" w:pos="312"/>
+        </w:tabs>
+      </w:pPr>
+    </w:lvl>
+  </w:abstractNum>
   <w:num w:numId="1">
     <w:abstractNumId w:val="5"/>
   </w:num>
@@ -10123,6 +13655,9 @@
     <w:abstractNumId w:val="0"/>
   </w:num>
   <w:num w:numId="7">
+    <w:abstractNumId w:val="7"/>
+  </w:num>
+  <w:num w:numId="8">
     <w:abstractNumId w:val="6"/>
   </w:num>
 </w:numbering>
@@ -10133,7 +13668,7 @@
   <w:docDefaults>
     <w:rPrDefault>
       <w:rPr>
-        <w:rFonts w:asciiTheme="minorHAnsi" w:hAnsiTheme="minorHAnsi" w:eastAsiaTheme="minorEastAsia" w:cstheme="minorBidi"/>
+        <w:rFonts w:ascii="Times New Roman" w:hAnsi="Times New Roman" w:eastAsia="SimSun" w:cs="Times New Roman"/>
       </w:rPr>
     </w:rPrDefault>
     <w:pPrDefault/>
@@ -10171,7 +13706,7 @@
     <w:lsdException w:uiPriority="99" w:name="footnote text"/>
     <w:lsdException w:uiPriority="99" w:name="annotation text"/>
     <w:lsdException w:qFormat="1" w:uiPriority="99" w:semiHidden="0" w:name="header"/>
-    <w:lsdException w:uiPriority="99" w:semiHidden="0" w:name="footer"/>
+    <w:lsdException w:qFormat="1" w:uiPriority="99" w:semiHidden="0" w:name="footer"/>
     <w:lsdException w:uiPriority="99" w:name="index heading"/>
     <w:lsdException w:qFormat="1" w:uiPriority="35" w:name="caption"/>
     <w:lsdException w:uiPriority="99" w:name="table of figures"/>
@@ -10186,8 +13721,8 @@
     <w:lsdException w:uiPriority="99" w:name="table of authorities"/>
     <w:lsdException w:qFormat="1" w:uiPriority="99" w:semiHidden="0" w:name="macro"/>
     <w:lsdException w:uiPriority="99" w:name="toa heading"/>
-    <w:lsdException w:uiPriority="99" w:semiHidden="0" w:name="List"/>
-    <w:lsdException w:uiPriority="99" w:semiHidden="0" w:name="List Bullet"/>
+    <w:lsdException w:qFormat="1" w:uiPriority="99" w:semiHidden="0" w:name="List"/>
+    <w:lsdException w:qFormat="1" w:uiPriority="99" w:semiHidden="0" w:name="List Bullet"/>
     <w:lsdException w:qFormat="1" w:uiPriority="99" w:semiHidden="0" w:name="List Number"/>
     <w:lsdException w:qFormat="1" w:uiPriority="99" w:semiHidden="0" w:name="List 2"/>
     <w:lsdException w:qFormat="1" w:uiPriority="99" w:semiHidden="0" w:name="List 3"/>
@@ -10219,12 +13754,12 @@
     <w:lsdException w:uiPriority="99" w:name="Body Text First Indent"/>
     <w:lsdException w:uiPriority="99" w:name="Body Text First Indent 2"/>
     <w:lsdException w:uiPriority="99" w:name="Note Heading"/>
-    <w:lsdException w:uiPriority="99" w:semiHidden="0" w:name="Body Text 2"/>
+    <w:lsdException w:qFormat="1" w:uiPriority="99" w:semiHidden="0" w:name="Body Text 2"/>
     <w:lsdException w:uiPriority="99" w:semiHidden="0" w:name="Body Text 3"/>
     <w:lsdException w:uiPriority="99" w:name="Body Text Indent 2"/>
     <w:lsdException w:uiPriority="99" w:name="Body Text Indent 3"/>
     <w:lsdException w:uiPriority="99" w:name="Block Text"/>
-    <w:lsdException w:uiPriority="99" w:semiHidden="0" w:name="Hyperlink"/>
+    <w:lsdException w:qFormat="1" w:uiPriority="99" w:semiHidden="0" w:name="Hyperlink"/>
     <w:lsdException w:uiPriority="99" w:name="FollowedHyperlink"/>
     <w:lsdException w:qFormat="1" w:unhideWhenUsed="0" w:uiPriority="22" w:semiHidden="0" w:name="Strong"/>
     <w:lsdException w:qFormat="1" w:unhideWhenUsed="0" w:uiPriority="20" w:semiHidden="0" w:name="Emphasis"/>
@@ -10296,7 +13831,7 @@
     <w:lsdException w:qFormat="1" w:unhideWhenUsed="0" w:uiPriority="63" w:semiHidden="0" w:name="Medium Shading 1"/>
     <w:lsdException w:qFormat="1" w:unhideWhenUsed="0" w:uiPriority="64" w:semiHidden="0" w:name="Medium Shading 2"/>
     <w:lsdException w:qFormat="1" w:unhideWhenUsed="0" w:uiPriority="65" w:semiHidden="0" w:name="Medium List 1"/>
-    <w:lsdException w:unhideWhenUsed="0" w:uiPriority="66" w:semiHidden="0" w:name="Medium List 2"/>
+    <w:lsdException w:qFormat="1" w:unhideWhenUsed="0" w:uiPriority="66" w:semiHidden="0" w:name="Medium List 2"/>
     <w:lsdException w:qFormat="1" w:unhideWhenUsed="0" w:uiPriority="67" w:semiHidden="0" w:name="Medium Grid 1"/>
     <w:lsdException w:qFormat="1" w:unhideWhenUsed="0" w:uiPriority="68" w:semiHidden="0" w:name="Medium Grid 2"/>
     <w:lsdException w:qFormat="1" w:unhideWhenUsed="0" w:uiPriority="69" w:semiHidden="0" w:name="Medium Grid 3"/>
@@ -10314,7 +13849,7 @@
     <w:lsdException w:qFormat="1" w:unhideWhenUsed="0" w:uiPriority="29" w:semiHidden="0" w:name="Quote"/>
     <w:lsdException w:qFormat="1" w:unhideWhenUsed="0" w:uiPriority="30" w:semiHidden="0" w:name="Intense Quote"/>
     <w:lsdException w:qFormat="1" w:unhideWhenUsed="0" w:uiPriority="66" w:semiHidden="0" w:name="Medium List 2 Accent 1"/>
-    <w:lsdException w:unhideWhenUsed="0" w:uiPriority="67" w:semiHidden="0" w:name="Medium Grid 1 Accent 1"/>
+    <w:lsdException w:qFormat="1" w:unhideWhenUsed="0" w:uiPriority="67" w:semiHidden="0" w:name="Medium Grid 1 Accent 1"/>
     <w:lsdException w:qFormat="1" w:unhideWhenUsed="0" w:uiPriority="68" w:semiHidden="0" w:name="Medium Grid 2 Accent 1"/>
     <w:lsdException w:qFormat="1" w:unhideWhenUsed="0" w:uiPriority="69" w:semiHidden="0" w:name="Medium Grid 3 Accent 1"/>
     <w:lsdException w:qFormat="1" w:unhideWhenUsed="0" w:uiPriority="70" w:semiHidden="0" w:name="Dark List Accent 1"/>
@@ -10328,7 +13863,7 @@
     <w:lsdException w:qFormat="1" w:unhideWhenUsed="0" w:uiPriority="64" w:semiHidden="0" w:name="Medium Shading 2 Accent 2"/>
     <w:lsdException w:qFormat="1" w:unhideWhenUsed="0" w:uiPriority="65" w:semiHidden="0" w:name="Medium List 1 Accent 2"/>
     <w:lsdException w:qFormat="1" w:unhideWhenUsed="0" w:uiPriority="66" w:semiHidden="0" w:name="Medium List 2 Accent 2"/>
-    <w:lsdException w:unhideWhenUsed="0" w:uiPriority="67" w:semiHidden="0" w:name="Medium Grid 1 Accent 2"/>
+    <w:lsdException w:qFormat="1" w:unhideWhenUsed="0" w:uiPriority="67" w:semiHidden="0" w:name="Medium Grid 1 Accent 2"/>
     <w:lsdException w:unhideWhenUsed="0" w:uiPriority="68" w:semiHidden="0" w:name="Medium Grid 2 Accent 2"/>
     <w:lsdException w:qFormat="1" w:unhideWhenUsed="0" w:uiPriority="69" w:semiHidden="0" w:name="Medium Grid 3 Accent 2"/>
     <w:lsdException w:qFormat="1" w:unhideWhenUsed="0" w:uiPriority="70" w:semiHidden="0" w:name="Dark List Accent 2"/>
@@ -10353,7 +13888,7 @@
     <w:lsdException w:qFormat="1" w:unhideWhenUsed="0" w:uiPriority="61" w:semiHidden="0" w:name="Light List Accent 4"/>
     <w:lsdException w:qFormat="1" w:unhideWhenUsed="0" w:uiPriority="62" w:semiHidden="0" w:name="Light Grid Accent 4"/>
     <w:lsdException w:qFormat="1" w:unhideWhenUsed="0" w:uiPriority="63" w:semiHidden="0" w:name="Medium Shading 1 Accent 4"/>
-    <w:lsdException w:unhideWhenUsed="0" w:uiPriority="64" w:semiHidden="0" w:name="Medium Shading 2 Accent 4"/>
+    <w:lsdException w:qFormat="1" w:unhideWhenUsed="0" w:uiPriority="64" w:semiHidden="0" w:name="Medium Shading 2 Accent 4"/>
     <w:lsdException w:qFormat="1" w:unhideWhenUsed="0" w:uiPriority="65" w:semiHidden="0" w:name="Medium List 1 Accent 4"/>
     <w:lsdException w:qFormat="1" w:unhideWhenUsed="0" w:uiPriority="66" w:semiHidden="0" w:name="Medium List 2 Accent 4"/>
     <w:lsdException w:qFormat="1" w:unhideWhenUsed="0" w:uiPriority="67" w:semiHidden="0" w:name="Medium Grid 1 Accent 4"/>
@@ -10678,6 +14213,7 @@
     <w:basedOn w:val="1"/>
     <w:link w:val="147"/>
     <w:unhideWhenUsed/>
+    <w:qFormat/>
     <w:uiPriority w:val="99"/>
     <w:pPr>
       <w:spacing w:after="120" w:line="480" w:lineRule="auto"/>
@@ -10736,6 +14272,7 @@
     <w:basedOn w:val="1"/>
     <w:link w:val="138"/>
     <w:unhideWhenUsed/>
+    <w:qFormat/>
     <w:uiPriority w:val="99"/>
     <w:pPr>
       <w:tabs>
@@ -10777,6 +14314,7 @@
     <w:name w:val="Hyperlink"/>
     <w:basedOn w:val="11"/>
     <w:unhideWhenUsed/>
+    <w:qFormat/>
     <w:uiPriority w:val="99"/>
     <w:rPr>
       <w:color w:val="0000FF" w:themeColor="hyperlink"/>
@@ -10792,6 +14330,7 @@
     <w:name w:val="List"/>
     <w:basedOn w:val="1"/>
     <w:unhideWhenUsed/>
+    <w:qFormat/>
     <w:uiPriority w:val="99"/>
     <w:pPr>
       <w:ind w:left="360" w:hanging="360"/>
@@ -10824,6 +14363,7 @@
     <w:name w:val="List Bullet"/>
     <w:basedOn w:val="1"/>
     <w:unhideWhenUsed/>
+    <w:qFormat/>
     <w:uiPriority w:val="99"/>
     <w:pPr>
       <w:numPr>
@@ -14514,6 +18054,7 @@
   <w:style w:type="table" w:styleId="71">
     <w:name w:val="Medium Shading 2 Accent 4"/>
     <w:basedOn w:val="12"/>
+    <w:qFormat/>
     <w:uiPriority w:val="64"/>
     <w:pPr>
       <w:spacing w:after="0" w:line="240" w:lineRule="auto"/>
@@ -15587,6 +19128,7 @@
   <w:style w:type="table" w:styleId="81">
     <w:name w:val="Medium List 2"/>
     <w:basedOn w:val="12"/>
+    <w:qFormat/>
     <w:uiPriority w:val="66"/>
     <w:pPr>
       <w:spacing w:after="0" w:line="240" w:lineRule="auto"/>
@@ -16518,6 +20060,7 @@
   <w:style w:type="table" w:styleId="89">
     <w:name w:val="Medium Grid 1 Accent 1"/>
     <w:basedOn w:val="12"/>
+    <w:qFormat/>
     <w:uiPriority w:val="67"/>
     <w:pPr>
       <w:spacing w:after="0" w:line="240" w:lineRule="auto"/>
@@ -16581,6 +20124,7 @@
   <w:style w:type="table" w:styleId="90">
     <w:name w:val="Medium Grid 1 Accent 2"/>
     <w:basedOn w:val="12"/>
+    <w:qFormat/>
     <w:uiPriority w:val="67"/>
     <w:pPr>
       <w:spacing w:after="0" w:line="240" w:lineRule="auto"/>
@@ -22028,6 +25572,7 @@
     <w:name w:val="Heading 3 Char"/>
     <w:basedOn w:val="11"/>
     <w:link w:val="4"/>
+    <w:qFormat/>
     <w:uiPriority w:val="9"/>
     <w:rPr>
       <w:rFonts w:asciiTheme="majorHAnsi" w:hAnsiTheme="majorHAnsi" w:eastAsiaTheme="majorEastAsia" w:cstheme="majorBidi"/>
